--- a/SRS/SRS_Version_1.docx
+++ b/SRS/SRS_Version_1.docx
@@ -8,7 +8,6 @@
         <w:outlineLvl w:val="0"/>
         <w:rPr>
           <w:rFonts w:asciiTheme="majorBidi" w:eastAsia="Times New Roman" w:hAnsiTheme="majorBidi" w:cstheme="majorBidi"/>
-          <w:color w:val="373D3F"/>
           <w:kern w:val="36"/>
           <w:sz w:val="48"/>
           <w:szCs w:val="48"/>
@@ -19,7 +18,6 @@
       <w:r>
         <w:rPr>
           <w:rFonts w:asciiTheme="majorBidi" w:eastAsia="Times New Roman" w:hAnsiTheme="majorBidi" w:cstheme="majorBidi"/>
-          <w:color w:val="373D3F"/>
           <w:kern w:val="36"/>
           <w:sz w:val="48"/>
           <w:szCs w:val="48"/>
@@ -35,20 +33,18 @@
         <w:spacing w:before="360" w:after="0" w:line="240" w:lineRule="auto"/>
         <w:rPr>
           <w:rFonts w:asciiTheme="majorBidi" w:eastAsia="Times New Roman" w:hAnsiTheme="majorBidi" w:cstheme="majorBidi"/>
-          <w:color w:val="373D3F"/>
-          <w:kern w:val="0"/>
-          <w:sz w:val="20"/>
-          <w:szCs w:val="20"/>
-          <w:lang w:eastAsia="en-GB"/>
-          <w14:ligatures w14:val="none"/>
-        </w:rPr>
-      </w:pPr>
-      <w:r>
-        <w:rPr>
-          <w:rFonts w:asciiTheme="majorBidi" w:eastAsia="Times New Roman" w:hAnsiTheme="majorBidi" w:cstheme="majorBidi"/>
-          <w:b/>
-          <w:bCs/>
-          <w:color w:val="373D3F"/>
+          <w:kern w:val="0"/>
+          <w:sz w:val="20"/>
+          <w:szCs w:val="20"/>
+          <w:lang w:eastAsia="en-GB"/>
+          <w14:ligatures w14:val="none"/>
+        </w:rPr>
+      </w:pPr>
+      <w:r>
+        <w:rPr>
+          <w:rFonts w:asciiTheme="majorBidi" w:eastAsia="Times New Roman" w:hAnsiTheme="majorBidi" w:cstheme="majorBidi"/>
+          <w:b/>
+          <w:bCs/>
           <w:kern w:val="0"/>
           <w:sz w:val="20"/>
           <w:szCs w:val="20"/>
@@ -64,20 +60,18 @@
         <w:spacing w:before="240" w:after="0" w:line="240" w:lineRule="auto"/>
         <w:rPr>
           <w:rFonts w:asciiTheme="majorBidi" w:eastAsia="Times New Roman" w:hAnsiTheme="majorBidi" w:cstheme="majorBidi"/>
-          <w:color w:val="373D3F"/>
-          <w:kern w:val="0"/>
-          <w:sz w:val="20"/>
-          <w:szCs w:val="20"/>
-          <w:lang w:eastAsia="en-GB"/>
-          <w14:ligatures w14:val="none"/>
-        </w:rPr>
-      </w:pPr>
-      <w:r>
-        <w:rPr>
-          <w:rFonts w:asciiTheme="majorBidi" w:eastAsia="Times New Roman" w:hAnsiTheme="majorBidi" w:cstheme="majorBidi"/>
-          <w:b/>
-          <w:bCs/>
-          <w:color w:val="373D3F"/>
+          <w:kern w:val="0"/>
+          <w:sz w:val="20"/>
+          <w:szCs w:val="20"/>
+          <w:lang w:eastAsia="en-GB"/>
+          <w14:ligatures w14:val="none"/>
+        </w:rPr>
+      </w:pPr>
+      <w:r>
+        <w:rPr>
+          <w:rFonts w:asciiTheme="majorBidi" w:eastAsia="Times New Roman" w:hAnsiTheme="majorBidi" w:cstheme="majorBidi"/>
+          <w:b/>
+          <w:bCs/>
           <w:kern w:val="0"/>
           <w:sz w:val="20"/>
           <w:szCs w:val="20"/>
@@ -93,20 +87,18 @@
         <w:spacing w:before="240" w:after="0" w:line="240" w:lineRule="auto"/>
         <w:rPr>
           <w:rFonts w:asciiTheme="majorBidi" w:eastAsia="Times New Roman" w:hAnsiTheme="majorBidi" w:cstheme="majorBidi"/>
-          <w:color w:val="373D3F"/>
-          <w:kern w:val="0"/>
-          <w:sz w:val="20"/>
-          <w:szCs w:val="20"/>
-          <w:lang w:eastAsia="en-GB"/>
-          <w14:ligatures w14:val="none"/>
-        </w:rPr>
-      </w:pPr>
-      <w:r>
-        <w:rPr>
-          <w:rFonts w:asciiTheme="majorBidi" w:eastAsia="Times New Roman" w:hAnsiTheme="majorBidi" w:cstheme="majorBidi"/>
-          <w:b/>
-          <w:bCs/>
-          <w:color w:val="0000FF"/>
+          <w:kern w:val="0"/>
+          <w:sz w:val="20"/>
+          <w:szCs w:val="20"/>
+          <w:lang w:eastAsia="en-GB"/>
+          <w14:ligatures w14:val="none"/>
+        </w:rPr>
+      </w:pPr>
+      <w:r>
+        <w:rPr>
+          <w:rFonts w:asciiTheme="majorBidi" w:eastAsia="Times New Roman" w:hAnsiTheme="majorBidi" w:cstheme="majorBidi"/>
+          <w:b/>
+          <w:bCs/>
           <w:kern w:val="0"/>
           <w:sz w:val="20"/>
           <w:szCs w:val="20"/>
@@ -120,7 +112,6 @@
           <w:rFonts w:asciiTheme="majorBidi" w:eastAsia="Times New Roman" w:hAnsiTheme="majorBidi" w:cstheme="majorBidi"/>
           <w:b/>
           <w:bCs/>
-          <w:color w:val="0000FF"/>
           <w:kern w:val="0"/>
           <w:sz w:val="20"/>
           <w:szCs w:val="20"/>
@@ -134,7 +125,6 @@
           <w:rFonts w:asciiTheme="majorBidi" w:eastAsia="Times New Roman" w:hAnsiTheme="majorBidi" w:cstheme="majorBidi"/>
           <w:b/>
           <w:bCs/>
-          <w:color w:val="0000FF"/>
           <w:kern w:val="0"/>
           <w:sz w:val="20"/>
           <w:szCs w:val="20"/>
@@ -148,7 +138,6 @@
           <w:rFonts w:asciiTheme="majorBidi" w:eastAsia="Times New Roman" w:hAnsiTheme="majorBidi" w:cstheme="majorBidi"/>
           <w:b/>
           <w:bCs/>
-          <w:color w:val="0000FF"/>
           <w:kern w:val="0"/>
           <w:sz w:val="20"/>
           <w:szCs w:val="20"/>
@@ -162,7 +151,6 @@
           <w:rFonts w:asciiTheme="majorBidi" w:eastAsia="Times New Roman" w:hAnsiTheme="majorBidi" w:cstheme="majorBidi"/>
           <w:b/>
           <w:bCs/>
-          <w:color w:val="0000FF"/>
           <w:kern w:val="0"/>
           <w:sz w:val="20"/>
           <w:szCs w:val="20"/>
@@ -176,7 +164,6 @@
           <w:rFonts w:asciiTheme="majorBidi" w:eastAsia="Times New Roman" w:hAnsiTheme="majorBidi" w:cstheme="majorBidi"/>
           <w:b/>
           <w:bCs/>
-          <w:color w:val="0000FF"/>
           <w:kern w:val="0"/>
           <w:sz w:val="20"/>
           <w:szCs w:val="20"/>
@@ -191,7 +178,6 @@
           <w:rFonts w:asciiTheme="majorBidi" w:eastAsia="Times New Roman" w:hAnsiTheme="majorBidi" w:cstheme="majorBidi"/>
           <w:b/>
           <w:bCs/>
-          <w:color w:val="0000FF"/>
           <w:kern w:val="0"/>
           <w:sz w:val="20"/>
           <w:szCs w:val="20"/>
@@ -208,20 +194,18 @@
         <w:spacing w:before="240" w:after="0" w:line="240" w:lineRule="auto"/>
         <w:rPr>
           <w:rFonts w:asciiTheme="majorBidi" w:eastAsia="Times New Roman" w:hAnsiTheme="majorBidi" w:cstheme="majorBidi"/>
-          <w:color w:val="373D3F"/>
-          <w:kern w:val="0"/>
-          <w:sz w:val="20"/>
-          <w:szCs w:val="20"/>
-          <w:lang w:eastAsia="en-GB"/>
-          <w14:ligatures w14:val="none"/>
-        </w:rPr>
-      </w:pPr>
-      <w:r>
-        <w:rPr>
-          <w:rFonts w:asciiTheme="majorBidi" w:eastAsia="Times New Roman" w:hAnsiTheme="majorBidi" w:cstheme="majorBidi"/>
-          <w:b/>
-          <w:bCs/>
-          <w:color w:val="373D3F"/>
+          <w:kern w:val="0"/>
+          <w:sz w:val="20"/>
+          <w:szCs w:val="20"/>
+          <w:lang w:eastAsia="en-GB"/>
+          <w14:ligatures w14:val="none"/>
+        </w:rPr>
+      </w:pPr>
+      <w:r>
+        <w:rPr>
+          <w:rFonts w:asciiTheme="majorBidi" w:eastAsia="Times New Roman" w:hAnsiTheme="majorBidi" w:cstheme="majorBidi"/>
+          <w:b/>
+          <w:bCs/>
           <w:kern w:val="0"/>
           <w:sz w:val="20"/>
           <w:szCs w:val="20"/>
@@ -235,7 +219,6 @@
           <w:rFonts w:asciiTheme="majorBidi" w:eastAsia="Times New Roman" w:hAnsiTheme="majorBidi" w:cstheme="majorBidi"/>
           <w:b/>
           <w:bCs/>
-          <w:color w:val="0000FF"/>
           <w:kern w:val="0"/>
           <w:sz w:val="20"/>
           <w:szCs w:val="20"/>
@@ -251,20 +234,18 @@
         <w:spacing w:before="240" w:after="0" w:line="240" w:lineRule="auto"/>
         <w:rPr>
           <w:rFonts w:asciiTheme="majorBidi" w:eastAsia="Times New Roman" w:hAnsiTheme="majorBidi" w:cstheme="majorBidi"/>
-          <w:color w:val="373D3F"/>
-          <w:kern w:val="0"/>
-          <w:sz w:val="20"/>
-          <w:szCs w:val="20"/>
-          <w:lang w:eastAsia="en-GB"/>
-          <w14:ligatures w14:val="none"/>
-        </w:rPr>
-      </w:pPr>
-      <w:r>
-        <w:rPr>
-          <w:rFonts w:asciiTheme="majorBidi" w:eastAsia="Times New Roman" w:hAnsiTheme="majorBidi" w:cstheme="majorBidi"/>
-          <w:b/>
-          <w:bCs/>
-          <w:color w:val="373D3F"/>
+          <w:kern w:val="0"/>
+          <w:sz w:val="20"/>
+          <w:szCs w:val="20"/>
+          <w:lang w:eastAsia="en-GB"/>
+          <w14:ligatures w14:val="none"/>
+        </w:rPr>
+      </w:pPr>
+      <w:r>
+        <w:rPr>
+          <w:rFonts w:asciiTheme="majorBidi" w:eastAsia="Times New Roman" w:hAnsiTheme="majorBidi" w:cstheme="majorBidi"/>
+          <w:b/>
+          <w:bCs/>
           <w:kern w:val="0"/>
           <w:sz w:val="20"/>
           <w:szCs w:val="20"/>
@@ -278,7 +259,6 @@
           <w:rFonts w:asciiTheme="majorBidi" w:eastAsia="Times New Roman" w:hAnsiTheme="majorBidi" w:cstheme="majorBidi"/>
           <w:b/>
           <w:bCs/>
-          <w:color w:val="0000FF"/>
           <w:kern w:val="0"/>
           <w:sz w:val="20"/>
           <w:szCs w:val="20"/>
@@ -294,20 +274,18 @@
         <w:spacing w:before="240" w:after="0" w:line="240" w:lineRule="auto"/>
         <w:rPr>
           <w:rFonts w:asciiTheme="majorBidi" w:eastAsia="Times New Roman" w:hAnsiTheme="majorBidi" w:cstheme="majorBidi"/>
-          <w:color w:val="373D3F"/>
-          <w:kern w:val="0"/>
-          <w:sz w:val="20"/>
-          <w:szCs w:val="20"/>
-          <w:lang w:eastAsia="en-GB"/>
-          <w14:ligatures w14:val="none"/>
-        </w:rPr>
-      </w:pPr>
-      <w:r>
-        <w:rPr>
-          <w:rFonts w:asciiTheme="majorBidi" w:eastAsia="Times New Roman" w:hAnsiTheme="majorBidi" w:cstheme="majorBidi"/>
-          <w:b/>
-          <w:bCs/>
-          <w:color w:val="0000FF"/>
+          <w:kern w:val="0"/>
+          <w:sz w:val="20"/>
+          <w:szCs w:val="20"/>
+          <w:lang w:eastAsia="en-GB"/>
+          <w14:ligatures w14:val="none"/>
+        </w:rPr>
+      </w:pPr>
+      <w:r>
+        <w:rPr>
+          <w:rFonts w:asciiTheme="majorBidi" w:eastAsia="Times New Roman" w:hAnsiTheme="majorBidi" w:cstheme="majorBidi"/>
+          <w:b/>
+          <w:bCs/>
           <w:kern w:val="0"/>
           <w:sz w:val="20"/>
           <w:szCs w:val="20"/>
@@ -324,20 +302,18 @@
         <w:jc w:val="center"/>
         <w:rPr>
           <w:rFonts w:asciiTheme="majorBidi" w:eastAsia="Times New Roman" w:hAnsiTheme="majorBidi" w:cstheme="majorBidi"/>
-          <w:color w:val="373D3F"/>
-          <w:kern w:val="0"/>
-          <w:sz w:val="20"/>
-          <w:szCs w:val="20"/>
-          <w:lang w:eastAsia="en-GB"/>
-          <w14:ligatures w14:val="none"/>
-        </w:rPr>
-      </w:pPr>
-      <w:r>
-        <w:rPr>
-          <w:rFonts w:asciiTheme="majorBidi" w:eastAsia="Times New Roman" w:hAnsiTheme="majorBidi" w:cstheme="majorBidi"/>
-          <w:b/>
-          <w:bCs/>
-          <w:color w:val="373D3F"/>
+          <w:kern w:val="0"/>
+          <w:sz w:val="20"/>
+          <w:szCs w:val="20"/>
+          <w:lang w:eastAsia="en-GB"/>
+          <w14:ligatures w14:val="none"/>
+        </w:rPr>
+      </w:pPr>
+      <w:r>
+        <w:rPr>
+          <w:rFonts w:asciiTheme="majorBidi" w:eastAsia="Times New Roman" w:hAnsiTheme="majorBidi" w:cstheme="majorBidi"/>
+          <w:b/>
+          <w:bCs/>
           <w:kern w:val="0"/>
           <w:sz w:val="20"/>
           <w:szCs w:val="20"/>
@@ -354,20 +330,18 @@
         <w:jc w:val="center"/>
         <w:rPr>
           <w:rFonts w:asciiTheme="majorBidi" w:eastAsia="Times New Roman" w:hAnsiTheme="majorBidi" w:cstheme="majorBidi"/>
-          <w:color w:val="373D3F"/>
-          <w:kern w:val="0"/>
-          <w:sz w:val="20"/>
-          <w:szCs w:val="20"/>
-          <w:lang w:eastAsia="en-GB"/>
-          <w14:ligatures w14:val="none"/>
-        </w:rPr>
-      </w:pPr>
-      <w:r>
-        <w:rPr>
-          <w:rFonts w:asciiTheme="majorBidi" w:eastAsia="Times New Roman" w:hAnsiTheme="majorBidi" w:cstheme="majorBidi"/>
-          <w:b/>
-          <w:bCs/>
-          <w:color w:val="373D3F"/>
+          <w:kern w:val="0"/>
+          <w:sz w:val="20"/>
+          <w:szCs w:val="20"/>
+          <w:lang w:eastAsia="en-GB"/>
+          <w14:ligatures w14:val="none"/>
+        </w:rPr>
+      </w:pPr>
+      <w:r>
+        <w:rPr>
+          <w:rFonts w:asciiTheme="majorBidi" w:eastAsia="Times New Roman" w:hAnsiTheme="majorBidi" w:cstheme="majorBidi"/>
+          <w:b/>
+          <w:bCs/>
           <w:kern w:val="0"/>
           <w:sz w:val="20"/>
           <w:szCs w:val="20"/>
@@ -426,7 +400,6 @@
               <w:spacing w:before="360" w:after="360" w:line="264" w:lineRule="atLeast"/>
               <w:rPr>
                 <w:rFonts w:asciiTheme="majorBidi" w:eastAsia="Times New Roman" w:hAnsiTheme="majorBidi" w:cstheme="majorBidi"/>
-                <w:color w:val="373D3F"/>
                 <w:kern w:val="0"/>
                 <w:sz w:val="16"/>
                 <w:szCs w:val="16"/>
@@ -437,7 +410,6 @@
             <w:r>
               <w:rPr>
                 <w:rFonts w:asciiTheme="majorBidi" w:eastAsia="Times New Roman" w:hAnsiTheme="majorBidi" w:cstheme="majorBidi"/>
-                <w:color w:val="373D3F"/>
                 <w:kern w:val="0"/>
                 <w:sz w:val="16"/>
                 <w:szCs w:val="16"/>
@@ -472,7 +444,6 @@
               <w:spacing w:before="360" w:after="360" w:line="264" w:lineRule="atLeast"/>
               <w:rPr>
                 <w:rFonts w:asciiTheme="majorBidi" w:eastAsia="Times New Roman" w:hAnsiTheme="majorBidi" w:cstheme="majorBidi"/>
-                <w:color w:val="373D3F"/>
                 <w:kern w:val="0"/>
                 <w:sz w:val="16"/>
                 <w:szCs w:val="16"/>
@@ -483,7 +454,6 @@
             <w:r>
               <w:rPr>
                 <w:rFonts w:asciiTheme="majorBidi" w:eastAsia="Times New Roman" w:hAnsiTheme="majorBidi" w:cstheme="majorBidi"/>
-                <w:color w:val="373D3F"/>
                 <w:kern w:val="0"/>
                 <w:sz w:val="16"/>
                 <w:szCs w:val="16"/>
@@ -518,7 +488,6 @@
               <w:spacing w:before="360" w:after="360" w:line="264" w:lineRule="atLeast"/>
               <w:rPr>
                 <w:rFonts w:asciiTheme="majorBidi" w:eastAsia="Times New Roman" w:hAnsiTheme="majorBidi" w:cstheme="majorBidi"/>
-                <w:color w:val="373D3F"/>
                 <w:kern w:val="0"/>
                 <w:sz w:val="16"/>
                 <w:szCs w:val="16"/>
@@ -529,7 +498,6 @@
             <w:r>
               <w:rPr>
                 <w:rFonts w:asciiTheme="majorBidi" w:eastAsia="Times New Roman" w:hAnsiTheme="majorBidi" w:cstheme="majorBidi"/>
-                <w:color w:val="373D3F"/>
                 <w:kern w:val="0"/>
                 <w:sz w:val="16"/>
                 <w:szCs w:val="16"/>
@@ -564,7 +532,6 @@
               <w:spacing w:before="360" w:after="360" w:line="264" w:lineRule="atLeast"/>
               <w:rPr>
                 <w:rFonts w:asciiTheme="majorBidi" w:eastAsia="Times New Roman" w:hAnsiTheme="majorBidi" w:cstheme="majorBidi"/>
-                <w:color w:val="373D3F"/>
                 <w:kern w:val="0"/>
                 <w:sz w:val="16"/>
                 <w:szCs w:val="16"/>
@@ -575,7 +542,6 @@
             <w:r>
               <w:rPr>
                 <w:rFonts w:asciiTheme="majorBidi" w:eastAsia="Times New Roman" w:hAnsiTheme="majorBidi" w:cstheme="majorBidi"/>
-                <w:color w:val="373D3F"/>
                 <w:kern w:val="0"/>
                 <w:sz w:val="16"/>
                 <w:szCs w:val="16"/>
@@ -612,7 +578,6 @@
               <w:spacing w:before="360" w:after="360" w:line="264" w:lineRule="atLeast"/>
               <w:rPr>
                 <w:rFonts w:asciiTheme="majorBidi" w:eastAsia="Times New Roman" w:hAnsiTheme="majorBidi" w:cstheme="majorBidi"/>
-                <w:color w:val="373D3F"/>
                 <w:kern w:val="0"/>
                 <w:sz w:val="16"/>
                 <w:szCs w:val="16"/>
@@ -623,7 +588,6 @@
             <w:r>
               <w:rPr>
                 <w:rFonts w:asciiTheme="majorBidi" w:eastAsia="Times New Roman" w:hAnsiTheme="majorBidi" w:cstheme="majorBidi"/>
-                <w:color w:val="0000FF"/>
                 <w:kern w:val="0"/>
                 <w:sz w:val="16"/>
                 <w:szCs w:val="16"/>
@@ -658,7 +622,6 @@
               <w:spacing w:before="360" w:after="360" w:line="264" w:lineRule="atLeast"/>
               <w:rPr>
                 <w:rFonts w:asciiTheme="majorBidi" w:eastAsia="Times New Roman" w:hAnsiTheme="majorBidi" w:cstheme="majorBidi"/>
-                <w:color w:val="373D3F"/>
                 <w:kern w:val="0"/>
                 <w:sz w:val="16"/>
                 <w:szCs w:val="16"/>
@@ -669,7 +632,6 @@
             <w:r>
               <w:rPr>
                 <w:rFonts w:asciiTheme="majorBidi" w:eastAsia="Times New Roman" w:hAnsiTheme="majorBidi" w:cstheme="majorBidi"/>
-                <w:color w:val="0000FF"/>
                 <w:kern w:val="0"/>
                 <w:sz w:val="16"/>
                 <w:szCs w:val="16"/>
@@ -704,7 +666,6 @@
               <w:spacing w:before="360" w:after="360" w:line="264" w:lineRule="atLeast"/>
               <w:rPr>
                 <w:rFonts w:asciiTheme="majorBidi" w:eastAsia="Times New Roman" w:hAnsiTheme="majorBidi" w:cstheme="majorBidi"/>
-                <w:color w:val="373D3F"/>
                 <w:kern w:val="0"/>
                 <w:sz w:val="16"/>
                 <w:szCs w:val="16"/>
@@ -715,7 +676,6 @@
             <w:r>
               <w:rPr>
                 <w:rFonts w:asciiTheme="majorBidi" w:eastAsia="Times New Roman" w:hAnsiTheme="majorBidi" w:cstheme="majorBidi"/>
-                <w:color w:val="0000FF"/>
                 <w:kern w:val="0"/>
                 <w:sz w:val="16"/>
                 <w:szCs w:val="16"/>
@@ -750,7 +710,6 @@
               <w:spacing w:before="360" w:after="360" w:line="264" w:lineRule="atLeast"/>
               <w:rPr>
                 <w:rFonts w:asciiTheme="majorBidi" w:eastAsia="Times New Roman" w:hAnsiTheme="majorBidi" w:cstheme="majorBidi"/>
-                <w:color w:val="373D3F"/>
                 <w:kern w:val="0"/>
                 <w:sz w:val="16"/>
                 <w:szCs w:val="16"/>
@@ -761,7 +720,6 @@
             <w:r>
               <w:rPr>
                 <w:rFonts w:asciiTheme="majorBidi" w:eastAsia="Times New Roman" w:hAnsiTheme="majorBidi" w:cstheme="majorBidi"/>
-                <w:color w:val="373D3F"/>
                 <w:kern w:val="0"/>
                 <w:sz w:val="16"/>
                 <w:szCs w:val="16"/>
@@ -780,20 +738,18 @@
         <w:spacing w:before="240" w:after="0" w:line="240" w:lineRule="auto"/>
         <w:rPr>
           <w:rFonts w:asciiTheme="majorBidi" w:eastAsia="Times New Roman" w:hAnsiTheme="majorBidi" w:cstheme="majorBidi"/>
-          <w:color w:val="373D3F"/>
-          <w:kern w:val="0"/>
-          <w:sz w:val="20"/>
-          <w:szCs w:val="20"/>
-          <w:lang w:eastAsia="en-GB"/>
-          <w14:ligatures w14:val="none"/>
-        </w:rPr>
-      </w:pPr>
-      <w:r>
-        <w:rPr>
-          <w:rFonts w:asciiTheme="majorBidi" w:eastAsia="Times New Roman" w:hAnsiTheme="majorBidi" w:cstheme="majorBidi"/>
-          <w:b/>
-          <w:bCs/>
-          <w:color w:val="373D3F"/>
+          <w:kern w:val="0"/>
+          <w:sz w:val="20"/>
+          <w:szCs w:val="20"/>
+          <w:lang w:eastAsia="en-GB"/>
+          <w14:ligatures w14:val="none"/>
+        </w:rPr>
+      </w:pPr>
+      <w:r>
+        <w:rPr>
+          <w:rFonts w:asciiTheme="majorBidi" w:eastAsia="Times New Roman" w:hAnsiTheme="majorBidi" w:cstheme="majorBidi"/>
+          <w:b/>
+          <w:bCs/>
           <w:kern w:val="0"/>
           <w:sz w:val="20"/>
           <w:szCs w:val="20"/>
@@ -809,20 +765,18 @@
         <w:spacing w:before="240" w:after="0" w:line="240" w:lineRule="auto"/>
         <w:rPr>
           <w:rFonts w:asciiTheme="majorBidi" w:eastAsia="Times New Roman" w:hAnsiTheme="majorBidi" w:cstheme="majorBidi"/>
-          <w:color w:val="373D3F"/>
-          <w:kern w:val="0"/>
-          <w:sz w:val="20"/>
-          <w:szCs w:val="20"/>
-          <w:lang w:eastAsia="en-GB"/>
-          <w14:ligatures w14:val="none"/>
-        </w:rPr>
-      </w:pPr>
-      <w:r>
-        <w:rPr>
-          <w:rFonts w:asciiTheme="majorBidi" w:eastAsia="Times New Roman" w:hAnsiTheme="majorBidi" w:cstheme="majorBidi"/>
-          <w:b/>
-          <w:bCs/>
-          <w:color w:val="373D3F"/>
+          <w:kern w:val="0"/>
+          <w:sz w:val="20"/>
+          <w:szCs w:val="20"/>
+          <w:lang w:eastAsia="en-GB"/>
+          <w14:ligatures w14:val="none"/>
+        </w:rPr>
+      </w:pPr>
+      <w:r>
+        <w:rPr>
+          <w:rFonts w:asciiTheme="majorBidi" w:eastAsia="Times New Roman" w:hAnsiTheme="majorBidi" w:cstheme="majorBidi"/>
+          <w:b/>
+          <w:bCs/>
           <w:kern w:val="0"/>
           <w:sz w:val="20"/>
           <w:szCs w:val="20"/>
@@ -839,18 +793,16 @@
         <w:jc w:val="both"/>
         <w:rPr>
           <w:rFonts w:asciiTheme="majorBidi" w:eastAsia="Times New Roman" w:hAnsiTheme="majorBidi" w:cstheme="majorBidi"/>
-          <w:color w:val="0000FF"/>
-          <w:kern w:val="0"/>
-          <w:sz w:val="20"/>
-          <w:szCs w:val="20"/>
-          <w:lang w:eastAsia="en-GB"/>
-          <w14:ligatures w14:val="none"/>
-        </w:rPr>
-      </w:pPr>
-      <w:r>
-        <w:rPr>
-          <w:rFonts w:asciiTheme="majorBidi" w:eastAsia="Times New Roman" w:hAnsiTheme="majorBidi" w:cstheme="majorBidi"/>
-          <w:color w:val="0000FF"/>
+          <w:kern w:val="0"/>
+          <w:sz w:val="20"/>
+          <w:szCs w:val="20"/>
+          <w:lang w:eastAsia="en-GB"/>
+          <w14:ligatures w14:val="none"/>
+        </w:rPr>
+      </w:pPr>
+      <w:r>
+        <w:rPr>
+          <w:rFonts w:asciiTheme="majorBidi" w:eastAsia="Times New Roman" w:hAnsiTheme="majorBidi" w:cstheme="majorBidi"/>
           <w:kern w:val="0"/>
           <w:sz w:val="20"/>
           <w:szCs w:val="20"/>
@@ -867,20 +819,18 @@
         <w:jc w:val="both"/>
         <w:rPr>
           <w:rFonts w:asciiTheme="majorBidi" w:eastAsia="Times New Roman" w:hAnsiTheme="majorBidi" w:cstheme="majorBidi"/>
-          <w:color w:val="373D3F"/>
-          <w:kern w:val="0"/>
-          <w:sz w:val="20"/>
-          <w:szCs w:val="20"/>
-          <w:lang w:eastAsia="en-GB"/>
-          <w14:ligatures w14:val="none"/>
-        </w:rPr>
-      </w:pPr>
-      <w:r>
-        <w:rPr>
-          <w:rFonts w:asciiTheme="majorBidi" w:eastAsia="Times New Roman" w:hAnsiTheme="majorBidi" w:cstheme="majorBidi"/>
-          <w:b/>
-          <w:bCs/>
-          <w:color w:val="373D3F"/>
+          <w:kern w:val="0"/>
+          <w:sz w:val="20"/>
+          <w:szCs w:val="20"/>
+          <w:lang w:eastAsia="en-GB"/>
+          <w14:ligatures w14:val="none"/>
+        </w:rPr>
+      </w:pPr>
+      <w:r>
+        <w:rPr>
+          <w:rFonts w:asciiTheme="majorBidi" w:eastAsia="Times New Roman" w:hAnsiTheme="majorBidi" w:cstheme="majorBidi"/>
+          <w:b/>
+          <w:bCs/>
           <w:kern w:val="0"/>
           <w:sz w:val="20"/>
           <w:szCs w:val="20"/>
@@ -897,7 +847,6 @@
         <w:jc w:val="both"/>
         <w:rPr>
           <w:rFonts w:asciiTheme="majorBidi" w:eastAsia="Times New Roman" w:hAnsiTheme="majorBidi" w:cstheme="majorBidi"/>
-          <w:color w:val="0000FF"/>
           <w:kern w:val="0"/>
           <w:sz w:val="20"/>
           <w:szCs w:val="20"/>
@@ -908,7 +857,6 @@
       <w:r>
         <w:rPr>
           <w:rFonts w:asciiTheme="majorBidi" w:eastAsia="Times New Roman" w:hAnsiTheme="majorBidi" w:cstheme="majorBidi"/>
-          <w:color w:val="0000FF"/>
           <w:kern w:val="0"/>
           <w:sz w:val="20"/>
           <w:szCs w:val="20"/>
@@ -922,66 +870,24 @@
           <w:rFonts w:asciiTheme="majorBidi" w:eastAsia="Times New Roman" w:hAnsiTheme="majorBidi" w:cstheme="majorBidi"/>
           <w:b/>
           <w:bCs/>
-          <w:color w:val="0000FF"/>
           <w:kern w:val="0"/>
           <w:sz w:val="20"/>
           <w:szCs w:val="20"/>
           <w:lang w:val="en-US" w:eastAsia="en-GB"/>
           <w14:ligatures w14:val="none"/>
         </w:rPr>
-        <w:t>IEEE 830</w:t>
-      </w:r>
-      <w:r>
-        <w:rPr>
-          <w:rFonts w:asciiTheme="majorBidi" w:eastAsia="Times New Roman" w:hAnsiTheme="majorBidi" w:cstheme="majorBidi"/>
-          <w:b/>
-          <w:bCs/>
-          <w:color w:val="0000FF"/>
+        <w:t>IEEE 830 standard</w:t>
+      </w:r>
+      <w:r>
+        <w:rPr>
+          <w:rFonts w:asciiTheme="majorBidi" w:eastAsia="Times New Roman" w:hAnsiTheme="majorBidi" w:cstheme="majorBidi"/>
           <w:kern w:val="0"/>
           <w:sz w:val="20"/>
           <w:szCs w:val="20"/>
           <w:lang w:val="en-US" w:eastAsia="en-GB"/>
           <w14:ligatures w14:val="none"/>
         </w:rPr>
-        <w:t xml:space="preserve"> </w:t>
-      </w:r>
-      <w:r>
-        <w:rPr>
-          <w:rFonts w:asciiTheme="majorBidi" w:eastAsia="Times New Roman" w:hAnsiTheme="majorBidi" w:cstheme="majorBidi"/>
-          <w:b/>
-          <w:bCs/>
-          <w:color w:val="0000FF"/>
-          <w:kern w:val="0"/>
-          <w:sz w:val="20"/>
-          <w:szCs w:val="20"/>
-          <w:lang w:val="en-US" w:eastAsia="en-GB"/>
-          <w14:ligatures w14:val="none"/>
-        </w:rPr>
-        <w:t>standard</w:t>
-      </w:r>
-      <w:r>
-        <w:rPr>
-          <w:rFonts w:asciiTheme="majorBidi" w:eastAsia="Times New Roman" w:hAnsiTheme="majorBidi" w:cstheme="majorBidi"/>
-          <w:color w:val="0000FF"/>
-          <w:kern w:val="0"/>
-          <w:sz w:val="20"/>
-          <w:szCs w:val="20"/>
-          <w:lang w:val="en-US" w:eastAsia="en-GB"/>
-          <w14:ligatures w14:val="none"/>
-        </w:rPr>
-        <w:t xml:space="preserve"> for software requirements. </w:t>
-      </w:r>
-      <w:r>
-        <w:rPr>
-          <w:rFonts w:asciiTheme="majorBidi" w:eastAsia="Times New Roman" w:hAnsiTheme="majorBidi" w:cstheme="majorBidi"/>
-          <w:color w:val="0000FF"/>
-          <w:kern w:val="0"/>
-          <w:sz w:val="20"/>
-          <w:szCs w:val="20"/>
-          <w:lang w:val="en-US" w:eastAsia="en-GB"/>
-          <w14:ligatures w14:val="none"/>
-        </w:rPr>
-        <w:t xml:space="preserve">The following typographical conventions are used: </w:t>
+        <w:t xml:space="preserve"> for software requirements. The following typographical conventions are used: </w:t>
       </w:r>
     </w:p>
     <w:p>
@@ -995,7 +901,6 @@
         <w:jc w:val="both"/>
         <w:rPr>
           <w:rFonts w:asciiTheme="majorBidi" w:eastAsia="Times New Roman" w:hAnsiTheme="majorBidi" w:cstheme="majorBidi"/>
-          <w:color w:val="0000FF"/>
           <w:kern w:val="0"/>
           <w:sz w:val="20"/>
           <w:szCs w:val="20"/>
@@ -1008,7 +913,6 @@
           <w:rFonts w:asciiTheme="majorBidi" w:eastAsia="Times New Roman" w:hAnsiTheme="majorBidi" w:cstheme="majorBidi"/>
           <w:b/>
           <w:bCs/>
-          <w:color w:val="0000FF"/>
           <w:kern w:val="0"/>
           <w:sz w:val="20"/>
           <w:szCs w:val="20"/>
@@ -1020,7 +924,6 @@
       <w:r>
         <w:rPr>
           <w:rFonts w:asciiTheme="majorBidi" w:eastAsia="Times New Roman" w:hAnsiTheme="majorBidi" w:cstheme="majorBidi"/>
-          <w:color w:val="0000FF"/>
           <w:kern w:val="0"/>
           <w:sz w:val="20"/>
           <w:szCs w:val="20"/>
@@ -1034,7 +937,6 @@
           <w:rFonts w:asciiTheme="majorBidi" w:eastAsia="Times New Roman" w:hAnsiTheme="majorBidi" w:cstheme="majorBidi"/>
           <w:b/>
           <w:bCs/>
-          <w:color w:val="0000FF"/>
           <w:kern w:val="0"/>
           <w:sz w:val="20"/>
           <w:szCs w:val="20"/>
@@ -1046,7 +948,6 @@
       <w:r>
         <w:rPr>
           <w:rFonts w:asciiTheme="majorBidi" w:eastAsia="Times New Roman" w:hAnsiTheme="majorBidi" w:cstheme="majorBidi"/>
-          <w:color w:val="0000FF"/>
           <w:kern w:val="0"/>
           <w:sz w:val="20"/>
           <w:szCs w:val="20"/>
@@ -1067,7 +968,6 @@
         <w:jc w:val="both"/>
         <w:rPr>
           <w:rFonts w:asciiTheme="majorBidi" w:eastAsia="Times New Roman" w:hAnsiTheme="majorBidi" w:cstheme="majorBidi"/>
-          <w:color w:val="0000FF"/>
           <w:kern w:val="0"/>
           <w:sz w:val="20"/>
           <w:szCs w:val="20"/>
@@ -1080,7 +980,6 @@
           <w:rFonts w:asciiTheme="majorBidi" w:eastAsia="Times New Roman" w:hAnsiTheme="majorBidi" w:cstheme="majorBidi"/>
           <w:b/>
           <w:bCs/>
-          <w:color w:val="0000FF"/>
           <w:kern w:val="0"/>
           <w:sz w:val="20"/>
           <w:szCs w:val="20"/>
@@ -1092,7 +991,6 @@
       <w:r>
         <w:rPr>
           <w:rFonts w:asciiTheme="majorBidi" w:eastAsia="Times New Roman" w:hAnsiTheme="majorBidi" w:cstheme="majorBidi"/>
-          <w:color w:val="0000FF"/>
           <w:kern w:val="0"/>
           <w:sz w:val="20"/>
           <w:szCs w:val="20"/>
@@ -1113,7 +1011,6 @@
         <w:jc w:val="both"/>
         <w:rPr>
           <w:rFonts w:asciiTheme="majorBidi" w:eastAsia="Times New Roman" w:hAnsiTheme="majorBidi" w:cstheme="majorBidi"/>
-          <w:color w:val="0000FF"/>
           <w:kern w:val="0"/>
           <w:sz w:val="20"/>
           <w:szCs w:val="20"/>
@@ -1126,7 +1023,6 @@
           <w:rFonts w:asciiTheme="majorBidi" w:eastAsia="Times New Roman" w:hAnsiTheme="majorBidi" w:cstheme="majorBidi"/>
           <w:b/>
           <w:bCs/>
-          <w:color w:val="0000FF"/>
           <w:kern w:val="0"/>
           <w:sz w:val="20"/>
           <w:szCs w:val="20"/>
@@ -1138,7 +1034,6 @@
       <w:r>
         <w:rPr>
           <w:rFonts w:asciiTheme="majorBidi" w:eastAsia="Times New Roman" w:hAnsiTheme="majorBidi" w:cstheme="majorBidi"/>
-          <w:color w:val="0000FF"/>
           <w:kern w:val="0"/>
           <w:sz w:val="20"/>
           <w:szCs w:val="20"/>
@@ -1155,20 +1050,18 @@
         <w:jc w:val="both"/>
         <w:rPr>
           <w:rFonts w:asciiTheme="majorBidi" w:eastAsia="Times New Roman" w:hAnsiTheme="majorBidi" w:cstheme="majorBidi"/>
-          <w:color w:val="373D3F"/>
-          <w:kern w:val="0"/>
-          <w:sz w:val="20"/>
-          <w:szCs w:val="20"/>
-          <w:lang w:eastAsia="en-GB"/>
-          <w14:ligatures w14:val="none"/>
-        </w:rPr>
-      </w:pPr>
-      <w:r>
-        <w:rPr>
-          <w:rFonts w:asciiTheme="majorBidi" w:eastAsia="Times New Roman" w:hAnsiTheme="majorBidi" w:cstheme="majorBidi"/>
-          <w:b/>
-          <w:bCs/>
-          <w:color w:val="373D3F"/>
+          <w:kern w:val="0"/>
+          <w:sz w:val="20"/>
+          <w:szCs w:val="20"/>
+          <w:lang w:eastAsia="en-GB"/>
+          <w14:ligatures w14:val="none"/>
+        </w:rPr>
+      </w:pPr>
+      <w:r>
+        <w:rPr>
+          <w:rFonts w:asciiTheme="majorBidi" w:eastAsia="Times New Roman" w:hAnsiTheme="majorBidi" w:cstheme="majorBidi"/>
+          <w:b/>
+          <w:bCs/>
           <w:kern w:val="0"/>
           <w:sz w:val="20"/>
           <w:szCs w:val="20"/>
@@ -1185,7 +1078,6 @@
         <w:jc w:val="both"/>
         <w:rPr>
           <w:rFonts w:asciiTheme="majorBidi" w:eastAsia="Times New Roman" w:hAnsiTheme="majorBidi" w:cstheme="majorBidi"/>
-          <w:color w:val="0000FF"/>
           <w:kern w:val="0"/>
           <w:sz w:val="20"/>
           <w:szCs w:val="20"/>
@@ -1196,7 +1088,6 @@
       <w:r>
         <w:rPr>
           <w:rFonts w:asciiTheme="majorBidi" w:eastAsia="Times New Roman" w:hAnsiTheme="majorBidi" w:cstheme="majorBidi"/>
-          <w:color w:val="0000FF"/>
           <w:kern w:val="0"/>
           <w:sz w:val="20"/>
           <w:szCs w:val="20"/>
@@ -1217,7 +1108,6 @@
         <w:jc w:val="both"/>
         <w:rPr>
           <w:rFonts w:asciiTheme="majorBidi" w:eastAsia="Times New Roman" w:hAnsiTheme="majorBidi" w:cstheme="majorBidi"/>
-          <w:color w:val="0000FF"/>
           <w:kern w:val="0"/>
           <w:sz w:val="20"/>
           <w:szCs w:val="20"/>
@@ -1230,7 +1120,6 @@
           <w:rFonts w:asciiTheme="majorBidi" w:eastAsia="Times New Roman" w:hAnsiTheme="majorBidi" w:cstheme="majorBidi"/>
           <w:b/>
           <w:bCs/>
-          <w:color w:val="0000FF"/>
           <w:kern w:val="0"/>
           <w:sz w:val="20"/>
           <w:szCs w:val="20"/>
@@ -1242,38 +1131,13 @@
       <w:r>
         <w:rPr>
           <w:rFonts w:asciiTheme="majorBidi" w:eastAsia="Times New Roman" w:hAnsiTheme="majorBidi" w:cstheme="majorBidi"/>
-          <w:color w:val="0000FF"/>
           <w:kern w:val="0"/>
           <w:sz w:val="20"/>
           <w:szCs w:val="20"/>
           <w:lang w:val="en-US" w:eastAsia="en-GB"/>
           <w14:ligatures w14:val="none"/>
         </w:rPr>
-        <w:t xml:space="preserve">: </w:t>
-      </w:r>
-      <w:r>
-        <w:rPr>
-          <w:rFonts w:asciiTheme="majorBidi" w:eastAsia="Times New Roman" w:hAnsiTheme="majorBidi" w:cstheme="majorBidi"/>
-          <w:color w:val="0000FF"/>
-          <w:kern w:val="0"/>
-          <w:sz w:val="20"/>
-          <w:szCs w:val="20"/>
-          <w:lang w:val="en-US" w:eastAsia="en-GB"/>
-          <w14:ligatures w14:val="none"/>
-        </w:rPr>
-        <w:t>T</w:t>
-      </w:r>
-      <w:r>
-        <w:rPr>
-          <w:rFonts w:asciiTheme="majorBidi" w:eastAsia="Times New Roman" w:hAnsiTheme="majorBidi" w:cstheme="majorBidi"/>
-          <w:color w:val="0000FF"/>
-          <w:kern w:val="0"/>
-          <w:sz w:val="20"/>
-          <w:szCs w:val="20"/>
-          <w:lang w:val="en-US" w:eastAsia="en-GB"/>
-          <w14:ligatures w14:val="none"/>
-        </w:rPr>
-        <w:t xml:space="preserve">o guide the implementation of the sensor-alert module. </w:t>
+        <w:t xml:space="preserve">: To guide the implementation of the sensor-alert module. </w:t>
       </w:r>
     </w:p>
     <w:p>
@@ -1287,7 +1151,6 @@
         <w:jc w:val="both"/>
         <w:rPr>
           <w:rFonts w:asciiTheme="majorBidi" w:eastAsia="Times New Roman" w:hAnsiTheme="majorBidi" w:cstheme="majorBidi"/>
-          <w:color w:val="0000FF"/>
           <w:kern w:val="0"/>
           <w:sz w:val="20"/>
           <w:szCs w:val="20"/>
@@ -1300,7 +1163,6 @@
           <w:rFonts w:asciiTheme="majorBidi" w:eastAsia="Times New Roman" w:hAnsiTheme="majorBidi" w:cstheme="majorBidi"/>
           <w:b/>
           <w:bCs/>
-          <w:color w:val="0000FF"/>
           <w:kern w:val="0"/>
           <w:sz w:val="20"/>
           <w:szCs w:val="20"/>
@@ -1312,7 +1174,6 @@
       <w:r>
         <w:rPr>
           <w:rFonts w:asciiTheme="majorBidi" w:eastAsia="Times New Roman" w:hAnsiTheme="majorBidi" w:cstheme="majorBidi"/>
-          <w:color w:val="0000FF"/>
           <w:kern w:val="0"/>
           <w:sz w:val="20"/>
           <w:szCs w:val="20"/>
@@ -1333,7 +1194,6 @@
         <w:jc w:val="both"/>
         <w:rPr>
           <w:rFonts w:asciiTheme="majorBidi" w:eastAsia="Times New Roman" w:hAnsiTheme="majorBidi" w:cstheme="majorBidi"/>
-          <w:color w:val="0000FF"/>
           <w:kern w:val="0"/>
           <w:sz w:val="20"/>
           <w:szCs w:val="20"/>
@@ -1346,7 +1206,6 @@
           <w:rFonts w:asciiTheme="majorBidi" w:eastAsia="Times New Roman" w:hAnsiTheme="majorBidi" w:cstheme="majorBidi"/>
           <w:b/>
           <w:bCs/>
-          <w:color w:val="0000FF"/>
           <w:kern w:val="0"/>
           <w:sz w:val="20"/>
           <w:szCs w:val="20"/>
@@ -1359,7 +1218,6 @@
       <w:r>
         <w:rPr>
           <w:rFonts w:asciiTheme="majorBidi" w:eastAsia="Times New Roman" w:hAnsiTheme="majorBidi" w:cstheme="majorBidi"/>
-          <w:color w:val="0000FF"/>
           <w:kern w:val="0"/>
           <w:sz w:val="20"/>
           <w:szCs w:val="20"/>
@@ -1376,7 +1234,6 @@
         <w:jc w:val="both"/>
         <w:rPr>
           <w:rFonts w:asciiTheme="majorBidi" w:eastAsia="Times New Roman" w:hAnsiTheme="majorBidi" w:cstheme="majorBidi"/>
-          <w:color w:val="0000FF"/>
           <w:kern w:val="0"/>
           <w:sz w:val="20"/>
           <w:szCs w:val="20"/>
@@ -1387,7 +1244,6 @@
       <w:r>
         <w:rPr>
           <w:rFonts w:asciiTheme="majorBidi" w:eastAsia="Times New Roman" w:hAnsiTheme="majorBidi" w:cstheme="majorBidi"/>
-          <w:color w:val="0000FF"/>
           <w:kern w:val="0"/>
           <w:sz w:val="20"/>
           <w:szCs w:val="20"/>
@@ -1400,7 +1256,6 @@
       <w:r>
         <w:rPr>
           <w:rFonts w:asciiTheme="majorBidi" w:eastAsia="Times New Roman" w:hAnsiTheme="majorBidi" w:cstheme="majorBidi"/>
-          <w:color w:val="0000FF"/>
           <w:kern w:val="0"/>
           <w:sz w:val="20"/>
           <w:szCs w:val="20"/>
@@ -1413,7 +1268,6 @@
       <w:r>
         <w:rPr>
           <w:rFonts w:asciiTheme="majorBidi" w:eastAsia="Times New Roman" w:hAnsiTheme="majorBidi" w:cstheme="majorBidi"/>
-          <w:color w:val="0000FF"/>
           <w:kern w:val="0"/>
           <w:sz w:val="20"/>
           <w:szCs w:val="20"/>
@@ -1434,7 +1288,6 @@
         <w:jc w:val="both"/>
         <w:rPr>
           <w:rFonts w:asciiTheme="majorBidi" w:eastAsia="Times New Roman" w:hAnsiTheme="majorBidi" w:cstheme="majorBidi"/>
-          <w:color w:val="0000FF"/>
           <w:kern w:val="0"/>
           <w:sz w:val="20"/>
           <w:szCs w:val="20"/>
@@ -1447,7 +1300,6 @@
           <w:rFonts w:asciiTheme="majorBidi" w:eastAsia="Times New Roman" w:hAnsiTheme="majorBidi" w:cstheme="majorBidi"/>
           <w:b/>
           <w:bCs/>
-          <w:color w:val="0000FF"/>
           <w:kern w:val="0"/>
           <w:sz w:val="20"/>
           <w:szCs w:val="20"/>
@@ -1459,7 +1311,6 @@
       <w:r>
         <w:rPr>
           <w:rFonts w:asciiTheme="majorBidi" w:eastAsia="Times New Roman" w:hAnsiTheme="majorBidi" w:cstheme="majorBidi"/>
-          <w:color w:val="0000FF"/>
           <w:kern w:val="0"/>
           <w:sz w:val="20"/>
           <w:szCs w:val="20"/>
@@ -1473,7 +1324,6 @@
           <w:rFonts w:asciiTheme="majorBidi" w:eastAsia="Times New Roman" w:hAnsiTheme="majorBidi" w:cstheme="majorBidi"/>
           <w:b/>
           <w:bCs/>
-          <w:color w:val="0000FF"/>
           <w:kern w:val="0"/>
           <w:sz w:val="20"/>
           <w:szCs w:val="20"/>
@@ -1485,7 +1335,6 @@
       <w:r>
         <w:rPr>
           <w:rFonts w:asciiTheme="majorBidi" w:eastAsia="Times New Roman" w:hAnsiTheme="majorBidi" w:cstheme="majorBidi"/>
-          <w:color w:val="0000FF"/>
           <w:kern w:val="0"/>
           <w:sz w:val="20"/>
           <w:szCs w:val="20"/>
@@ -1499,7 +1348,6 @@
           <w:rFonts w:asciiTheme="majorBidi" w:eastAsia="Times New Roman" w:hAnsiTheme="majorBidi" w:cstheme="majorBidi"/>
           <w:b/>
           <w:bCs/>
-          <w:color w:val="0000FF"/>
           <w:kern w:val="0"/>
           <w:sz w:val="20"/>
           <w:szCs w:val="20"/>
@@ -1511,7 +1359,6 @@
       <w:r>
         <w:rPr>
           <w:rFonts w:asciiTheme="majorBidi" w:eastAsia="Times New Roman" w:hAnsiTheme="majorBidi" w:cstheme="majorBidi"/>
-          <w:color w:val="0000FF"/>
           <w:kern w:val="0"/>
           <w:sz w:val="20"/>
           <w:szCs w:val="20"/>
@@ -1532,7 +1379,6 @@
         <w:jc w:val="both"/>
         <w:rPr>
           <w:rFonts w:asciiTheme="majorBidi" w:eastAsia="Times New Roman" w:hAnsiTheme="majorBidi" w:cstheme="majorBidi"/>
-          <w:color w:val="0000FF"/>
           <w:kern w:val="0"/>
           <w:sz w:val="20"/>
           <w:szCs w:val="20"/>
@@ -1545,7 +1391,6 @@
           <w:rFonts w:asciiTheme="majorBidi" w:eastAsia="Times New Roman" w:hAnsiTheme="majorBidi" w:cstheme="majorBidi"/>
           <w:b/>
           <w:bCs/>
-          <w:color w:val="0000FF"/>
           <w:kern w:val="0"/>
           <w:sz w:val="20"/>
           <w:szCs w:val="20"/>
@@ -1557,7 +1402,6 @@
       <w:r>
         <w:rPr>
           <w:rFonts w:asciiTheme="majorBidi" w:eastAsia="Times New Roman" w:hAnsiTheme="majorBidi" w:cstheme="majorBidi"/>
-          <w:color w:val="0000FF"/>
           <w:kern w:val="0"/>
           <w:sz w:val="20"/>
           <w:szCs w:val="20"/>
@@ -1571,7 +1415,6 @@
           <w:rFonts w:asciiTheme="majorBidi" w:eastAsia="Times New Roman" w:hAnsiTheme="majorBidi" w:cstheme="majorBidi"/>
           <w:b/>
           <w:bCs/>
-          <w:color w:val="0000FF"/>
           <w:kern w:val="0"/>
           <w:sz w:val="20"/>
           <w:szCs w:val="20"/>
@@ -1583,7 +1426,6 @@
       <w:r>
         <w:rPr>
           <w:rFonts w:asciiTheme="majorBidi" w:eastAsia="Times New Roman" w:hAnsiTheme="majorBidi" w:cstheme="majorBidi"/>
-          <w:color w:val="0000FF"/>
           <w:kern w:val="0"/>
           <w:sz w:val="20"/>
           <w:szCs w:val="20"/>
@@ -1604,7 +1446,6 @@
         <w:jc w:val="both"/>
         <w:rPr>
           <w:rFonts w:asciiTheme="majorBidi" w:eastAsia="Times New Roman" w:hAnsiTheme="majorBidi" w:cstheme="majorBidi"/>
-          <w:color w:val="0000FF"/>
           <w:kern w:val="0"/>
           <w:sz w:val="20"/>
           <w:szCs w:val="20"/>
@@ -1617,7 +1458,6 @@
           <w:rFonts w:asciiTheme="majorBidi" w:eastAsia="Times New Roman" w:hAnsiTheme="majorBidi" w:cstheme="majorBidi"/>
           <w:b/>
           <w:bCs/>
-          <w:color w:val="0000FF"/>
           <w:kern w:val="0"/>
           <w:sz w:val="20"/>
           <w:szCs w:val="20"/>
@@ -1629,7 +1469,6 @@
       <w:r>
         <w:rPr>
           <w:rFonts w:asciiTheme="majorBidi" w:eastAsia="Times New Roman" w:hAnsiTheme="majorBidi" w:cstheme="majorBidi"/>
-          <w:color w:val="0000FF"/>
           <w:kern w:val="0"/>
           <w:sz w:val="20"/>
           <w:szCs w:val="20"/>
@@ -1646,20 +1485,18 @@
         <w:jc w:val="both"/>
         <w:rPr>
           <w:rFonts w:asciiTheme="majorBidi" w:eastAsia="Times New Roman" w:hAnsiTheme="majorBidi" w:cstheme="majorBidi"/>
-          <w:color w:val="373D3F"/>
-          <w:kern w:val="0"/>
-          <w:sz w:val="20"/>
-          <w:szCs w:val="20"/>
-          <w:lang w:eastAsia="en-GB"/>
-          <w14:ligatures w14:val="none"/>
-        </w:rPr>
-      </w:pPr>
-      <w:r>
-        <w:rPr>
-          <w:rFonts w:asciiTheme="majorBidi" w:eastAsia="Times New Roman" w:hAnsiTheme="majorBidi" w:cstheme="majorBidi"/>
-          <w:b/>
-          <w:bCs/>
-          <w:color w:val="373D3F"/>
+          <w:kern w:val="0"/>
+          <w:sz w:val="20"/>
+          <w:szCs w:val="20"/>
+          <w:lang w:eastAsia="en-GB"/>
+          <w14:ligatures w14:val="none"/>
+        </w:rPr>
+      </w:pPr>
+      <w:r>
+        <w:rPr>
+          <w:rFonts w:asciiTheme="majorBidi" w:eastAsia="Times New Roman" w:hAnsiTheme="majorBidi" w:cstheme="majorBidi"/>
+          <w:b/>
+          <w:bCs/>
           <w:kern w:val="0"/>
           <w:sz w:val="20"/>
           <w:szCs w:val="20"/>
@@ -1676,7 +1513,6 @@
         <w:jc w:val="both"/>
         <w:rPr>
           <w:rFonts w:asciiTheme="majorBidi" w:eastAsia="Times New Roman" w:hAnsiTheme="majorBidi" w:cstheme="majorBidi"/>
-          <w:color w:val="0000FF"/>
           <w:kern w:val="0"/>
           <w:sz w:val="20"/>
           <w:szCs w:val="20"/>
@@ -1687,26 +1523,13 @@
       <w:r>
         <w:rPr>
           <w:rFonts w:asciiTheme="majorBidi" w:eastAsia="Times New Roman" w:hAnsiTheme="majorBidi" w:cstheme="majorBidi"/>
-          <w:color w:val="0000FF"/>
           <w:kern w:val="0"/>
           <w:sz w:val="20"/>
           <w:szCs w:val="20"/>
           <w:lang w:val="en-US" w:eastAsia="en-GB"/>
           <w14:ligatures w14:val="none"/>
         </w:rPr>
-        <w:t>The Early Dam Overflow Detection System</w:t>
-      </w:r>
-      <w:r>
-        <w:rPr>
-          <w:rFonts w:asciiTheme="majorBidi" w:eastAsia="Times New Roman" w:hAnsiTheme="majorBidi" w:cstheme="majorBidi"/>
-          <w:color w:val="0000FF"/>
-          <w:kern w:val="0"/>
-          <w:sz w:val="20"/>
-          <w:szCs w:val="20"/>
-          <w:lang w:val="en-US" w:eastAsia="en-GB"/>
-          <w14:ligatures w14:val="none"/>
-        </w:rPr>
-        <w:t xml:space="preserve"> is designed to provide real-time monitoring of dam water levels to mitigate the risk of catastrophic failure and flooding. </w:t>
+        <w:t xml:space="preserve">The Early Dam Overflow Detection System is designed to provide real-time monitoring of dam water levels to mitigate the risk of catastrophic failure and flooding. </w:t>
       </w:r>
     </w:p>
     <w:p>
@@ -1720,7 +1543,6 @@
         <w:jc w:val="both"/>
         <w:rPr>
           <w:rFonts w:asciiTheme="majorBidi" w:eastAsia="Times New Roman" w:hAnsiTheme="majorBidi" w:cstheme="majorBidi"/>
-          <w:color w:val="0000FF"/>
           <w:kern w:val="0"/>
           <w:sz w:val="20"/>
           <w:szCs w:val="20"/>
@@ -1733,7 +1555,6 @@
           <w:rFonts w:asciiTheme="majorBidi" w:eastAsia="Times New Roman" w:hAnsiTheme="majorBidi" w:cstheme="majorBidi"/>
           <w:b/>
           <w:bCs/>
-          <w:color w:val="0000FF"/>
           <w:kern w:val="0"/>
           <w:sz w:val="20"/>
           <w:szCs w:val="20"/>
@@ -1745,7 +1566,6 @@
       <w:r>
         <w:rPr>
           <w:rFonts w:asciiTheme="majorBidi" w:eastAsia="Times New Roman" w:hAnsiTheme="majorBidi" w:cstheme="majorBidi"/>
-          <w:color w:val="0000FF"/>
           <w:kern w:val="0"/>
           <w:sz w:val="20"/>
           <w:szCs w:val="20"/>
@@ -1766,7 +1586,6 @@
         <w:jc w:val="both"/>
         <w:rPr>
           <w:rFonts w:asciiTheme="majorBidi" w:eastAsia="Times New Roman" w:hAnsiTheme="majorBidi" w:cstheme="majorBidi"/>
-          <w:color w:val="0000FF"/>
           <w:kern w:val="0"/>
           <w:sz w:val="20"/>
           <w:szCs w:val="20"/>
@@ -1779,7 +1598,6 @@
           <w:rFonts w:asciiTheme="majorBidi" w:eastAsia="Times New Roman" w:hAnsiTheme="majorBidi" w:cstheme="majorBidi"/>
           <w:b/>
           <w:bCs/>
-          <w:color w:val="0000FF"/>
           <w:kern w:val="0"/>
           <w:sz w:val="20"/>
           <w:szCs w:val="20"/>
@@ -1791,7 +1609,6 @@
       <w:r>
         <w:rPr>
           <w:rFonts w:asciiTheme="majorBidi" w:eastAsia="Times New Roman" w:hAnsiTheme="majorBidi" w:cstheme="majorBidi"/>
-          <w:color w:val="0000FF"/>
           <w:kern w:val="0"/>
           <w:sz w:val="20"/>
           <w:szCs w:val="20"/>
@@ -1812,7 +1629,6 @@
         <w:jc w:val="both"/>
         <w:rPr>
           <w:rFonts w:asciiTheme="majorBidi" w:eastAsia="Times New Roman" w:hAnsiTheme="majorBidi" w:cstheme="majorBidi"/>
-          <w:color w:val="0000FF"/>
           <w:kern w:val="0"/>
           <w:sz w:val="20"/>
           <w:szCs w:val="20"/>
@@ -1825,7 +1641,6 @@
           <w:rFonts w:asciiTheme="majorBidi" w:eastAsia="Times New Roman" w:hAnsiTheme="majorBidi" w:cstheme="majorBidi"/>
           <w:b/>
           <w:bCs/>
-          <w:color w:val="0000FF"/>
           <w:kern w:val="0"/>
           <w:sz w:val="20"/>
           <w:szCs w:val="20"/>
@@ -1837,7 +1652,6 @@
       <w:r>
         <w:rPr>
           <w:rFonts w:asciiTheme="majorBidi" w:eastAsia="Times New Roman" w:hAnsiTheme="majorBidi" w:cstheme="majorBidi"/>
-          <w:color w:val="0000FF"/>
           <w:kern w:val="0"/>
           <w:sz w:val="20"/>
           <w:szCs w:val="20"/>
@@ -1854,20 +1668,18 @@
         <w:jc w:val="both"/>
         <w:rPr>
           <w:rFonts w:asciiTheme="majorBidi" w:eastAsia="Times New Roman" w:hAnsiTheme="majorBidi" w:cstheme="majorBidi"/>
-          <w:color w:val="373D3F"/>
-          <w:kern w:val="0"/>
-          <w:sz w:val="20"/>
-          <w:szCs w:val="20"/>
-          <w:lang w:eastAsia="en-GB"/>
-          <w14:ligatures w14:val="none"/>
-        </w:rPr>
-      </w:pPr>
-      <w:r>
-        <w:rPr>
-          <w:rFonts w:asciiTheme="majorBidi" w:eastAsia="Times New Roman" w:hAnsiTheme="majorBidi" w:cstheme="majorBidi"/>
-          <w:b/>
-          <w:bCs/>
-          <w:color w:val="373D3F"/>
+          <w:kern w:val="0"/>
+          <w:sz w:val="20"/>
+          <w:szCs w:val="20"/>
+          <w:lang w:eastAsia="en-GB"/>
+          <w14:ligatures w14:val="none"/>
+        </w:rPr>
+      </w:pPr>
+      <w:r>
+        <w:rPr>
+          <w:rFonts w:asciiTheme="majorBidi" w:eastAsia="Times New Roman" w:hAnsiTheme="majorBidi" w:cstheme="majorBidi"/>
+          <w:b/>
+          <w:bCs/>
           <w:kern w:val="0"/>
           <w:sz w:val="20"/>
           <w:szCs w:val="20"/>
@@ -1884,7 +1696,6 @@
         <w:jc w:val="both"/>
         <w:rPr>
           <w:rFonts w:asciiTheme="majorBidi" w:eastAsia="Times New Roman" w:hAnsiTheme="majorBidi" w:cstheme="majorBidi"/>
-          <w:color w:val="0000FF"/>
           <w:kern w:val="0"/>
           <w:sz w:val="20"/>
           <w:szCs w:val="20"/>
@@ -1895,7 +1706,6 @@
       <w:r>
         <w:rPr>
           <w:rFonts w:asciiTheme="majorBidi" w:eastAsia="Times New Roman" w:hAnsiTheme="majorBidi" w:cstheme="majorBidi"/>
-          <w:color w:val="0000FF"/>
           <w:kern w:val="0"/>
           <w:sz w:val="20"/>
           <w:szCs w:val="20"/>
@@ -1916,7 +1726,6 @@
         <w:jc w:val="both"/>
         <w:rPr>
           <w:rFonts w:asciiTheme="majorBidi" w:eastAsia="Times New Roman" w:hAnsiTheme="majorBidi" w:cstheme="majorBidi"/>
-          <w:color w:val="0000FF"/>
           <w:kern w:val="0"/>
           <w:sz w:val="20"/>
           <w:szCs w:val="20"/>
@@ -1929,7 +1738,6 @@
           <w:rFonts w:asciiTheme="majorBidi" w:eastAsia="Times New Roman" w:hAnsiTheme="majorBidi" w:cstheme="majorBidi"/>
           <w:b/>
           <w:bCs/>
-          <w:color w:val="0000FF"/>
           <w:kern w:val="0"/>
           <w:sz w:val="20"/>
           <w:szCs w:val="20"/>
@@ -1941,7 +1749,6 @@
       <w:r>
         <w:rPr>
           <w:rFonts w:asciiTheme="majorBidi" w:eastAsia="Times New Roman" w:hAnsiTheme="majorBidi" w:cstheme="majorBidi"/>
-          <w:color w:val="0000FF"/>
           <w:kern w:val="0"/>
           <w:sz w:val="20"/>
           <w:szCs w:val="20"/>
@@ -1962,7 +1769,6 @@
         <w:jc w:val="both"/>
         <w:rPr>
           <w:rFonts w:asciiTheme="majorBidi" w:eastAsia="Times New Roman" w:hAnsiTheme="majorBidi" w:cstheme="majorBidi"/>
-          <w:color w:val="0000FF"/>
           <w:kern w:val="0"/>
           <w:sz w:val="20"/>
           <w:szCs w:val="20"/>
@@ -1975,7 +1781,6 @@
           <w:rFonts w:asciiTheme="majorBidi" w:eastAsia="Times New Roman" w:hAnsiTheme="majorBidi" w:cstheme="majorBidi"/>
           <w:b/>
           <w:bCs/>
-          <w:color w:val="0000FF"/>
           <w:kern w:val="0"/>
           <w:sz w:val="20"/>
           <w:szCs w:val="20"/>
@@ -1987,61 +1792,34 @@
       <w:r>
         <w:rPr>
           <w:rFonts w:asciiTheme="majorBidi" w:eastAsia="Times New Roman" w:hAnsiTheme="majorBidi" w:cstheme="majorBidi"/>
-          <w:color w:val="0000FF"/>
           <w:kern w:val="0"/>
           <w:sz w:val="20"/>
           <w:szCs w:val="20"/>
           <w:lang w:val="en-US" w:eastAsia="en-GB"/>
           <w14:ligatures w14:val="none"/>
         </w:rPr>
-        <w:t>: Provided for th</w:t>
-      </w:r>
-      <w:r>
-        <w:rPr>
-          <w:rFonts w:asciiTheme="majorBidi" w:eastAsia="Times New Roman" w:hAnsiTheme="majorBidi" w:cstheme="majorBidi"/>
-          <w:color w:val="0000FF"/>
-          <w:kern w:val="0"/>
-          <w:sz w:val="20"/>
-          <w:szCs w:val="20"/>
-          <w:lang w:val="en-US" w:eastAsia="en-GB"/>
-          <w14:ligatures w14:val="none"/>
-        </w:rPr>
-        <w:t>e</w:t>
-      </w:r>
-      <w:r>
-        <w:rPr>
-          <w:rFonts w:asciiTheme="majorBidi" w:eastAsia="Times New Roman" w:hAnsiTheme="majorBidi" w:cstheme="majorBidi"/>
-          <w:color w:val="0000FF"/>
-          <w:kern w:val="0"/>
-          <w:sz w:val="20"/>
-          <w:szCs w:val="20"/>
-          <w:lang w:val="en-US" w:eastAsia="en-GB"/>
-          <w14:ligatures w14:val="none"/>
-        </w:rPr>
-        <w:t xml:space="preserve"> course.</w:t>
-      </w:r>
-    </w:p>
-    <w:p>
-      <w:pPr>
-        <w:shd w:val="clear" w:color="auto" w:fill="FFFFFF"/>
-        <w:spacing w:before="240" w:after="0" w:line="240" w:lineRule="auto"/>
-        <w:jc w:val="both"/>
-        <w:rPr>
-          <w:rFonts w:asciiTheme="majorBidi" w:eastAsia="Times New Roman" w:hAnsiTheme="majorBidi" w:cstheme="majorBidi"/>
-          <w:color w:val="373D3F"/>
-          <w:kern w:val="0"/>
-          <w:sz w:val="20"/>
-          <w:szCs w:val="20"/>
-          <w:lang w:eastAsia="en-GB"/>
-          <w14:ligatures w14:val="none"/>
-        </w:rPr>
-      </w:pPr>
-      <w:r>
-        <w:rPr>
-          <w:rFonts w:asciiTheme="majorBidi" w:eastAsia="Times New Roman" w:hAnsiTheme="majorBidi" w:cstheme="majorBidi"/>
-          <w:b/>
-          <w:bCs/>
-          <w:color w:val="373D3F"/>
+        <w:t>: Provided for the course.</w:t>
+      </w:r>
+    </w:p>
+    <w:p>
+      <w:pPr>
+        <w:shd w:val="clear" w:color="auto" w:fill="FFFFFF"/>
+        <w:spacing w:before="240" w:after="0" w:line="240" w:lineRule="auto"/>
+        <w:jc w:val="both"/>
+        <w:rPr>
+          <w:rFonts w:asciiTheme="majorBidi" w:eastAsia="Times New Roman" w:hAnsiTheme="majorBidi" w:cstheme="majorBidi"/>
+          <w:kern w:val="0"/>
+          <w:sz w:val="20"/>
+          <w:szCs w:val="20"/>
+          <w:lang w:eastAsia="en-GB"/>
+          <w14:ligatures w14:val="none"/>
+        </w:rPr>
+      </w:pPr>
+      <w:r>
+        <w:rPr>
+          <w:rFonts w:asciiTheme="majorBidi" w:eastAsia="Times New Roman" w:hAnsiTheme="majorBidi" w:cstheme="majorBidi"/>
+          <w:b/>
+          <w:bCs/>
           <w:kern w:val="0"/>
           <w:sz w:val="20"/>
           <w:szCs w:val="20"/>
@@ -2058,20 +1836,18 @@
         <w:jc w:val="both"/>
         <w:rPr>
           <w:rFonts w:asciiTheme="majorBidi" w:eastAsia="Times New Roman" w:hAnsiTheme="majorBidi" w:cstheme="majorBidi"/>
-          <w:color w:val="373D3F"/>
-          <w:kern w:val="0"/>
-          <w:sz w:val="20"/>
-          <w:szCs w:val="20"/>
-          <w:lang w:eastAsia="en-GB"/>
-          <w14:ligatures w14:val="none"/>
-        </w:rPr>
-      </w:pPr>
-      <w:r>
-        <w:rPr>
-          <w:rFonts w:asciiTheme="majorBidi" w:eastAsia="Times New Roman" w:hAnsiTheme="majorBidi" w:cstheme="majorBidi"/>
-          <w:b/>
-          <w:bCs/>
-          <w:color w:val="373D3F"/>
+          <w:kern w:val="0"/>
+          <w:sz w:val="20"/>
+          <w:szCs w:val="20"/>
+          <w:lang w:eastAsia="en-GB"/>
+          <w14:ligatures w14:val="none"/>
+        </w:rPr>
+      </w:pPr>
+      <w:r>
+        <w:rPr>
+          <w:rFonts w:asciiTheme="majorBidi" w:eastAsia="Times New Roman" w:hAnsiTheme="majorBidi" w:cstheme="majorBidi"/>
+          <w:b/>
+          <w:bCs/>
           <w:kern w:val="0"/>
           <w:sz w:val="20"/>
           <w:szCs w:val="20"/>
@@ -2106,8 +1882,22 @@
           <w:lang w:eastAsia="en-GB"/>
           <w14:ligatures w14:val="none"/>
         </w:rPr>
-        <w:t>«Describe the context and origin of the product being specified in this specification. For example, state whether this product is a follow-on member of a product family, a replacement for certain existing systems, or a new, self-contained product.»</w:t>
-      </w:r>
+        <w:t xml:space="preserve">«Describe the context and origin of the product being specified in this specification. For example, state whether this product is a follow-on member of a product family, a replacement for certain existing systems, or a new, self-contained </w:t>
+      </w:r>
+      <w:proofErr w:type="gramStart"/>
+      <w:r>
+        <w:rPr>
+          <w:rFonts w:asciiTheme="majorBidi" w:eastAsia="Times New Roman" w:hAnsiTheme="majorBidi" w:cstheme="majorBidi"/>
+          <w:color w:val="0000FF"/>
+          <w:kern w:val="0"/>
+          <w:sz w:val="20"/>
+          <w:szCs w:val="20"/>
+          <w:lang w:eastAsia="en-GB"/>
+          <w14:ligatures w14:val="none"/>
+        </w:rPr>
+        <w:t>product.»</w:t>
+      </w:r>
+      <w:proofErr w:type="gramEnd"/>
     </w:p>
     <w:p>
       <w:pPr>
@@ -2164,8 +1954,48 @@
           <w:lang w:eastAsia="en-GB"/>
           <w14:ligatures w14:val="none"/>
         </w:rPr>
-        <w:t>«Summarize the major features the product must perform or must let the user perform. Details will be provided in Section 3, so only a bullet list is needed here. Organize the features to make them understandable to any reader of the specification. A picture of the major groups of related requirements and how they relate, such as a top level data flow diagram or object class diagram, is often effective.»</w:t>
-      </w:r>
+        <w:t xml:space="preserve">«Summarize the major features the product must perform or must let the user perform. Details will be provided in Section 3, so only a bullet list is needed here. Organize the features to make them understandable to any reader of the specification. A picture of the major groups of related requirements and how they relate, such as a </w:t>
+      </w:r>
+      <w:proofErr w:type="gramStart"/>
+      <w:r>
+        <w:rPr>
+          <w:rFonts w:asciiTheme="majorBidi" w:eastAsia="Times New Roman" w:hAnsiTheme="majorBidi" w:cstheme="majorBidi"/>
+          <w:color w:val="0000FF"/>
+          <w:kern w:val="0"/>
+          <w:sz w:val="20"/>
+          <w:szCs w:val="20"/>
+          <w:lang w:eastAsia="en-GB"/>
+          <w14:ligatures w14:val="none"/>
+        </w:rPr>
+        <w:t>top level</w:t>
+      </w:r>
+      <w:proofErr w:type="gramEnd"/>
+      <w:r>
+        <w:rPr>
+          <w:rFonts w:asciiTheme="majorBidi" w:eastAsia="Times New Roman" w:hAnsiTheme="majorBidi" w:cstheme="majorBidi"/>
+          <w:color w:val="0000FF"/>
+          <w:kern w:val="0"/>
+          <w:sz w:val="20"/>
+          <w:szCs w:val="20"/>
+          <w:lang w:eastAsia="en-GB"/>
+          <w14:ligatures w14:val="none"/>
+        </w:rPr>
+        <w:t xml:space="preserve"> data flow diagram or object class diagram, is often </w:t>
+      </w:r>
+      <w:proofErr w:type="gramStart"/>
+      <w:r>
+        <w:rPr>
+          <w:rFonts w:asciiTheme="majorBidi" w:eastAsia="Times New Roman" w:hAnsiTheme="majorBidi" w:cstheme="majorBidi"/>
+          <w:color w:val="0000FF"/>
+          <w:kern w:val="0"/>
+          <w:sz w:val="20"/>
+          <w:szCs w:val="20"/>
+          <w:lang w:eastAsia="en-GB"/>
+          <w14:ligatures w14:val="none"/>
+        </w:rPr>
+        <w:t>effective.»</w:t>
+      </w:r>
+      <w:proofErr w:type="gramEnd"/>
     </w:p>
     <w:p>
       <w:pPr>
@@ -2296,8 +2126,22 @@
           <w14:ligatures w14:val="none"/>
         </w:rPr>
         <w:lastRenderedPageBreak/>
-        <w:t>class. Certain requirements may pertain only to certain user classes. Distinguish the most important user classes for this product from those who are less important to satisfy.»</w:t>
-      </w:r>
+        <w:t xml:space="preserve">class. Certain requirements may pertain only to certain user classes. Distinguish the most important user classes for this product from those who are less important to </w:t>
+      </w:r>
+      <w:proofErr w:type="gramStart"/>
+      <w:r>
+        <w:rPr>
+          <w:rFonts w:asciiTheme="majorBidi" w:eastAsia="Times New Roman" w:hAnsiTheme="majorBidi" w:cstheme="majorBidi"/>
+          <w:color w:val="0000FF"/>
+          <w:kern w:val="0"/>
+          <w:sz w:val="20"/>
+          <w:szCs w:val="20"/>
+          <w:lang w:eastAsia="en-GB"/>
+          <w14:ligatures w14:val="none"/>
+        </w:rPr>
+        <w:t>satisfy.»</w:t>
+      </w:r>
+      <w:proofErr w:type="gramEnd"/>
     </w:p>
     <w:p>
       <w:pPr>
@@ -2354,8 +2198,22 @@
           <w:lang w:eastAsia="en-GB"/>
           <w14:ligatures w14:val="none"/>
         </w:rPr>
-        <w:t>«Describe the environment in which the software will operate, including the hardware platform, operating system and versions, and any other software components or applications with which it must peacefully coexist.»</w:t>
-      </w:r>
+        <w:t xml:space="preserve">«Describe the environment in which the software will operate, including the hardware platform, operating system and versions, and any other software components or applications with which it must peacefully </w:t>
+      </w:r>
+      <w:proofErr w:type="gramStart"/>
+      <w:r>
+        <w:rPr>
+          <w:rFonts w:asciiTheme="majorBidi" w:eastAsia="Times New Roman" w:hAnsiTheme="majorBidi" w:cstheme="majorBidi"/>
+          <w:color w:val="0000FF"/>
+          <w:kern w:val="0"/>
+          <w:sz w:val="20"/>
+          <w:szCs w:val="20"/>
+          <w:lang w:eastAsia="en-GB"/>
+          <w14:ligatures w14:val="none"/>
+        </w:rPr>
+        <w:t>coexist.»</w:t>
+      </w:r>
+      <w:proofErr w:type="gramEnd"/>
     </w:p>
     <w:p>
       <w:pPr>
@@ -2470,8 +2328,22 @@
           <w:lang w:eastAsia="en-GB"/>
           <w14:ligatures w14:val="none"/>
         </w:rPr>
-        <w:t>«List the user documentation components (such as user manuals, on-line help, and tutorials) that will be delivered along with the software. Identify any known user documentation delivery formats or standards.»</w:t>
-      </w:r>
+        <w:t xml:space="preserve">«List the user documentation components (such as user manuals, on-line help, and tutorials) that will be delivered along with the software. Identify any known user documentation delivery formats or </w:t>
+      </w:r>
+      <w:proofErr w:type="gramStart"/>
+      <w:r>
+        <w:rPr>
+          <w:rFonts w:asciiTheme="majorBidi" w:eastAsia="Times New Roman" w:hAnsiTheme="majorBidi" w:cstheme="majorBidi"/>
+          <w:color w:val="0000FF"/>
+          <w:kern w:val="0"/>
+          <w:sz w:val="20"/>
+          <w:szCs w:val="20"/>
+          <w:lang w:eastAsia="en-GB"/>
+          <w14:ligatures w14:val="none"/>
+        </w:rPr>
+        <w:t>standards.»</w:t>
+      </w:r>
+      <w:proofErr w:type="gramEnd"/>
     </w:p>
     <w:p>
       <w:pPr>
@@ -2528,8 +2400,22 @@
           <w:lang w:eastAsia="en-GB"/>
           <w14:ligatures w14:val="none"/>
         </w:rPr>
-        <w:t>«List any assumed factors (as opposed to known facts) that could affect the requirements stated in the specification. These could include third-party or commercial components that you plan to use, issues around the development or operating environment, or constraints. The project could be affected if these assumptions are incorrect, are not shared, or change. Also identify any dependencies the project has on external factors, such as software components that you intend to reuse from another project, unless they are already documented elsewhere (for example, in the vision and scope document or the project plan).»</w:t>
-      </w:r>
+        <w:t>«List any assumed factors (as opposed to known facts) that could affect the requirements stated in the specification. These could include third-party or commercial components that you plan to use, issues around the development or operating environment, or constraints. The project could be affected if these assumptions are incorrect, are not shared, or change. Also identify any dependencies the project has on external factors, such as software components that you intend to reuse from another project, unless they are already documented elsewhere (for example, in the vision and scope document or the project plan</w:t>
+      </w:r>
+      <w:proofErr w:type="gramStart"/>
+      <w:r>
+        <w:rPr>
+          <w:rFonts w:asciiTheme="majorBidi" w:eastAsia="Times New Roman" w:hAnsiTheme="majorBidi" w:cstheme="majorBidi"/>
+          <w:color w:val="0000FF"/>
+          <w:kern w:val="0"/>
+          <w:sz w:val="20"/>
+          <w:szCs w:val="20"/>
+          <w:lang w:eastAsia="en-GB"/>
+          <w14:ligatures w14:val="none"/>
+        </w:rPr>
+        <w:t>).»</w:t>
+      </w:r>
+      <w:proofErr w:type="gramEnd"/>
     </w:p>
     <w:p>
       <w:pPr>
@@ -2586,8 +2472,22 @@
           <w:lang w:eastAsia="en-GB"/>
           <w14:ligatures w14:val="none"/>
         </w:rPr>
-        <w:t>«The purpose here is to give a brief introduction to the system features, so that §4 has something to reference. Then, the full explanation of the system features is given in §5, likely referencing §4. The numbering in §3 and §5 should match.»</w:t>
-      </w:r>
+        <w:t xml:space="preserve">«The purpose here is to give a brief introduction to the system features, so that §4 has something to reference. Then, the full explanation of the system features is given in §5, likely referencing §4. The numbering in §3 and §5 should </w:t>
+      </w:r>
+      <w:proofErr w:type="gramStart"/>
+      <w:r>
+        <w:rPr>
+          <w:rFonts w:asciiTheme="majorBidi" w:eastAsia="Times New Roman" w:hAnsiTheme="majorBidi" w:cstheme="majorBidi"/>
+          <w:color w:val="0000FF"/>
+          <w:kern w:val="0"/>
+          <w:sz w:val="20"/>
+          <w:szCs w:val="20"/>
+          <w:lang w:eastAsia="en-GB"/>
+          <w14:ligatures w14:val="none"/>
+        </w:rPr>
+        <w:t>match.»</w:t>
+      </w:r>
+      <w:proofErr w:type="gramEnd"/>
     </w:p>
     <w:p>
       <w:pPr>
@@ -2818,7 +2718,59 @@
           <w:lang w:eastAsia="en-GB"/>
           <w14:ligatures w14:val="none"/>
         </w:rPr>
-        <w:t>«Describe the high level functionality of the system from the user’s perspective. Explain how the user should be able to use your system to complete all the expected features and the feedback information that will be displayed for the user (for each screen the user will see). For example, specify whether it is GUI or text based interface and how at high level it would work. Discuss at high level how user will interact with the game such as clicking buttons, typing in some selection character, etc.»</w:t>
+        <w:t xml:space="preserve">«Describe the </w:t>
+      </w:r>
+      <w:proofErr w:type="gramStart"/>
+      <w:r>
+        <w:rPr>
+          <w:rFonts w:asciiTheme="majorBidi" w:eastAsia="Times New Roman" w:hAnsiTheme="majorBidi" w:cstheme="majorBidi"/>
+          <w:color w:val="0000FF"/>
+          <w:kern w:val="0"/>
+          <w:sz w:val="20"/>
+          <w:szCs w:val="20"/>
+          <w:lang w:eastAsia="en-GB"/>
+          <w14:ligatures w14:val="none"/>
+        </w:rPr>
+        <w:t>high level</w:t>
+      </w:r>
+      <w:proofErr w:type="gramEnd"/>
+      <w:r>
+        <w:rPr>
+          <w:rFonts w:asciiTheme="majorBidi" w:eastAsia="Times New Roman" w:hAnsiTheme="majorBidi" w:cstheme="majorBidi"/>
+          <w:color w:val="0000FF"/>
+          <w:kern w:val="0"/>
+          <w:sz w:val="20"/>
+          <w:szCs w:val="20"/>
+          <w:lang w:eastAsia="en-GB"/>
+          <w14:ligatures w14:val="none"/>
+        </w:rPr>
+        <w:t xml:space="preserve"> functionality of the system from the user’s perspective. Explain how the user should be able to use your system to complete all the expected features and the feedback information that will be displayed for the user (for each screen the user will see). For example, specify whether it is GUI or </w:t>
+      </w:r>
+      <w:proofErr w:type="gramStart"/>
+      <w:r>
+        <w:rPr>
+          <w:rFonts w:asciiTheme="majorBidi" w:eastAsia="Times New Roman" w:hAnsiTheme="majorBidi" w:cstheme="majorBidi"/>
+          <w:color w:val="0000FF"/>
+          <w:kern w:val="0"/>
+          <w:sz w:val="20"/>
+          <w:szCs w:val="20"/>
+          <w:lang w:eastAsia="en-GB"/>
+          <w14:ligatures w14:val="none"/>
+        </w:rPr>
+        <w:t>text based</w:t>
+      </w:r>
+      <w:proofErr w:type="gramEnd"/>
+      <w:r>
+        <w:rPr>
+          <w:rFonts w:asciiTheme="majorBidi" w:eastAsia="Times New Roman" w:hAnsiTheme="majorBidi" w:cstheme="majorBidi"/>
+          <w:color w:val="0000FF"/>
+          <w:kern w:val="0"/>
+          <w:sz w:val="20"/>
+          <w:szCs w:val="20"/>
+          <w:lang w:eastAsia="en-GB"/>
+          <w14:ligatures w14:val="none"/>
+        </w:rPr>
+        <w:t xml:space="preserve"> interface and how at high level it would work. Discuss at high level how user will interact with the game such as clicking buttons, typing in some selection character, etc.»</w:t>
       </w:r>
     </w:p>
     <w:p>
@@ -2905,8 +2857,22 @@
           <w14:ligatures w14:val="none"/>
         </w:rPr>
         <w:lastRenderedPageBreak/>
-        <w:t>«Describe the logical and physical characteristics of each interface between the software product and the hardware components of the system. This may include the supported device types, the nature of the data and control interactions between the software and the hardware, and communication protocols to be used.»</w:t>
-      </w:r>
+        <w:t xml:space="preserve">«Describe the logical and physical characteristics of each interface between the software product and the hardware components of the system. This may include the supported device types, the nature of the data and control interactions between the software and the hardware, and communication protocols to be </w:t>
+      </w:r>
+      <w:proofErr w:type="gramStart"/>
+      <w:r>
+        <w:rPr>
+          <w:rFonts w:asciiTheme="majorBidi" w:eastAsia="Times New Roman" w:hAnsiTheme="majorBidi" w:cstheme="majorBidi"/>
+          <w:color w:val="0000FF"/>
+          <w:kern w:val="0"/>
+          <w:sz w:val="20"/>
+          <w:szCs w:val="20"/>
+          <w:lang w:eastAsia="en-GB"/>
+          <w14:ligatures w14:val="none"/>
+        </w:rPr>
+        <w:t>used.»</w:t>
+      </w:r>
+      <w:proofErr w:type="gramEnd"/>
     </w:p>
     <w:p>
       <w:pPr>
@@ -2963,8 +2929,22 @@
           <w:lang w:eastAsia="en-GB"/>
           <w14:ligatures w14:val="none"/>
         </w:rPr>
-        <w:t>«Describe the connections between this product and other specific software components (name and version), including databases, interpreters, operating systems, tools, libraries, and integrated commercial components. Identify the data items or messages coming into the system and going out and describe the purpose of each. Describe the services needed and the nature of communications. Identify data that will be shared across software components. If the data sharing mechanism must be implemented in a specific way (for example, use of a global data area in a multitasking operating system), specify this as an implementation constraint.»</w:t>
-      </w:r>
+        <w:t xml:space="preserve">«Describe the connections between this product and other specific software components (name and version), including databases, interpreters, operating systems, tools, libraries, and integrated commercial components. Identify the data items or messages coming into the system and going out and describe the purpose of each. Describe the services needed and the nature of communications. Identify data that will be shared across software components. If the data sharing mechanism must be implemented in a specific way (for example, use of a global data area in a multitasking operating system), specify this as an implementation </w:t>
+      </w:r>
+      <w:proofErr w:type="gramStart"/>
+      <w:r>
+        <w:rPr>
+          <w:rFonts w:asciiTheme="majorBidi" w:eastAsia="Times New Roman" w:hAnsiTheme="majorBidi" w:cstheme="majorBidi"/>
+          <w:color w:val="0000FF"/>
+          <w:kern w:val="0"/>
+          <w:sz w:val="20"/>
+          <w:szCs w:val="20"/>
+          <w:lang w:eastAsia="en-GB"/>
+          <w14:ligatures w14:val="none"/>
+        </w:rPr>
+        <w:t>constraint.»</w:t>
+      </w:r>
+      <w:proofErr w:type="gramEnd"/>
     </w:p>
     <w:p>
       <w:pPr>
@@ -3021,8 +3001,22 @@
           <w:lang w:eastAsia="en-GB"/>
           <w14:ligatures w14:val="none"/>
         </w:rPr>
-        <w:t>«This template illustrates organizing the functional requirements for the product by system features, the major services provided by the product.»</w:t>
-      </w:r>
+        <w:t xml:space="preserve">«This template illustrates organizing the functional requirements for the product by system features, the major services provided by the </w:t>
+      </w:r>
+      <w:proofErr w:type="gramStart"/>
+      <w:r>
+        <w:rPr>
+          <w:rFonts w:asciiTheme="majorBidi" w:eastAsia="Times New Roman" w:hAnsiTheme="majorBidi" w:cstheme="majorBidi"/>
+          <w:color w:val="0000FF"/>
+          <w:kern w:val="0"/>
+          <w:sz w:val="20"/>
+          <w:szCs w:val="20"/>
+          <w:lang w:eastAsia="en-GB"/>
+          <w14:ligatures w14:val="none"/>
+        </w:rPr>
+        <w:t>product.»</w:t>
+      </w:r>
+      <w:proofErr w:type="gramEnd"/>
     </w:p>
     <w:p>
       <w:pPr>
@@ -3123,8 +3117,22 @@
           <w:lang w:eastAsia="en-GB"/>
           <w14:ligatures w14:val="none"/>
         </w:rPr>
-        <w:t>«Provide a short description of the feature. Give its priority, too.»</w:t>
-      </w:r>
+        <w:t xml:space="preserve">«Provide a short description of the feature. Give its priority, </w:t>
+      </w:r>
+      <w:proofErr w:type="gramStart"/>
+      <w:r>
+        <w:rPr>
+          <w:rFonts w:asciiTheme="majorBidi" w:eastAsia="Times New Roman" w:hAnsiTheme="majorBidi" w:cstheme="majorBidi"/>
+          <w:color w:val="0000FF"/>
+          <w:kern w:val="0"/>
+          <w:sz w:val="20"/>
+          <w:szCs w:val="20"/>
+          <w:lang w:eastAsia="en-GB"/>
+          <w14:ligatures w14:val="none"/>
+        </w:rPr>
+        <w:t>too.»</w:t>
+      </w:r>
+      <w:proofErr w:type="gramEnd"/>
     </w:p>
     <w:p>
       <w:pPr>
@@ -3171,18 +3179,46 @@
           <w14:ligatures w14:val="none"/>
         </w:rPr>
       </w:pPr>
-      <w:r>
-        <w:rPr>
-          <w:rFonts w:asciiTheme="majorBidi" w:eastAsia="Times New Roman" w:hAnsiTheme="majorBidi" w:cstheme="majorBidi"/>
-          <w:color w:val="0000FF"/>
-          <w:kern w:val="0"/>
-          <w:sz w:val="20"/>
-          <w:szCs w:val="20"/>
-          <w:lang w:eastAsia="en-GB"/>
-          <w14:ligatures w14:val="none"/>
-        </w:rPr>
-        <w:t>«”Stimulus” or “Condition”»</w:t>
-      </w:r>
+      <w:proofErr w:type="gramStart"/>
+      <w:r>
+        <w:rPr>
+          <w:rFonts w:asciiTheme="majorBidi" w:eastAsia="Times New Roman" w:hAnsiTheme="majorBidi" w:cstheme="majorBidi"/>
+          <w:color w:val="0000FF"/>
+          <w:kern w:val="0"/>
+          <w:sz w:val="20"/>
+          <w:szCs w:val="20"/>
+          <w:lang w:eastAsia="en-GB"/>
+          <w14:ligatures w14:val="none"/>
+        </w:rPr>
+        <w:t>«”Stimulus</w:t>
+      </w:r>
+      <w:proofErr w:type="gramEnd"/>
+      <w:r>
+        <w:rPr>
+          <w:rFonts w:asciiTheme="majorBidi" w:eastAsia="Times New Roman" w:hAnsiTheme="majorBidi" w:cstheme="majorBidi"/>
+          <w:color w:val="0000FF"/>
+          <w:kern w:val="0"/>
+          <w:sz w:val="20"/>
+          <w:szCs w:val="20"/>
+          <w:lang w:eastAsia="en-GB"/>
+          <w14:ligatures w14:val="none"/>
+        </w:rPr>
+        <w:t>” or “</w:t>
+      </w:r>
+      <w:proofErr w:type="gramStart"/>
+      <w:r>
+        <w:rPr>
+          <w:rFonts w:asciiTheme="majorBidi" w:eastAsia="Times New Roman" w:hAnsiTheme="majorBidi" w:cstheme="majorBidi"/>
+          <w:color w:val="0000FF"/>
+          <w:kern w:val="0"/>
+          <w:sz w:val="20"/>
+          <w:szCs w:val="20"/>
+          <w:lang w:eastAsia="en-GB"/>
+          <w14:ligatures w14:val="none"/>
+        </w:rPr>
+        <w:t>Condition”»</w:t>
+      </w:r>
+      <w:proofErr w:type="gramEnd"/>
       <w:r>
         <w:rPr>
           <w:rFonts w:asciiTheme="majorBidi" w:eastAsia="Times New Roman" w:hAnsiTheme="majorBidi" w:cstheme="majorBidi"/>
@@ -3331,8 +3367,48 @@
           <w:lang w:eastAsia="en-GB"/>
           <w14:ligatures w14:val="none"/>
         </w:rPr>
-        <w:t>«Itemize the detailed functional requirements associated with this feature. These are the software capabilities that must be present in order for the user to carry out the services provided by the feature. Include how the product should respond to anticipated error conditions or invalid inputs. Requirements should be concise, complete, unambiguous, verifiable, and necessary. Each requirement should be uniquely identified with a sequence number or a meaningful tag of some kind.»</w:t>
-      </w:r>
+        <w:t xml:space="preserve">«Itemize the detailed functional requirements associated with this feature. These are the software capabilities that must be present </w:t>
+      </w:r>
+      <w:proofErr w:type="gramStart"/>
+      <w:r>
+        <w:rPr>
+          <w:rFonts w:asciiTheme="majorBidi" w:eastAsia="Times New Roman" w:hAnsiTheme="majorBidi" w:cstheme="majorBidi"/>
+          <w:color w:val="0000FF"/>
+          <w:kern w:val="0"/>
+          <w:sz w:val="20"/>
+          <w:szCs w:val="20"/>
+          <w:lang w:eastAsia="en-GB"/>
+          <w14:ligatures w14:val="none"/>
+        </w:rPr>
+        <w:t>in order for</w:t>
+      </w:r>
+      <w:proofErr w:type="gramEnd"/>
+      <w:r>
+        <w:rPr>
+          <w:rFonts w:asciiTheme="majorBidi" w:eastAsia="Times New Roman" w:hAnsiTheme="majorBidi" w:cstheme="majorBidi"/>
+          <w:color w:val="0000FF"/>
+          <w:kern w:val="0"/>
+          <w:sz w:val="20"/>
+          <w:szCs w:val="20"/>
+          <w:lang w:eastAsia="en-GB"/>
+          <w14:ligatures w14:val="none"/>
+        </w:rPr>
+        <w:t xml:space="preserve"> the user to carry out the services provided by the feature. Include how the product should respond to anticipated error conditions or invalid inputs. Requirements should be concise, complete, unambiguous, verifiable, and necessary. Each requirement should be uniquely identified with a sequence number or a meaningful tag of some </w:t>
+      </w:r>
+      <w:proofErr w:type="gramStart"/>
+      <w:r>
+        <w:rPr>
+          <w:rFonts w:asciiTheme="majorBidi" w:eastAsia="Times New Roman" w:hAnsiTheme="majorBidi" w:cstheme="majorBidi"/>
+          <w:color w:val="0000FF"/>
+          <w:kern w:val="0"/>
+          <w:sz w:val="20"/>
+          <w:szCs w:val="20"/>
+          <w:lang w:eastAsia="en-GB"/>
+          <w14:ligatures w14:val="none"/>
+        </w:rPr>
+        <w:t>kind.»</w:t>
+      </w:r>
+      <w:proofErr w:type="gramEnd"/>
     </w:p>
     <w:p>
       <w:pPr>
@@ -3371,39 +3447,369 @@
           <w:lang w:eastAsia="en-GB"/>
           <w14:ligatures w14:val="none"/>
         </w:rPr>
-        <w:t>«Some sentence goes here, in “shall” form, usually something like this: “Upon &lt;some event or condition&gt;, the &lt;system, or the name of a module&gt; shall &lt;perform some action&gt;.” Note that the entire requirement must be stated in the requirements area. Everything else is just a lead-up to this. There should be one such entry per S/R pair.»</w:t>
-      </w:r>
-    </w:p>
-    <w:p>
-      <w:pPr>
-        <w:shd w:val="clear" w:color="auto" w:fill="FFFFFF"/>
-        <w:spacing w:before="240" w:after="0" w:line="240" w:lineRule="auto"/>
-        <w:jc w:val="both"/>
-        <w:rPr>
-          <w:rFonts w:asciiTheme="majorBidi" w:eastAsia="Times New Roman" w:hAnsiTheme="majorBidi" w:cstheme="majorBidi"/>
-          <w:color w:val="373D3F"/>
-          <w:kern w:val="0"/>
-          <w:sz w:val="20"/>
-          <w:szCs w:val="20"/>
-          <w:lang w:eastAsia="en-GB"/>
-          <w14:ligatures w14:val="none"/>
-        </w:rPr>
-      </w:pPr>
-      <w:r>
-        <w:rPr>
-          <w:rFonts w:asciiTheme="majorBidi" w:eastAsia="Times New Roman" w:hAnsiTheme="majorBidi" w:cstheme="majorBidi"/>
-          <w:color w:val="373D3F"/>
-          <w:kern w:val="0"/>
-          <w:sz w:val="20"/>
-          <w:szCs w:val="20"/>
-          <w:lang w:eastAsia="en-GB"/>
-          <w14:ligatures w14:val="none"/>
-        </w:rPr>
-        <w:t>REQ-1.</w:t>
-      </w:r>
-      <w:r>
-        <w:rPr>
-          <w:rFonts w:asciiTheme="majorBidi" w:eastAsia="Times New Roman" w:hAnsiTheme="majorBidi" w:cstheme="majorBidi"/>
+        <w:t xml:space="preserve">«Some sentence goes here, in “shall” form, usually something like this: “Upon &lt;some event or condition&gt;, the &lt;system, or the name of a module&gt; shall &lt;perform some action&gt;.” Note that the entire requirement must be stated in the requirements area. Everything else is just a lead-up to this. There should be one such entry per S/R </w:t>
+      </w:r>
+      <w:proofErr w:type="gramStart"/>
+      <w:r>
+        <w:rPr>
+          <w:rFonts w:asciiTheme="majorBidi" w:eastAsia="Times New Roman" w:hAnsiTheme="majorBidi" w:cstheme="majorBidi"/>
+          <w:color w:val="0000FF"/>
+          <w:kern w:val="0"/>
+          <w:sz w:val="20"/>
+          <w:szCs w:val="20"/>
+          <w:lang w:eastAsia="en-GB"/>
+          <w14:ligatures w14:val="none"/>
+        </w:rPr>
+        <w:t>pair.»</w:t>
+      </w:r>
+      <w:proofErr w:type="gramEnd"/>
+    </w:p>
+    <w:p>
+      <w:pPr>
+        <w:shd w:val="clear" w:color="auto" w:fill="FFFFFF"/>
+        <w:spacing w:before="240" w:after="0" w:line="240" w:lineRule="auto"/>
+        <w:jc w:val="both"/>
+        <w:rPr>
+          <w:rFonts w:asciiTheme="majorBidi" w:eastAsia="Times New Roman" w:hAnsiTheme="majorBidi" w:cstheme="majorBidi"/>
+          <w:color w:val="373D3F"/>
+          <w:kern w:val="0"/>
+          <w:sz w:val="20"/>
+          <w:szCs w:val="20"/>
+          <w:lang w:eastAsia="en-GB"/>
+          <w14:ligatures w14:val="none"/>
+        </w:rPr>
+      </w:pPr>
+      <w:r>
+        <w:rPr>
+          <w:rFonts w:asciiTheme="majorBidi" w:eastAsia="Times New Roman" w:hAnsiTheme="majorBidi" w:cstheme="majorBidi"/>
+          <w:color w:val="373D3F"/>
+          <w:kern w:val="0"/>
+          <w:sz w:val="20"/>
+          <w:szCs w:val="20"/>
+          <w:lang w:eastAsia="en-GB"/>
+          <w14:ligatures w14:val="none"/>
+        </w:rPr>
+        <w:t>REQ-</w:t>
+      </w:r>
+      <w:proofErr w:type="gramStart"/>
+      <w:r>
+        <w:rPr>
+          <w:rFonts w:asciiTheme="majorBidi" w:eastAsia="Times New Roman" w:hAnsiTheme="majorBidi" w:cstheme="majorBidi"/>
+          <w:color w:val="373D3F"/>
+          <w:kern w:val="0"/>
+          <w:sz w:val="20"/>
+          <w:szCs w:val="20"/>
+          <w:lang w:eastAsia="en-GB"/>
+          <w14:ligatures w14:val="none"/>
+        </w:rPr>
+        <w:t>1.</w:t>
+      </w:r>
+      <w:r>
+        <w:rPr>
+          <w:rFonts w:asciiTheme="majorBidi" w:eastAsia="Times New Roman" w:hAnsiTheme="majorBidi" w:cstheme="majorBidi"/>
+          <w:color w:val="0000FF"/>
+          <w:kern w:val="0"/>
+          <w:sz w:val="20"/>
+          <w:szCs w:val="20"/>
+          <w:lang w:eastAsia="en-GB"/>
+          <w14:ligatures w14:val="none"/>
+        </w:rPr>
+        <w:t>«</w:t>
+      </w:r>
+      <w:proofErr w:type="gramEnd"/>
+      <w:r>
+        <w:rPr>
+          <w:rFonts w:asciiTheme="majorBidi" w:eastAsia="Times New Roman" w:hAnsiTheme="majorBidi" w:cstheme="majorBidi"/>
+          <w:color w:val="0000FF"/>
+          <w:kern w:val="0"/>
+          <w:sz w:val="20"/>
+          <w:szCs w:val="20"/>
+          <w:lang w:eastAsia="en-GB"/>
+          <w14:ligatures w14:val="none"/>
+        </w:rPr>
+        <w:t>N»</w:t>
+      </w:r>
+      <w:r>
+        <w:rPr>
+          <w:rFonts w:asciiTheme="majorBidi" w:eastAsia="Times New Roman" w:hAnsiTheme="majorBidi" w:cstheme="majorBidi"/>
+          <w:color w:val="373D3F"/>
+          <w:kern w:val="0"/>
+          <w:sz w:val="20"/>
+          <w:szCs w:val="20"/>
+          <w:lang w:eastAsia="en-GB"/>
+          <w14:ligatures w14:val="none"/>
+        </w:rPr>
+        <w:t>: </w:t>
+      </w:r>
+      <w:r>
+        <w:rPr>
+          <w:rFonts w:asciiTheme="majorBidi" w:eastAsia="Times New Roman" w:hAnsiTheme="majorBidi" w:cstheme="majorBidi"/>
+          <w:color w:val="0000FF"/>
+          <w:kern w:val="0"/>
+          <w:sz w:val="20"/>
+          <w:szCs w:val="20"/>
+          <w:lang w:eastAsia="en-GB"/>
+          <w14:ligatures w14:val="none"/>
+        </w:rPr>
+        <w:t xml:space="preserve">«Additional S/R-related requirements as </w:t>
+      </w:r>
+      <w:proofErr w:type="gramStart"/>
+      <w:r>
+        <w:rPr>
+          <w:rFonts w:asciiTheme="majorBidi" w:eastAsia="Times New Roman" w:hAnsiTheme="majorBidi" w:cstheme="majorBidi"/>
+          <w:color w:val="0000FF"/>
+          <w:kern w:val="0"/>
+          <w:sz w:val="20"/>
+          <w:szCs w:val="20"/>
+          <w:lang w:eastAsia="en-GB"/>
+          <w14:ligatures w14:val="none"/>
+        </w:rPr>
+        <w:t>needed.»</w:t>
+      </w:r>
+      <w:proofErr w:type="gramEnd"/>
+    </w:p>
+    <w:p>
+      <w:pPr>
+        <w:shd w:val="clear" w:color="auto" w:fill="FFFFFF"/>
+        <w:spacing w:before="240" w:after="0" w:line="240" w:lineRule="auto"/>
+        <w:jc w:val="both"/>
+        <w:rPr>
+          <w:rFonts w:asciiTheme="majorBidi" w:eastAsia="Times New Roman" w:hAnsiTheme="majorBidi" w:cstheme="majorBidi"/>
+          <w:color w:val="373D3F"/>
+          <w:kern w:val="0"/>
+          <w:sz w:val="20"/>
+          <w:szCs w:val="20"/>
+          <w:lang w:eastAsia="en-GB"/>
+          <w14:ligatures w14:val="none"/>
+        </w:rPr>
+      </w:pPr>
+      <w:r>
+        <w:rPr>
+          <w:rFonts w:asciiTheme="majorBidi" w:eastAsia="Times New Roman" w:hAnsiTheme="majorBidi" w:cstheme="majorBidi"/>
+          <w:color w:val="373D3F"/>
+          <w:kern w:val="0"/>
+          <w:sz w:val="20"/>
+          <w:szCs w:val="20"/>
+          <w:lang w:eastAsia="en-GB"/>
+          <w14:ligatures w14:val="none"/>
+        </w:rPr>
+        <w:t>REQ-</w:t>
+      </w:r>
+      <w:proofErr w:type="gramStart"/>
+      <w:r>
+        <w:rPr>
+          <w:rFonts w:asciiTheme="majorBidi" w:eastAsia="Times New Roman" w:hAnsiTheme="majorBidi" w:cstheme="majorBidi"/>
+          <w:color w:val="373D3F"/>
+          <w:kern w:val="0"/>
+          <w:sz w:val="20"/>
+          <w:szCs w:val="20"/>
+          <w:lang w:eastAsia="en-GB"/>
+          <w14:ligatures w14:val="none"/>
+        </w:rPr>
+        <w:t>1.</w:t>
+      </w:r>
+      <w:r>
+        <w:rPr>
+          <w:rFonts w:asciiTheme="majorBidi" w:eastAsia="Times New Roman" w:hAnsiTheme="majorBidi" w:cstheme="majorBidi"/>
+          <w:color w:val="0000FF"/>
+          <w:kern w:val="0"/>
+          <w:sz w:val="20"/>
+          <w:szCs w:val="20"/>
+          <w:lang w:eastAsia="en-GB"/>
+          <w14:ligatures w14:val="none"/>
+        </w:rPr>
+        <w:t>«</w:t>
+      </w:r>
+      <w:proofErr w:type="gramEnd"/>
+      <w:r>
+        <w:rPr>
+          <w:rFonts w:asciiTheme="majorBidi" w:eastAsia="Times New Roman" w:hAnsiTheme="majorBidi" w:cstheme="majorBidi"/>
+          <w:color w:val="0000FF"/>
+          <w:kern w:val="0"/>
+          <w:sz w:val="20"/>
+          <w:szCs w:val="20"/>
+          <w:lang w:eastAsia="en-GB"/>
+          <w14:ligatures w14:val="none"/>
+        </w:rPr>
+        <w:t>N»</w:t>
+      </w:r>
+      <w:r>
+        <w:rPr>
+          <w:rFonts w:asciiTheme="majorBidi" w:eastAsia="Times New Roman" w:hAnsiTheme="majorBidi" w:cstheme="majorBidi"/>
+          <w:color w:val="373D3F"/>
+          <w:kern w:val="0"/>
+          <w:sz w:val="20"/>
+          <w:szCs w:val="20"/>
+          <w:lang w:eastAsia="en-GB"/>
+          <w14:ligatures w14:val="none"/>
+        </w:rPr>
+        <w:t>: </w:t>
+      </w:r>
+      <w:r>
+        <w:rPr>
+          <w:rFonts w:asciiTheme="majorBidi" w:eastAsia="Times New Roman" w:hAnsiTheme="majorBidi" w:cstheme="majorBidi"/>
+          <w:color w:val="0000FF"/>
+          <w:kern w:val="0"/>
+          <w:sz w:val="20"/>
+          <w:szCs w:val="20"/>
+          <w:lang w:eastAsia="en-GB"/>
+          <w14:ligatures w14:val="none"/>
+        </w:rPr>
+        <w:t xml:space="preserve">«List any additional requirements needed in “Shall” form, but not necessarily in “Upon/Shall” </w:t>
+      </w:r>
+      <w:proofErr w:type="gramStart"/>
+      <w:r>
+        <w:rPr>
+          <w:rFonts w:asciiTheme="majorBidi" w:eastAsia="Times New Roman" w:hAnsiTheme="majorBidi" w:cstheme="majorBidi"/>
+          <w:color w:val="0000FF"/>
+          <w:kern w:val="0"/>
+          <w:sz w:val="20"/>
+          <w:szCs w:val="20"/>
+          <w:lang w:eastAsia="en-GB"/>
+          <w14:ligatures w14:val="none"/>
+        </w:rPr>
+        <w:t>form.»</w:t>
+      </w:r>
+      <w:proofErr w:type="gramEnd"/>
+    </w:p>
+    <w:p>
+      <w:pPr>
+        <w:shd w:val="clear" w:color="auto" w:fill="FFFFFF"/>
+        <w:spacing w:before="240" w:after="0" w:line="240" w:lineRule="auto"/>
+        <w:jc w:val="both"/>
+        <w:rPr>
+          <w:rFonts w:asciiTheme="majorBidi" w:eastAsia="Times New Roman" w:hAnsiTheme="majorBidi" w:cstheme="majorBidi"/>
+          <w:color w:val="373D3F"/>
+          <w:kern w:val="0"/>
+          <w:sz w:val="20"/>
+          <w:szCs w:val="20"/>
+          <w:lang w:eastAsia="en-GB"/>
+          <w14:ligatures w14:val="none"/>
+        </w:rPr>
+      </w:pPr>
+      <w:r>
+        <w:rPr>
+          <w:rFonts w:asciiTheme="majorBidi" w:eastAsia="Times New Roman" w:hAnsiTheme="majorBidi" w:cstheme="majorBidi"/>
+          <w:color w:val="373D3F"/>
+          <w:kern w:val="0"/>
+          <w:sz w:val="20"/>
+          <w:szCs w:val="20"/>
+          <w:lang w:eastAsia="en-GB"/>
+          <w14:ligatures w14:val="none"/>
+        </w:rPr>
+        <w:t>REQ-</w:t>
+      </w:r>
+      <w:proofErr w:type="gramStart"/>
+      <w:r>
+        <w:rPr>
+          <w:rFonts w:asciiTheme="majorBidi" w:eastAsia="Times New Roman" w:hAnsiTheme="majorBidi" w:cstheme="majorBidi"/>
+          <w:color w:val="373D3F"/>
+          <w:kern w:val="0"/>
+          <w:sz w:val="20"/>
+          <w:szCs w:val="20"/>
+          <w:lang w:eastAsia="en-GB"/>
+          <w14:ligatures w14:val="none"/>
+        </w:rPr>
+        <w:t>1.</w:t>
+      </w:r>
+      <w:r>
+        <w:rPr>
+          <w:rFonts w:asciiTheme="majorBidi" w:eastAsia="Times New Roman" w:hAnsiTheme="majorBidi" w:cstheme="majorBidi"/>
+          <w:color w:val="0000FF"/>
+          <w:kern w:val="0"/>
+          <w:sz w:val="20"/>
+          <w:szCs w:val="20"/>
+          <w:lang w:eastAsia="en-GB"/>
+          <w14:ligatures w14:val="none"/>
+        </w:rPr>
+        <w:t>«</w:t>
+      </w:r>
+      <w:proofErr w:type="gramEnd"/>
+      <w:r>
+        <w:rPr>
+          <w:rFonts w:asciiTheme="majorBidi" w:eastAsia="Times New Roman" w:hAnsiTheme="majorBidi" w:cstheme="majorBidi"/>
+          <w:color w:val="0000FF"/>
+          <w:kern w:val="0"/>
+          <w:sz w:val="20"/>
+          <w:szCs w:val="20"/>
+          <w:lang w:eastAsia="en-GB"/>
+          <w14:ligatures w14:val="none"/>
+        </w:rPr>
+        <w:t>N»</w:t>
+      </w:r>
+      <w:r>
+        <w:rPr>
+          <w:rFonts w:asciiTheme="majorBidi" w:eastAsia="Times New Roman" w:hAnsiTheme="majorBidi" w:cstheme="majorBidi"/>
+          <w:color w:val="373D3F"/>
+          <w:kern w:val="0"/>
+          <w:sz w:val="20"/>
+          <w:szCs w:val="20"/>
+          <w:lang w:eastAsia="en-GB"/>
+          <w14:ligatures w14:val="none"/>
+        </w:rPr>
+        <w:t>: </w:t>
+      </w:r>
+      <w:r>
+        <w:rPr>
+          <w:rFonts w:asciiTheme="majorBidi" w:eastAsia="Times New Roman" w:hAnsiTheme="majorBidi" w:cstheme="majorBidi"/>
+          <w:color w:val="0000FF"/>
+          <w:kern w:val="0"/>
+          <w:sz w:val="20"/>
+          <w:szCs w:val="20"/>
+          <w:lang w:eastAsia="en-GB"/>
+          <w14:ligatures w14:val="none"/>
+        </w:rPr>
+        <w:t xml:space="preserve">«Additional requirements as </w:t>
+      </w:r>
+      <w:proofErr w:type="gramStart"/>
+      <w:r>
+        <w:rPr>
+          <w:rFonts w:asciiTheme="majorBidi" w:eastAsia="Times New Roman" w:hAnsiTheme="majorBidi" w:cstheme="majorBidi"/>
+          <w:color w:val="0000FF"/>
+          <w:kern w:val="0"/>
+          <w:sz w:val="20"/>
+          <w:szCs w:val="20"/>
+          <w:lang w:eastAsia="en-GB"/>
+          <w14:ligatures w14:val="none"/>
+        </w:rPr>
+        <w:t>needed.»</w:t>
+      </w:r>
+      <w:proofErr w:type="gramEnd"/>
+    </w:p>
+    <w:p>
+      <w:pPr>
+        <w:shd w:val="clear" w:color="auto" w:fill="FFFFFF"/>
+        <w:spacing w:before="240" w:after="0" w:line="240" w:lineRule="auto"/>
+        <w:jc w:val="both"/>
+        <w:rPr>
+          <w:rFonts w:asciiTheme="majorBidi" w:eastAsia="Times New Roman" w:hAnsiTheme="majorBidi" w:cstheme="majorBidi"/>
+          <w:color w:val="373D3F"/>
+          <w:kern w:val="0"/>
+          <w:sz w:val="20"/>
+          <w:szCs w:val="20"/>
+          <w:lang w:eastAsia="en-GB"/>
+          <w14:ligatures w14:val="none"/>
+        </w:rPr>
+      </w:pPr>
+      <w:r>
+        <w:rPr>
+          <w:rFonts w:asciiTheme="majorBidi" w:eastAsia="Times New Roman" w:hAnsiTheme="majorBidi" w:cstheme="majorBidi"/>
+          <w:b/>
+          <w:bCs/>
+          <w:color w:val="373D3F"/>
+          <w:kern w:val="0"/>
+          <w:sz w:val="20"/>
+          <w:szCs w:val="20"/>
+          <w:lang w:eastAsia="en-GB"/>
+          <w14:ligatures w14:val="none"/>
+        </w:rPr>
+        <w:t>5.</w:t>
+      </w:r>
+      <w:r>
+        <w:rPr>
+          <w:rFonts w:asciiTheme="majorBidi" w:eastAsia="Times New Roman" w:hAnsiTheme="majorBidi" w:cstheme="majorBidi"/>
+          <w:b/>
+          <w:bCs/>
           <w:color w:val="0000FF"/>
           <w:kern w:val="0"/>
           <w:sz w:val="20"/>
@@ -3416,6 +3822,201 @@
       <w:r>
         <w:rPr>
           <w:rFonts w:asciiTheme="majorBidi" w:eastAsia="Times New Roman" w:hAnsiTheme="majorBidi" w:cstheme="majorBidi"/>
+          <w:b/>
+          <w:bCs/>
+          <w:color w:val="373D3F"/>
+          <w:kern w:val="0"/>
+          <w:sz w:val="20"/>
+          <w:szCs w:val="20"/>
+          <w:lang w:eastAsia="en-GB"/>
+          <w14:ligatures w14:val="none"/>
+        </w:rPr>
+        <w:t>. </w:t>
+      </w:r>
+      <w:r>
+        <w:rPr>
+          <w:rFonts w:asciiTheme="majorBidi" w:eastAsia="Times New Roman" w:hAnsiTheme="majorBidi" w:cstheme="majorBidi"/>
+          <w:b/>
+          <w:bCs/>
+          <w:color w:val="0000FF"/>
+          <w:kern w:val="0"/>
+          <w:sz w:val="20"/>
+          <w:szCs w:val="20"/>
+          <w:lang w:eastAsia="en-GB"/>
+          <w14:ligatures w14:val="none"/>
+        </w:rPr>
+        <w:t>«Additional feature blocks»</w:t>
+      </w:r>
+    </w:p>
+    <w:p>
+      <w:pPr>
+        <w:shd w:val="clear" w:color="auto" w:fill="FFFFFF"/>
+        <w:spacing w:before="240" w:after="0" w:line="240" w:lineRule="auto"/>
+        <w:jc w:val="both"/>
+        <w:rPr>
+          <w:rFonts w:asciiTheme="majorBidi" w:eastAsia="Times New Roman" w:hAnsiTheme="majorBidi" w:cstheme="majorBidi"/>
+          <w:color w:val="373D3F"/>
+          <w:kern w:val="0"/>
+          <w:sz w:val="20"/>
+          <w:szCs w:val="20"/>
+          <w:lang w:eastAsia="en-GB"/>
+          <w14:ligatures w14:val="none"/>
+        </w:rPr>
+      </w:pPr>
+      <w:r>
+        <w:rPr>
+          <w:rFonts w:asciiTheme="majorBidi" w:eastAsia="Times New Roman" w:hAnsiTheme="majorBidi" w:cstheme="majorBidi"/>
+          <w:b/>
+          <w:bCs/>
+          <w:color w:val="373D3F"/>
+          <w:kern w:val="0"/>
+          <w:sz w:val="20"/>
+          <w:szCs w:val="20"/>
+          <w:lang w:eastAsia="en-GB"/>
+          <w14:ligatures w14:val="none"/>
+        </w:rPr>
+        <w:t>6. Nonfunctional Requirements</w:t>
+      </w:r>
+    </w:p>
+    <w:p>
+      <w:pPr>
+        <w:shd w:val="clear" w:color="auto" w:fill="FFFFFF"/>
+        <w:spacing w:before="240" w:after="0" w:line="240" w:lineRule="auto"/>
+        <w:jc w:val="both"/>
+        <w:rPr>
+          <w:rFonts w:asciiTheme="majorBidi" w:eastAsia="Times New Roman" w:hAnsiTheme="majorBidi" w:cstheme="majorBidi"/>
+          <w:color w:val="373D3F"/>
+          <w:kern w:val="0"/>
+          <w:sz w:val="20"/>
+          <w:szCs w:val="20"/>
+          <w:lang w:eastAsia="en-GB"/>
+          <w14:ligatures w14:val="none"/>
+        </w:rPr>
+      </w:pPr>
+      <w:r>
+        <w:rPr>
+          <w:rFonts w:asciiTheme="majorBidi" w:eastAsia="Times New Roman" w:hAnsiTheme="majorBidi" w:cstheme="majorBidi"/>
+          <w:b/>
+          <w:bCs/>
+          <w:color w:val="373D3F"/>
+          <w:kern w:val="0"/>
+          <w:sz w:val="20"/>
+          <w:szCs w:val="20"/>
+          <w:lang w:eastAsia="en-GB"/>
+          <w14:ligatures w14:val="none"/>
+        </w:rPr>
+        <w:t>6.1. Performance  </w:t>
+      </w:r>
+    </w:p>
+    <w:p>
+      <w:pPr>
+        <w:shd w:val="clear" w:color="auto" w:fill="FFFFFF"/>
+        <w:spacing w:before="240" w:after="0" w:line="240" w:lineRule="auto"/>
+        <w:jc w:val="both"/>
+        <w:rPr>
+          <w:rFonts w:asciiTheme="majorBidi" w:eastAsia="Times New Roman" w:hAnsiTheme="majorBidi" w:cstheme="majorBidi"/>
+          <w:color w:val="373D3F"/>
+          <w:kern w:val="0"/>
+          <w:sz w:val="20"/>
+          <w:szCs w:val="20"/>
+          <w:lang w:eastAsia="en-GB"/>
+          <w14:ligatures w14:val="none"/>
+        </w:rPr>
+      </w:pPr>
+      <w:r>
+        <w:rPr>
+          <w:rFonts w:asciiTheme="majorBidi" w:eastAsia="Times New Roman" w:hAnsiTheme="majorBidi" w:cstheme="majorBidi"/>
+          <w:color w:val="373D3F"/>
+          <w:kern w:val="0"/>
+          <w:sz w:val="20"/>
+          <w:szCs w:val="20"/>
+          <w:lang w:eastAsia="en-GB"/>
+          <w14:ligatures w14:val="none"/>
+        </w:rPr>
+        <w:t>NF-1.1: </w:t>
+      </w:r>
+      <w:r>
+        <w:rPr>
+          <w:rFonts w:asciiTheme="majorBidi" w:eastAsia="Times New Roman" w:hAnsiTheme="majorBidi" w:cstheme="majorBidi"/>
+          <w:color w:val="0000FF"/>
+          <w:kern w:val="0"/>
+          <w:sz w:val="20"/>
+          <w:szCs w:val="20"/>
+          <w:lang w:eastAsia="en-GB"/>
+          <w14:ligatures w14:val="none"/>
+        </w:rPr>
+        <w:t>«Any performance-related issue»</w:t>
+      </w:r>
+    </w:p>
+    <w:p>
+      <w:pPr>
+        <w:shd w:val="clear" w:color="auto" w:fill="FFFFFF"/>
+        <w:spacing w:before="240" w:after="0" w:line="240" w:lineRule="auto"/>
+        <w:jc w:val="both"/>
+        <w:rPr>
+          <w:rFonts w:asciiTheme="majorBidi" w:eastAsia="Times New Roman" w:hAnsiTheme="majorBidi" w:cstheme="majorBidi"/>
+          <w:color w:val="373D3F"/>
+          <w:kern w:val="0"/>
+          <w:sz w:val="20"/>
+          <w:szCs w:val="20"/>
+          <w:lang w:eastAsia="en-GB"/>
+          <w14:ligatures w14:val="none"/>
+        </w:rPr>
+      </w:pPr>
+      <w:r>
+        <w:rPr>
+          <w:rFonts w:asciiTheme="majorBidi" w:eastAsia="Times New Roman" w:hAnsiTheme="majorBidi" w:cstheme="majorBidi"/>
+          <w:color w:val="373D3F"/>
+          <w:kern w:val="0"/>
+          <w:sz w:val="20"/>
+          <w:szCs w:val="20"/>
+          <w:lang w:eastAsia="en-GB"/>
+          <w14:ligatures w14:val="none"/>
+        </w:rPr>
+        <w:lastRenderedPageBreak/>
+        <w:t>NF-</w:t>
+      </w:r>
+      <w:proofErr w:type="gramStart"/>
+      <w:r>
+        <w:rPr>
+          <w:rFonts w:asciiTheme="majorBidi" w:eastAsia="Times New Roman" w:hAnsiTheme="majorBidi" w:cstheme="majorBidi"/>
+          <w:color w:val="373D3F"/>
+          <w:kern w:val="0"/>
+          <w:sz w:val="20"/>
+          <w:szCs w:val="20"/>
+          <w:lang w:eastAsia="en-GB"/>
+          <w14:ligatures w14:val="none"/>
+        </w:rPr>
+        <w:t>1.</w:t>
+      </w:r>
+      <w:r>
+        <w:rPr>
+          <w:rFonts w:asciiTheme="majorBidi" w:eastAsia="Times New Roman" w:hAnsiTheme="majorBidi" w:cstheme="majorBidi"/>
+          <w:color w:val="0000FF"/>
+          <w:kern w:val="0"/>
+          <w:sz w:val="20"/>
+          <w:szCs w:val="20"/>
+          <w:lang w:eastAsia="en-GB"/>
+          <w14:ligatures w14:val="none"/>
+        </w:rPr>
+        <w:t>«</w:t>
+      </w:r>
+      <w:proofErr w:type="gramEnd"/>
+      <w:r>
+        <w:rPr>
+          <w:rFonts w:asciiTheme="majorBidi" w:eastAsia="Times New Roman" w:hAnsiTheme="majorBidi" w:cstheme="majorBidi"/>
+          <w:color w:val="0000FF"/>
+          <w:kern w:val="0"/>
+          <w:sz w:val="20"/>
+          <w:szCs w:val="20"/>
+          <w:lang w:eastAsia="en-GB"/>
+          <w14:ligatures w14:val="none"/>
+        </w:rPr>
+        <w:t>N»</w:t>
+      </w:r>
+      <w:r>
+        <w:rPr>
+          <w:rFonts w:asciiTheme="majorBidi" w:eastAsia="Times New Roman" w:hAnsiTheme="majorBidi" w:cstheme="majorBidi"/>
           <w:color w:val="373D3F"/>
           <w:kern w:val="0"/>
           <w:sz w:val="20"/>
@@ -3435,306 +4036,6 @@
           <w:lang w:eastAsia="en-GB"/>
           <w14:ligatures w14:val="none"/>
         </w:rPr>
-        <w:t>«Additional S/R-related requirements as needed.»</w:t>
-      </w:r>
-    </w:p>
-    <w:p>
-      <w:pPr>
-        <w:shd w:val="clear" w:color="auto" w:fill="FFFFFF"/>
-        <w:spacing w:before="240" w:after="0" w:line="240" w:lineRule="auto"/>
-        <w:jc w:val="both"/>
-        <w:rPr>
-          <w:rFonts w:asciiTheme="majorBidi" w:eastAsia="Times New Roman" w:hAnsiTheme="majorBidi" w:cstheme="majorBidi"/>
-          <w:color w:val="373D3F"/>
-          <w:kern w:val="0"/>
-          <w:sz w:val="20"/>
-          <w:szCs w:val="20"/>
-          <w:lang w:eastAsia="en-GB"/>
-          <w14:ligatures w14:val="none"/>
-        </w:rPr>
-      </w:pPr>
-      <w:r>
-        <w:rPr>
-          <w:rFonts w:asciiTheme="majorBidi" w:eastAsia="Times New Roman" w:hAnsiTheme="majorBidi" w:cstheme="majorBidi"/>
-          <w:color w:val="373D3F"/>
-          <w:kern w:val="0"/>
-          <w:sz w:val="20"/>
-          <w:szCs w:val="20"/>
-          <w:lang w:eastAsia="en-GB"/>
-          <w14:ligatures w14:val="none"/>
-        </w:rPr>
-        <w:t>REQ-1.</w:t>
-      </w:r>
-      <w:r>
-        <w:rPr>
-          <w:rFonts w:asciiTheme="majorBidi" w:eastAsia="Times New Roman" w:hAnsiTheme="majorBidi" w:cstheme="majorBidi"/>
-          <w:color w:val="0000FF"/>
-          <w:kern w:val="0"/>
-          <w:sz w:val="20"/>
-          <w:szCs w:val="20"/>
-          <w:lang w:eastAsia="en-GB"/>
-          <w14:ligatures w14:val="none"/>
-        </w:rPr>
-        <w:t>«N»</w:t>
-      </w:r>
-      <w:r>
-        <w:rPr>
-          <w:rFonts w:asciiTheme="majorBidi" w:eastAsia="Times New Roman" w:hAnsiTheme="majorBidi" w:cstheme="majorBidi"/>
-          <w:color w:val="373D3F"/>
-          <w:kern w:val="0"/>
-          <w:sz w:val="20"/>
-          <w:szCs w:val="20"/>
-          <w:lang w:eastAsia="en-GB"/>
-          <w14:ligatures w14:val="none"/>
-        </w:rPr>
-        <w:t>: </w:t>
-      </w:r>
-      <w:r>
-        <w:rPr>
-          <w:rFonts w:asciiTheme="majorBidi" w:eastAsia="Times New Roman" w:hAnsiTheme="majorBidi" w:cstheme="majorBidi"/>
-          <w:color w:val="0000FF"/>
-          <w:kern w:val="0"/>
-          <w:sz w:val="20"/>
-          <w:szCs w:val="20"/>
-          <w:lang w:eastAsia="en-GB"/>
-          <w14:ligatures w14:val="none"/>
-        </w:rPr>
-        <w:t>«List any additional requirements needed in “Shall” form, but not necessarily in “Upon/Shall” form.»</w:t>
-      </w:r>
-    </w:p>
-    <w:p>
-      <w:pPr>
-        <w:shd w:val="clear" w:color="auto" w:fill="FFFFFF"/>
-        <w:spacing w:before="240" w:after="0" w:line="240" w:lineRule="auto"/>
-        <w:jc w:val="both"/>
-        <w:rPr>
-          <w:rFonts w:asciiTheme="majorBidi" w:eastAsia="Times New Roman" w:hAnsiTheme="majorBidi" w:cstheme="majorBidi"/>
-          <w:color w:val="373D3F"/>
-          <w:kern w:val="0"/>
-          <w:sz w:val="20"/>
-          <w:szCs w:val="20"/>
-          <w:lang w:eastAsia="en-GB"/>
-          <w14:ligatures w14:val="none"/>
-        </w:rPr>
-      </w:pPr>
-      <w:r>
-        <w:rPr>
-          <w:rFonts w:asciiTheme="majorBidi" w:eastAsia="Times New Roman" w:hAnsiTheme="majorBidi" w:cstheme="majorBidi"/>
-          <w:color w:val="373D3F"/>
-          <w:kern w:val="0"/>
-          <w:sz w:val="20"/>
-          <w:szCs w:val="20"/>
-          <w:lang w:eastAsia="en-GB"/>
-          <w14:ligatures w14:val="none"/>
-        </w:rPr>
-        <w:t>REQ-1.</w:t>
-      </w:r>
-      <w:r>
-        <w:rPr>
-          <w:rFonts w:asciiTheme="majorBidi" w:eastAsia="Times New Roman" w:hAnsiTheme="majorBidi" w:cstheme="majorBidi"/>
-          <w:color w:val="0000FF"/>
-          <w:kern w:val="0"/>
-          <w:sz w:val="20"/>
-          <w:szCs w:val="20"/>
-          <w:lang w:eastAsia="en-GB"/>
-          <w14:ligatures w14:val="none"/>
-        </w:rPr>
-        <w:t>«N»</w:t>
-      </w:r>
-      <w:r>
-        <w:rPr>
-          <w:rFonts w:asciiTheme="majorBidi" w:eastAsia="Times New Roman" w:hAnsiTheme="majorBidi" w:cstheme="majorBidi"/>
-          <w:color w:val="373D3F"/>
-          <w:kern w:val="0"/>
-          <w:sz w:val="20"/>
-          <w:szCs w:val="20"/>
-          <w:lang w:eastAsia="en-GB"/>
-          <w14:ligatures w14:val="none"/>
-        </w:rPr>
-        <w:t>: </w:t>
-      </w:r>
-      <w:r>
-        <w:rPr>
-          <w:rFonts w:asciiTheme="majorBidi" w:eastAsia="Times New Roman" w:hAnsiTheme="majorBidi" w:cstheme="majorBidi"/>
-          <w:color w:val="0000FF"/>
-          <w:kern w:val="0"/>
-          <w:sz w:val="20"/>
-          <w:szCs w:val="20"/>
-          <w:lang w:eastAsia="en-GB"/>
-          <w14:ligatures w14:val="none"/>
-        </w:rPr>
-        <w:t>«Additional requirements as needed.»</w:t>
-      </w:r>
-    </w:p>
-    <w:p>
-      <w:pPr>
-        <w:shd w:val="clear" w:color="auto" w:fill="FFFFFF"/>
-        <w:spacing w:before="240" w:after="0" w:line="240" w:lineRule="auto"/>
-        <w:jc w:val="both"/>
-        <w:rPr>
-          <w:rFonts w:asciiTheme="majorBidi" w:eastAsia="Times New Roman" w:hAnsiTheme="majorBidi" w:cstheme="majorBidi"/>
-          <w:color w:val="373D3F"/>
-          <w:kern w:val="0"/>
-          <w:sz w:val="20"/>
-          <w:szCs w:val="20"/>
-          <w:lang w:eastAsia="en-GB"/>
-          <w14:ligatures w14:val="none"/>
-        </w:rPr>
-      </w:pPr>
-      <w:r>
-        <w:rPr>
-          <w:rFonts w:asciiTheme="majorBidi" w:eastAsia="Times New Roman" w:hAnsiTheme="majorBidi" w:cstheme="majorBidi"/>
-          <w:b/>
-          <w:bCs/>
-          <w:color w:val="373D3F"/>
-          <w:kern w:val="0"/>
-          <w:sz w:val="20"/>
-          <w:szCs w:val="20"/>
-          <w:lang w:eastAsia="en-GB"/>
-          <w14:ligatures w14:val="none"/>
-        </w:rPr>
-        <w:t>5.</w:t>
-      </w:r>
-      <w:r>
-        <w:rPr>
-          <w:rFonts w:asciiTheme="majorBidi" w:eastAsia="Times New Roman" w:hAnsiTheme="majorBidi" w:cstheme="majorBidi"/>
-          <w:b/>
-          <w:bCs/>
-          <w:color w:val="0000FF"/>
-          <w:kern w:val="0"/>
-          <w:sz w:val="20"/>
-          <w:szCs w:val="20"/>
-          <w:lang w:eastAsia="en-GB"/>
-          <w14:ligatures w14:val="none"/>
-        </w:rPr>
-        <w:t>«N»</w:t>
-      </w:r>
-      <w:r>
-        <w:rPr>
-          <w:rFonts w:asciiTheme="majorBidi" w:eastAsia="Times New Roman" w:hAnsiTheme="majorBidi" w:cstheme="majorBidi"/>
-          <w:b/>
-          <w:bCs/>
-          <w:color w:val="373D3F"/>
-          <w:kern w:val="0"/>
-          <w:sz w:val="20"/>
-          <w:szCs w:val="20"/>
-          <w:lang w:eastAsia="en-GB"/>
-          <w14:ligatures w14:val="none"/>
-        </w:rPr>
-        <w:t>. </w:t>
-      </w:r>
-      <w:r>
-        <w:rPr>
-          <w:rFonts w:asciiTheme="majorBidi" w:eastAsia="Times New Roman" w:hAnsiTheme="majorBidi" w:cstheme="majorBidi"/>
-          <w:b/>
-          <w:bCs/>
-          <w:color w:val="0000FF"/>
-          <w:kern w:val="0"/>
-          <w:sz w:val="20"/>
-          <w:szCs w:val="20"/>
-          <w:lang w:eastAsia="en-GB"/>
-          <w14:ligatures w14:val="none"/>
-        </w:rPr>
-        <w:t>«Additional feature blocks»</w:t>
-      </w:r>
-    </w:p>
-    <w:p>
-      <w:pPr>
-        <w:shd w:val="clear" w:color="auto" w:fill="FFFFFF"/>
-        <w:spacing w:before="240" w:after="0" w:line="240" w:lineRule="auto"/>
-        <w:jc w:val="both"/>
-        <w:rPr>
-          <w:rFonts w:asciiTheme="majorBidi" w:eastAsia="Times New Roman" w:hAnsiTheme="majorBidi" w:cstheme="majorBidi"/>
-          <w:color w:val="373D3F"/>
-          <w:kern w:val="0"/>
-          <w:sz w:val="20"/>
-          <w:szCs w:val="20"/>
-          <w:lang w:eastAsia="en-GB"/>
-          <w14:ligatures w14:val="none"/>
-        </w:rPr>
-      </w:pPr>
-      <w:r>
-        <w:rPr>
-          <w:rFonts w:asciiTheme="majorBidi" w:eastAsia="Times New Roman" w:hAnsiTheme="majorBidi" w:cstheme="majorBidi"/>
-          <w:b/>
-          <w:bCs/>
-          <w:color w:val="373D3F"/>
-          <w:kern w:val="0"/>
-          <w:sz w:val="20"/>
-          <w:szCs w:val="20"/>
-          <w:lang w:eastAsia="en-GB"/>
-          <w14:ligatures w14:val="none"/>
-        </w:rPr>
-        <w:t>6. Nonfunctional Requirements</w:t>
-      </w:r>
-    </w:p>
-    <w:p>
-      <w:pPr>
-        <w:shd w:val="clear" w:color="auto" w:fill="FFFFFF"/>
-        <w:spacing w:before="240" w:after="0" w:line="240" w:lineRule="auto"/>
-        <w:jc w:val="both"/>
-        <w:rPr>
-          <w:rFonts w:asciiTheme="majorBidi" w:eastAsia="Times New Roman" w:hAnsiTheme="majorBidi" w:cstheme="majorBidi"/>
-          <w:color w:val="373D3F"/>
-          <w:kern w:val="0"/>
-          <w:sz w:val="20"/>
-          <w:szCs w:val="20"/>
-          <w:lang w:eastAsia="en-GB"/>
-          <w14:ligatures w14:val="none"/>
-        </w:rPr>
-      </w:pPr>
-      <w:r>
-        <w:rPr>
-          <w:rFonts w:asciiTheme="majorBidi" w:eastAsia="Times New Roman" w:hAnsiTheme="majorBidi" w:cstheme="majorBidi"/>
-          <w:b/>
-          <w:bCs/>
-          <w:color w:val="373D3F"/>
-          <w:kern w:val="0"/>
-          <w:sz w:val="20"/>
-          <w:szCs w:val="20"/>
-          <w:lang w:eastAsia="en-GB"/>
-          <w14:ligatures w14:val="none"/>
-        </w:rPr>
-        <w:t>6.1. Performance  </w:t>
-      </w:r>
-    </w:p>
-    <w:p>
-      <w:pPr>
-        <w:shd w:val="clear" w:color="auto" w:fill="FFFFFF"/>
-        <w:spacing w:before="240" w:after="0" w:line="240" w:lineRule="auto"/>
-        <w:jc w:val="both"/>
-        <w:rPr>
-          <w:rFonts w:asciiTheme="majorBidi" w:eastAsia="Times New Roman" w:hAnsiTheme="majorBidi" w:cstheme="majorBidi"/>
-          <w:color w:val="373D3F"/>
-          <w:kern w:val="0"/>
-          <w:sz w:val="20"/>
-          <w:szCs w:val="20"/>
-          <w:lang w:eastAsia="en-GB"/>
-          <w14:ligatures w14:val="none"/>
-        </w:rPr>
-      </w:pPr>
-      <w:r>
-        <w:rPr>
-          <w:rFonts w:asciiTheme="majorBidi" w:eastAsia="Times New Roman" w:hAnsiTheme="majorBidi" w:cstheme="majorBidi"/>
-          <w:color w:val="373D3F"/>
-          <w:kern w:val="0"/>
-          <w:sz w:val="20"/>
-          <w:szCs w:val="20"/>
-          <w:lang w:eastAsia="en-GB"/>
-          <w14:ligatures w14:val="none"/>
-        </w:rPr>
-        <w:t>NF-1.1: </w:t>
-      </w:r>
-      <w:r>
-        <w:rPr>
-          <w:rFonts w:asciiTheme="majorBidi" w:eastAsia="Times New Roman" w:hAnsiTheme="majorBidi" w:cstheme="majorBidi"/>
-          <w:color w:val="0000FF"/>
-          <w:kern w:val="0"/>
-          <w:sz w:val="20"/>
-          <w:szCs w:val="20"/>
-          <w:lang w:eastAsia="en-GB"/>
-          <w14:ligatures w14:val="none"/>
-        </w:rPr>
         <w:t>«Any performance-related issue»</w:t>
       </w:r>
     </w:p>
@@ -3756,71 +4057,6 @@
       <w:r>
         <w:rPr>
           <w:rFonts w:asciiTheme="majorBidi" w:eastAsia="Times New Roman" w:hAnsiTheme="majorBidi" w:cstheme="majorBidi"/>
-          <w:color w:val="373D3F"/>
-          <w:kern w:val="0"/>
-          <w:sz w:val="20"/>
-          <w:szCs w:val="20"/>
-          <w:lang w:eastAsia="en-GB"/>
-          <w14:ligatures w14:val="none"/>
-        </w:rPr>
-        <w:lastRenderedPageBreak/>
-        <w:t>NF-1.</w:t>
-      </w:r>
-      <w:r>
-        <w:rPr>
-          <w:rFonts w:asciiTheme="majorBidi" w:eastAsia="Times New Roman" w:hAnsiTheme="majorBidi" w:cstheme="majorBidi"/>
-          <w:color w:val="0000FF"/>
-          <w:kern w:val="0"/>
-          <w:sz w:val="20"/>
-          <w:szCs w:val="20"/>
-          <w:lang w:eastAsia="en-GB"/>
-          <w14:ligatures w14:val="none"/>
-        </w:rPr>
-        <w:t>«N»</w:t>
-      </w:r>
-      <w:r>
-        <w:rPr>
-          <w:rFonts w:asciiTheme="majorBidi" w:eastAsia="Times New Roman" w:hAnsiTheme="majorBidi" w:cstheme="majorBidi"/>
-          <w:color w:val="373D3F"/>
-          <w:kern w:val="0"/>
-          <w:sz w:val="20"/>
-          <w:szCs w:val="20"/>
-          <w:lang w:eastAsia="en-GB"/>
-          <w14:ligatures w14:val="none"/>
-        </w:rPr>
-        <w:t>: </w:t>
-      </w:r>
-      <w:r>
-        <w:rPr>
-          <w:rFonts w:asciiTheme="majorBidi" w:eastAsia="Times New Roman" w:hAnsiTheme="majorBidi" w:cstheme="majorBidi"/>
-          <w:color w:val="0000FF"/>
-          <w:kern w:val="0"/>
-          <w:sz w:val="20"/>
-          <w:szCs w:val="20"/>
-          <w:lang w:eastAsia="en-GB"/>
-          <w14:ligatures w14:val="none"/>
-        </w:rPr>
-        <w:t>«Any performance-related issue»</w:t>
-      </w:r>
-    </w:p>
-    <w:p>
-      <w:pPr>
-        <w:shd w:val="clear" w:color="auto" w:fill="FFFFFF"/>
-        <w:spacing w:before="240" w:after="0" w:line="240" w:lineRule="auto"/>
-        <w:jc w:val="both"/>
-        <w:rPr>
-          <w:rFonts w:asciiTheme="majorBidi" w:eastAsia="Times New Roman" w:hAnsiTheme="majorBidi" w:cstheme="majorBidi"/>
-          <w:color w:val="373D3F"/>
-          <w:kern w:val="0"/>
-          <w:sz w:val="20"/>
-          <w:szCs w:val="20"/>
-          <w:lang w:eastAsia="en-GB"/>
-          <w14:ligatures w14:val="none"/>
-        </w:rPr>
-      </w:pPr>
-      <w:r>
-        <w:rPr>
-          <w:rFonts w:asciiTheme="majorBidi" w:eastAsia="Times New Roman" w:hAnsiTheme="majorBidi" w:cstheme="majorBidi"/>
           <w:b/>
           <w:bCs/>
           <w:color w:val="373D3F"/>
@@ -3898,19 +4134,45 @@
           <w:lang w:eastAsia="en-GB"/>
           <w14:ligatures w14:val="none"/>
         </w:rPr>
-        <w:t>NF-2.</w:t>
-      </w:r>
-      <w:r>
-        <w:rPr>
-          <w:rFonts w:asciiTheme="majorBidi" w:eastAsia="Times New Roman" w:hAnsiTheme="majorBidi" w:cstheme="majorBidi"/>
-          <w:color w:val="0000FF"/>
-          <w:kern w:val="0"/>
-          <w:sz w:val="20"/>
-          <w:szCs w:val="20"/>
-          <w:lang w:eastAsia="en-GB"/>
-          <w14:ligatures w14:val="none"/>
-        </w:rPr>
-        <w:t>«N»</w:t>
+        <w:t>NF-</w:t>
+      </w:r>
+      <w:proofErr w:type="gramStart"/>
+      <w:r>
+        <w:rPr>
+          <w:rFonts w:asciiTheme="majorBidi" w:eastAsia="Times New Roman" w:hAnsiTheme="majorBidi" w:cstheme="majorBidi"/>
+          <w:color w:val="373D3F"/>
+          <w:kern w:val="0"/>
+          <w:sz w:val="20"/>
+          <w:szCs w:val="20"/>
+          <w:lang w:eastAsia="en-GB"/>
+          <w14:ligatures w14:val="none"/>
+        </w:rPr>
+        <w:t>2.</w:t>
+      </w:r>
+      <w:r>
+        <w:rPr>
+          <w:rFonts w:asciiTheme="majorBidi" w:eastAsia="Times New Roman" w:hAnsiTheme="majorBidi" w:cstheme="majorBidi"/>
+          <w:color w:val="0000FF"/>
+          <w:kern w:val="0"/>
+          <w:sz w:val="20"/>
+          <w:szCs w:val="20"/>
+          <w:lang w:eastAsia="en-GB"/>
+          <w14:ligatures w14:val="none"/>
+        </w:rPr>
+        <w:t>«</w:t>
+      </w:r>
+      <w:proofErr w:type="gramEnd"/>
+      <w:r>
+        <w:rPr>
+          <w:rFonts w:asciiTheme="majorBidi" w:eastAsia="Times New Roman" w:hAnsiTheme="majorBidi" w:cstheme="majorBidi"/>
+          <w:color w:val="0000FF"/>
+          <w:kern w:val="0"/>
+          <w:sz w:val="20"/>
+          <w:szCs w:val="20"/>
+          <w:lang w:eastAsia="en-GB"/>
+          <w14:ligatures w14:val="none"/>
+        </w:rPr>
+        <w:t>N»</w:t>
       </w:r>
       <w:r>
         <w:rPr>
@@ -6250,4 +6512,16 @@
     </a:ext>
   </a:extLst>
 </a:theme>
+</file>
+
+<file path=customXml/item1.xml><?xml version="1.0" encoding="utf-8"?>
+<b:Sources xmlns:b="http://schemas.openxmlformats.org/officeDocument/2006/bibliography" xmlns="http://schemas.openxmlformats.org/officeDocument/2006/bibliography" SelectedStyle="\APASixthEditionOfficeOnline.xsl" StyleName="APA" Version="6"/>
+</file>
+
+<file path=customXml/itemProps1.xml><?xml version="1.0" encoding="utf-8"?>
+<ds:datastoreItem xmlns:ds="http://schemas.openxmlformats.org/officeDocument/2006/customXml" ds:itemID="{930CC06A-0513-48D1-81D4-6DF901FB3970}">
+  <ds:schemaRefs>
+    <ds:schemaRef ds:uri="http://schemas.openxmlformats.org/officeDocument/2006/bibliography"/>
+  </ds:schemaRefs>
+</ds:datastoreItem>
 </file>
--- a/SRS/SRS_Version_1.docx
+++ b/SRS/SRS_Version_1.docx
@@ -170,23 +170,8 @@
           <w:lang w:eastAsia="en-GB"/>
           <w14:ligatures w14:val="none"/>
         </w:rPr>
-        <w:t xml:space="preserve"> </w:t>
-      </w:r>
-      <w:proofErr w:type="spellStart"/>
-      <w:r>
-        <w:rPr>
-          <w:rFonts w:asciiTheme="majorBidi" w:eastAsia="Times New Roman" w:hAnsiTheme="majorBidi" w:cstheme="majorBidi"/>
-          <w:b/>
-          <w:bCs/>
-          <w:kern w:val="0"/>
-          <w:sz w:val="20"/>
-          <w:szCs w:val="20"/>
-          <w:lang w:eastAsia="en-GB"/>
-          <w14:ligatures w14:val="none"/>
-        </w:rPr>
-        <w:t>system</w:t>
-      </w:r>
-      <w:proofErr w:type="spellEnd"/>
+        <w:t xml:space="preserve"> system</w:t>
+      </w:r>
     </w:p>
     <w:p>
       <w:pPr>
@@ -1169,7 +1154,7 @@
           <w:lang w:val="en-US" w:eastAsia="en-GB"/>
           <w14:ligatures w14:val="none"/>
         </w:rPr>
-        <w:t>Lab Instructors</w:t>
+        <w:t>Testers</w:t>
       </w:r>
       <w:r>
         <w:rPr>
@@ -1180,101 +1165,34 @@
           <w:lang w:val="en-US" w:eastAsia="en-GB"/>
           <w14:ligatures w14:val="none"/>
         </w:rPr>
-        <w:t>: For assessment of the system design and project progress.</w:t>
-      </w:r>
-    </w:p>
-    <w:p>
-      <w:pPr>
-        <w:numPr>
-          <w:ilvl w:val="0"/>
-          <w:numId w:val="4"/>
-        </w:numPr>
-        <w:shd w:val="clear" w:color="auto" w:fill="FFFFFF"/>
-        <w:spacing w:before="240" w:after="0" w:line="240" w:lineRule="auto"/>
-        <w:jc w:val="both"/>
-        <w:rPr>
-          <w:rFonts w:asciiTheme="majorBidi" w:eastAsia="Times New Roman" w:hAnsiTheme="majorBidi" w:cstheme="majorBidi"/>
-          <w:kern w:val="0"/>
-          <w:sz w:val="20"/>
-          <w:szCs w:val="20"/>
-          <w:lang w:val="en-US" w:eastAsia="en-GB"/>
-          <w14:ligatures w14:val="none"/>
-        </w:rPr>
-      </w:pPr>
-      <w:r>
-        <w:rPr>
-          <w:rFonts w:asciiTheme="majorBidi" w:eastAsia="Times New Roman" w:hAnsiTheme="majorBidi" w:cstheme="majorBidi"/>
-          <w:b/>
-          <w:bCs/>
-          <w:kern w:val="0"/>
-          <w:sz w:val="20"/>
-          <w:szCs w:val="20"/>
-          <w:lang w:val="en-US" w:eastAsia="en-GB"/>
+        <w:t>: To verify that the software correctly triggers alerts based on sensor data.</w:t>
+      </w:r>
+    </w:p>
+    <w:p>
+      <w:pPr>
+        <w:shd w:val="clear" w:color="auto" w:fill="FFFFFF"/>
+        <w:spacing w:before="240" w:after="0" w:line="240" w:lineRule="auto"/>
+        <w:jc w:val="both"/>
+        <w:rPr>
+          <w:rFonts w:asciiTheme="majorBidi" w:eastAsia="Times New Roman" w:hAnsiTheme="majorBidi" w:cstheme="majorBidi"/>
+          <w:kern w:val="0"/>
+          <w:sz w:val="20"/>
+          <w:szCs w:val="20"/>
+          <w:lang w:val="pl-PL" w:eastAsia="en-GB"/>
+          <w14:ligatures w14:val="none"/>
+        </w:rPr>
+      </w:pPr>
+      <w:r>
+        <w:rPr>
+          <w:rFonts w:asciiTheme="majorBidi" w:eastAsia="Times New Roman" w:hAnsiTheme="majorBidi" w:cstheme="majorBidi"/>
+          <w:kern w:val="0"/>
+          <w:sz w:val="20"/>
+          <w:szCs w:val="20"/>
+          <w:lang w:val="pl-PL" w:eastAsia="en-GB"/>
           <w14:ligatures w14:val="none"/>
         </w:rPr>
         <w:lastRenderedPageBreak/>
-        <w:t>Testers</w:t>
-      </w:r>
-      <w:r>
-        <w:rPr>
-          <w:rFonts w:asciiTheme="majorBidi" w:eastAsia="Times New Roman" w:hAnsiTheme="majorBidi" w:cstheme="majorBidi"/>
-          <w:kern w:val="0"/>
-          <w:sz w:val="20"/>
-          <w:szCs w:val="20"/>
-          <w:lang w:val="en-US" w:eastAsia="en-GB"/>
-          <w14:ligatures w14:val="none"/>
-        </w:rPr>
-        <w:t>: To verify that the software correctly triggers alerts based on sensor data.</w:t>
-      </w:r>
-    </w:p>
-    <w:p>
-      <w:pPr>
-        <w:shd w:val="clear" w:color="auto" w:fill="FFFFFF"/>
-        <w:spacing w:before="240" w:after="0" w:line="240" w:lineRule="auto"/>
-        <w:jc w:val="both"/>
-        <w:rPr>
-          <w:rFonts w:asciiTheme="majorBidi" w:eastAsia="Times New Roman" w:hAnsiTheme="majorBidi" w:cstheme="majorBidi"/>
-          <w:kern w:val="0"/>
-          <w:sz w:val="20"/>
-          <w:szCs w:val="20"/>
-          <w:lang w:val="pl-PL" w:eastAsia="en-GB"/>
-          <w14:ligatures w14:val="none"/>
-        </w:rPr>
-      </w:pPr>
-      <w:r>
-        <w:rPr>
-          <w:rFonts w:asciiTheme="majorBidi" w:eastAsia="Times New Roman" w:hAnsiTheme="majorBidi" w:cstheme="majorBidi"/>
-          <w:kern w:val="0"/>
-          <w:sz w:val="20"/>
-          <w:szCs w:val="20"/>
-          <w:lang w:val="pl-PL" w:eastAsia="en-GB"/>
-          <w14:ligatures w14:val="none"/>
-        </w:rPr>
-        <w:t xml:space="preserve">Organization &amp; Reading </w:t>
-      </w:r>
-      <w:proofErr w:type="spellStart"/>
-      <w:r>
-        <w:rPr>
-          <w:rFonts w:asciiTheme="majorBidi" w:eastAsia="Times New Roman" w:hAnsiTheme="majorBidi" w:cstheme="majorBidi"/>
-          <w:kern w:val="0"/>
-          <w:sz w:val="20"/>
-          <w:szCs w:val="20"/>
-          <w:lang w:val="pl-PL" w:eastAsia="en-GB"/>
-          <w14:ligatures w14:val="none"/>
-        </w:rPr>
-        <w:t>Sequence</w:t>
-      </w:r>
-      <w:proofErr w:type="spellEnd"/>
-      <w:r>
-        <w:rPr>
-          <w:rFonts w:asciiTheme="majorBidi" w:eastAsia="Times New Roman" w:hAnsiTheme="majorBidi" w:cstheme="majorBidi"/>
-          <w:kern w:val="0"/>
-          <w:sz w:val="20"/>
-          <w:szCs w:val="20"/>
-          <w:lang w:val="pl-PL" w:eastAsia="en-GB"/>
-          <w14:ligatures w14:val="none"/>
-        </w:rPr>
-        <w:t xml:space="preserve">: </w:t>
+        <w:t xml:space="preserve">Organization &amp; Reading Sequence: </w:t>
       </w:r>
     </w:p>
     <w:p>
@@ -1572,7 +1490,7 @@
           <w:lang w:val="en-US" w:eastAsia="en-GB"/>
           <w14:ligatures w14:val="none"/>
         </w:rPr>
-        <w:t xml:space="preserve">: The software will process incoming data from physical or simulated water level sensors, compare these levels against predefined safety thresholds, and trigger automated alerts (such as visual displays or notifications) when levels become critical. </w:t>
+        <w:t xml:space="preserve">: The software will process incoming data from physical or simulated water level sensors, compare these levels against predefined safety thresholds, and trigger automated alerts such as visual displays or notifications when levels become critical. </w:t>
       </w:r>
     </w:p>
     <w:p>
@@ -1882,9 +1800,54 @@
           <w:lang w:eastAsia="en-GB"/>
           <w14:ligatures w14:val="none"/>
         </w:rPr>
-        <w:t xml:space="preserve">«Describe the context and origin of the product being specified in this specification. For example, state whether this product is a follow-on member of a product family, a replacement for certain existing systems, or a new, self-contained </w:t>
-      </w:r>
-      <w:proofErr w:type="gramStart"/>
+        <w:t>«Describe the context and origin of the product being specified in this specification. For example, state whether this product is a follow-on member of a product family, a replacement for certain existing systems, or a new, self-contained product.»</w:t>
+      </w:r>
+    </w:p>
+    <w:p>
+      <w:pPr>
+        <w:shd w:val="clear" w:color="auto" w:fill="FFFFFF"/>
+        <w:spacing w:before="240" w:after="0" w:line="240" w:lineRule="auto"/>
+        <w:jc w:val="both"/>
+        <w:rPr>
+          <w:rFonts w:asciiTheme="majorBidi" w:eastAsia="Times New Roman" w:hAnsiTheme="majorBidi" w:cstheme="majorBidi"/>
+          <w:color w:val="373D3F"/>
+          <w:kern w:val="0"/>
+          <w:sz w:val="20"/>
+          <w:szCs w:val="20"/>
+          <w:lang w:eastAsia="en-GB"/>
+          <w14:ligatures w14:val="none"/>
+        </w:rPr>
+      </w:pPr>
+      <w:r>
+        <w:rPr>
+          <w:rFonts w:asciiTheme="majorBidi" w:eastAsia="Times New Roman" w:hAnsiTheme="majorBidi" w:cstheme="majorBidi"/>
+          <w:b/>
+          <w:bCs/>
+          <w:color w:val="373D3F"/>
+          <w:kern w:val="0"/>
+          <w:sz w:val="20"/>
+          <w:szCs w:val="20"/>
+          <w:lang w:eastAsia="en-GB"/>
+          <w14:ligatures w14:val="none"/>
+        </w:rPr>
+        <w:t>2.2. Product Features  </w:t>
+      </w:r>
+    </w:p>
+    <w:p>
+      <w:pPr>
+        <w:shd w:val="clear" w:color="auto" w:fill="FFFFFF"/>
+        <w:spacing w:before="240" w:after="0" w:line="240" w:lineRule="auto"/>
+        <w:jc w:val="both"/>
+        <w:rPr>
+          <w:rFonts w:asciiTheme="majorBidi" w:eastAsia="Times New Roman" w:hAnsiTheme="majorBidi" w:cstheme="majorBidi"/>
+          <w:color w:val="373D3F"/>
+          <w:kern w:val="0"/>
+          <w:sz w:val="20"/>
+          <w:szCs w:val="20"/>
+          <w:lang w:eastAsia="en-GB"/>
+          <w14:ligatures w14:val="none"/>
+        </w:rPr>
+      </w:pPr>
       <w:r>
         <w:rPr>
           <w:rFonts w:asciiTheme="majorBidi" w:eastAsia="Times New Roman" w:hAnsiTheme="majorBidi" w:cstheme="majorBidi"/>
@@ -1895,107 +1858,8 @@
           <w:lang w:eastAsia="en-GB"/>
           <w14:ligatures w14:val="none"/>
         </w:rPr>
-        <w:t>product.»</w:t>
-      </w:r>
-      <w:proofErr w:type="gramEnd"/>
-    </w:p>
-    <w:p>
-      <w:pPr>
-        <w:shd w:val="clear" w:color="auto" w:fill="FFFFFF"/>
-        <w:spacing w:before="240" w:after="0" w:line="240" w:lineRule="auto"/>
-        <w:jc w:val="both"/>
-        <w:rPr>
-          <w:rFonts w:asciiTheme="majorBidi" w:eastAsia="Times New Roman" w:hAnsiTheme="majorBidi" w:cstheme="majorBidi"/>
-          <w:color w:val="373D3F"/>
-          <w:kern w:val="0"/>
-          <w:sz w:val="20"/>
-          <w:szCs w:val="20"/>
-          <w:lang w:eastAsia="en-GB"/>
-          <w14:ligatures w14:val="none"/>
-        </w:rPr>
-      </w:pPr>
-      <w:r>
-        <w:rPr>
-          <w:rFonts w:asciiTheme="majorBidi" w:eastAsia="Times New Roman" w:hAnsiTheme="majorBidi" w:cstheme="majorBidi"/>
-          <w:b/>
-          <w:bCs/>
-          <w:color w:val="373D3F"/>
-          <w:kern w:val="0"/>
-          <w:sz w:val="20"/>
-          <w:szCs w:val="20"/>
-          <w:lang w:eastAsia="en-GB"/>
-          <w14:ligatures w14:val="none"/>
-        </w:rPr>
-        <w:t>2.2. Product Features  </w:t>
-      </w:r>
-    </w:p>
-    <w:p>
-      <w:pPr>
-        <w:shd w:val="clear" w:color="auto" w:fill="FFFFFF"/>
-        <w:spacing w:before="240" w:after="0" w:line="240" w:lineRule="auto"/>
-        <w:jc w:val="both"/>
-        <w:rPr>
-          <w:rFonts w:asciiTheme="majorBidi" w:eastAsia="Times New Roman" w:hAnsiTheme="majorBidi" w:cstheme="majorBidi"/>
-          <w:color w:val="373D3F"/>
-          <w:kern w:val="0"/>
-          <w:sz w:val="20"/>
-          <w:szCs w:val="20"/>
-          <w:lang w:eastAsia="en-GB"/>
-          <w14:ligatures w14:val="none"/>
-        </w:rPr>
-      </w:pPr>
-      <w:r>
-        <w:rPr>
-          <w:rFonts w:asciiTheme="majorBidi" w:eastAsia="Times New Roman" w:hAnsiTheme="majorBidi" w:cstheme="majorBidi"/>
-          <w:color w:val="0000FF"/>
-          <w:kern w:val="0"/>
-          <w:sz w:val="20"/>
-          <w:szCs w:val="20"/>
-          <w:lang w:eastAsia="en-GB"/>
-          <w14:ligatures w14:val="none"/>
-        </w:rPr>
-        <w:t xml:space="preserve">«Summarize the major features the product must perform or must let the user perform. Details will be provided in Section 3, so only a bullet list is needed here. Organize the features to make them understandable to any reader of the specification. A picture of the major groups of related requirements and how they relate, such as a </w:t>
-      </w:r>
-      <w:proofErr w:type="gramStart"/>
-      <w:r>
-        <w:rPr>
-          <w:rFonts w:asciiTheme="majorBidi" w:eastAsia="Times New Roman" w:hAnsiTheme="majorBidi" w:cstheme="majorBidi"/>
-          <w:color w:val="0000FF"/>
-          <w:kern w:val="0"/>
-          <w:sz w:val="20"/>
-          <w:szCs w:val="20"/>
-          <w:lang w:eastAsia="en-GB"/>
-          <w14:ligatures w14:val="none"/>
-        </w:rPr>
-        <w:t>top level</w:t>
-      </w:r>
-      <w:proofErr w:type="gramEnd"/>
-      <w:r>
-        <w:rPr>
-          <w:rFonts w:asciiTheme="majorBidi" w:eastAsia="Times New Roman" w:hAnsiTheme="majorBidi" w:cstheme="majorBidi"/>
-          <w:color w:val="0000FF"/>
-          <w:kern w:val="0"/>
-          <w:sz w:val="20"/>
-          <w:szCs w:val="20"/>
-          <w:lang w:eastAsia="en-GB"/>
-          <w14:ligatures w14:val="none"/>
-        </w:rPr>
-        <w:t xml:space="preserve"> data flow diagram or object class diagram, is often </w:t>
-      </w:r>
-      <w:proofErr w:type="gramStart"/>
-      <w:r>
-        <w:rPr>
-          <w:rFonts w:asciiTheme="majorBidi" w:eastAsia="Times New Roman" w:hAnsiTheme="majorBidi" w:cstheme="majorBidi"/>
-          <w:color w:val="0000FF"/>
-          <w:kern w:val="0"/>
-          <w:sz w:val="20"/>
-          <w:szCs w:val="20"/>
-          <w:lang w:eastAsia="en-GB"/>
-          <w14:ligatures w14:val="none"/>
-        </w:rPr>
-        <w:t>effective.»</w:t>
-      </w:r>
-      <w:proofErr w:type="gramEnd"/>
+        <w:t>«Summarize the major features the product must perform or must let the user perform. Details will be provided in Section 3, so only a bullet list is needed here. Organize the features to make them understandable to any reader of the specification. A picture of the major groups of related requirements and how they relate, such as a top level data flow diagram or object class diagram, is often effective.»</w:t>
+      </w:r>
     </w:p>
     <w:p>
       <w:pPr>
@@ -2113,8 +1977,55 @@
           <w:lang w:eastAsia="en-GB"/>
           <w14:ligatures w14:val="none"/>
         </w:rPr>
-        <w:t xml:space="preserve">«Identify the various user classes (intended target for the product) that you anticipate will use this product. User classes may be differentiated based on frequency of use, subset of product functions used, technical expertise, security or privilege levels, educational level, or experience. Describe the pertinent characteristics of each user </w:t>
-      </w:r>
+        <w:t>«Identify the various user classes (intended target for the product) that you anticipate will use this product. User classes may be differentiated based on frequency of use, subset of product functions used, technical expertise, security or privilege levels, educational level, or experience. Describe the pertinent characteristics of each user class. Certain requirements may pertain only to certain user classes. Distinguish the most important user classes for this product from those who are less important to satisfy.»</w:t>
+      </w:r>
+    </w:p>
+    <w:p>
+      <w:pPr>
+        <w:shd w:val="clear" w:color="auto" w:fill="FFFFFF"/>
+        <w:spacing w:before="240" w:after="0" w:line="240" w:lineRule="auto"/>
+        <w:jc w:val="both"/>
+        <w:rPr>
+          <w:rFonts w:asciiTheme="majorBidi" w:eastAsia="Times New Roman" w:hAnsiTheme="majorBidi" w:cstheme="majorBidi"/>
+          <w:color w:val="373D3F"/>
+          <w:kern w:val="0"/>
+          <w:sz w:val="20"/>
+          <w:szCs w:val="20"/>
+          <w:lang w:eastAsia="en-GB"/>
+          <w14:ligatures w14:val="none"/>
+        </w:rPr>
+      </w:pPr>
+      <w:r>
+        <w:rPr>
+          <w:rFonts w:asciiTheme="majorBidi" w:eastAsia="Times New Roman" w:hAnsiTheme="majorBidi" w:cstheme="majorBidi"/>
+          <w:b/>
+          <w:bCs/>
+          <w:color w:val="373D3F"/>
+          <w:kern w:val="0"/>
+          <w:sz w:val="20"/>
+          <w:szCs w:val="20"/>
+          <w:lang w:eastAsia="en-GB"/>
+          <w14:ligatures w14:val="none"/>
+        </w:rPr>
+        <w:lastRenderedPageBreak/>
+        <w:t>2.4. Operating Environment</w:t>
+      </w:r>
+    </w:p>
+    <w:p>
+      <w:pPr>
+        <w:shd w:val="clear" w:color="auto" w:fill="FFFFFF"/>
+        <w:spacing w:before="240" w:after="0" w:line="240" w:lineRule="auto"/>
+        <w:jc w:val="both"/>
+        <w:rPr>
+          <w:rFonts w:asciiTheme="majorBidi" w:eastAsia="Times New Roman" w:hAnsiTheme="majorBidi" w:cstheme="majorBidi"/>
+          <w:color w:val="373D3F"/>
+          <w:kern w:val="0"/>
+          <w:sz w:val="20"/>
+          <w:szCs w:val="20"/>
+          <w:lang w:eastAsia="en-GB"/>
+          <w14:ligatures w14:val="none"/>
+        </w:rPr>
+      </w:pPr>
       <w:r>
         <w:rPr>
           <w:rFonts w:asciiTheme="majorBidi" w:eastAsia="Times New Roman" w:hAnsiTheme="majorBidi" w:cstheme="majorBidi"/>
@@ -2125,10 +2036,605 @@
           <w:lang w:eastAsia="en-GB"/>
           <w14:ligatures w14:val="none"/>
         </w:rPr>
+        <w:t>«Describe the environment in which the software will operate, including the hardware platform, operating system and versions, and any other software components or applications with which it must peacefully coexist.»</w:t>
+      </w:r>
+    </w:p>
+    <w:p>
+      <w:pPr>
+        <w:shd w:val="clear" w:color="auto" w:fill="FFFFFF"/>
+        <w:spacing w:before="240" w:after="0" w:line="240" w:lineRule="auto"/>
+        <w:jc w:val="both"/>
+        <w:rPr>
+          <w:rFonts w:asciiTheme="majorBidi" w:eastAsia="Times New Roman" w:hAnsiTheme="majorBidi" w:cstheme="majorBidi"/>
+          <w:color w:val="373D3F"/>
+          <w:kern w:val="0"/>
+          <w:sz w:val="20"/>
+          <w:szCs w:val="20"/>
+          <w:lang w:eastAsia="en-GB"/>
+          <w14:ligatures w14:val="none"/>
+        </w:rPr>
+      </w:pPr>
+      <w:r>
+        <w:rPr>
+          <w:rFonts w:asciiTheme="majorBidi" w:eastAsia="Times New Roman" w:hAnsiTheme="majorBidi" w:cstheme="majorBidi"/>
+          <w:b/>
+          <w:bCs/>
+          <w:color w:val="373D3F"/>
+          <w:kern w:val="0"/>
+          <w:sz w:val="20"/>
+          <w:szCs w:val="20"/>
+          <w:lang w:eastAsia="en-GB"/>
+          <w14:ligatures w14:val="none"/>
+        </w:rPr>
+        <w:t>2.5. Design and Implementation Constraints</w:t>
+      </w:r>
+    </w:p>
+    <w:p>
+      <w:pPr>
+        <w:shd w:val="clear" w:color="auto" w:fill="FFFFFF"/>
+        <w:spacing w:before="240" w:after="0" w:line="240" w:lineRule="auto"/>
+        <w:jc w:val="both"/>
+        <w:rPr>
+          <w:rFonts w:asciiTheme="majorBidi" w:eastAsia="Times New Roman" w:hAnsiTheme="majorBidi" w:cstheme="majorBidi"/>
+          <w:color w:val="373D3F"/>
+          <w:kern w:val="0"/>
+          <w:sz w:val="20"/>
+          <w:szCs w:val="20"/>
+          <w:lang w:eastAsia="en-GB"/>
+          <w14:ligatures w14:val="none"/>
+        </w:rPr>
+      </w:pPr>
+      <w:r>
+        <w:rPr>
+          <w:rFonts w:asciiTheme="majorBidi" w:eastAsia="Times New Roman" w:hAnsiTheme="majorBidi" w:cstheme="majorBidi"/>
+          <w:color w:val="0000FF"/>
+          <w:kern w:val="0"/>
+          <w:sz w:val="20"/>
+          <w:szCs w:val="20"/>
+          <w:lang w:eastAsia="en-GB"/>
+          <w14:ligatures w14:val="none"/>
+        </w:rPr>
+        <w:t>«Describe any items or issues that will limit the options available to the developers. These might include: corporate or regulatory policies; hardware limitations (timing requirements, memory requirements); interfaces to other applications; specific technologies, tools, and databases to be used; parallel operations; language requirements; communications protocols; security considerations; design conventions or programming standards (for example, if the customer’s organization will be responsible for maintaining the delivered software).»</w:t>
+      </w:r>
+    </w:p>
+    <w:p>
+      <w:pPr>
+        <w:shd w:val="clear" w:color="auto" w:fill="FFFFFF"/>
+        <w:spacing w:before="240" w:after="0" w:line="240" w:lineRule="auto"/>
+        <w:jc w:val="both"/>
+        <w:rPr>
+          <w:rFonts w:asciiTheme="majorBidi" w:eastAsia="Times New Roman" w:hAnsiTheme="majorBidi" w:cstheme="majorBidi"/>
+          <w:color w:val="373D3F"/>
+          <w:kern w:val="0"/>
+          <w:sz w:val="20"/>
+          <w:szCs w:val="20"/>
+          <w:lang w:eastAsia="en-GB"/>
+          <w14:ligatures w14:val="none"/>
+        </w:rPr>
+      </w:pPr>
+      <w:r>
+        <w:rPr>
+          <w:rFonts w:asciiTheme="majorBidi" w:eastAsia="Times New Roman" w:hAnsiTheme="majorBidi" w:cstheme="majorBidi"/>
+          <w:b/>
+          <w:bCs/>
+          <w:color w:val="373D3F"/>
+          <w:kern w:val="0"/>
+          <w:sz w:val="20"/>
+          <w:szCs w:val="20"/>
+          <w:lang w:eastAsia="en-GB"/>
+          <w14:ligatures w14:val="none"/>
+        </w:rPr>
+        <w:t>2.6. User Documentation</w:t>
+      </w:r>
+    </w:p>
+    <w:p>
+      <w:pPr>
+        <w:shd w:val="clear" w:color="auto" w:fill="FFFFFF"/>
+        <w:spacing w:before="240" w:after="0" w:line="240" w:lineRule="auto"/>
+        <w:jc w:val="both"/>
+        <w:rPr>
+          <w:rFonts w:asciiTheme="majorBidi" w:eastAsia="Times New Roman" w:hAnsiTheme="majorBidi" w:cstheme="majorBidi"/>
+          <w:color w:val="373D3F"/>
+          <w:kern w:val="0"/>
+          <w:sz w:val="20"/>
+          <w:szCs w:val="20"/>
+          <w:lang w:eastAsia="en-GB"/>
+          <w14:ligatures w14:val="none"/>
+        </w:rPr>
+      </w:pPr>
+      <w:r>
+        <w:rPr>
+          <w:rFonts w:asciiTheme="majorBidi" w:eastAsia="Times New Roman" w:hAnsiTheme="majorBidi" w:cstheme="majorBidi"/>
+          <w:color w:val="0000FF"/>
+          <w:kern w:val="0"/>
+          <w:sz w:val="20"/>
+          <w:szCs w:val="20"/>
+          <w:lang w:eastAsia="en-GB"/>
+          <w14:ligatures w14:val="none"/>
+        </w:rPr>
+        <w:t>«List the user documentation components (such as user manuals, on-line help, and tutorials) that will be delivered along with the software. Identify any known user documentation delivery formats or standards.»</w:t>
+      </w:r>
+    </w:p>
+    <w:p>
+      <w:pPr>
+        <w:shd w:val="clear" w:color="auto" w:fill="FFFFFF"/>
+        <w:spacing w:before="240" w:after="0" w:line="240" w:lineRule="auto"/>
+        <w:jc w:val="both"/>
+        <w:rPr>
+          <w:rFonts w:asciiTheme="majorBidi" w:eastAsia="Times New Roman" w:hAnsiTheme="majorBidi" w:cstheme="majorBidi"/>
+          <w:color w:val="373D3F"/>
+          <w:kern w:val="0"/>
+          <w:sz w:val="20"/>
+          <w:szCs w:val="20"/>
+          <w:lang w:eastAsia="en-GB"/>
+          <w14:ligatures w14:val="none"/>
+        </w:rPr>
+      </w:pPr>
+      <w:r>
+        <w:rPr>
+          <w:rFonts w:asciiTheme="majorBidi" w:eastAsia="Times New Roman" w:hAnsiTheme="majorBidi" w:cstheme="majorBidi"/>
+          <w:b/>
+          <w:bCs/>
+          <w:color w:val="373D3F"/>
+          <w:kern w:val="0"/>
+          <w:sz w:val="20"/>
+          <w:szCs w:val="20"/>
+          <w:lang w:eastAsia="en-GB"/>
+          <w14:ligatures w14:val="none"/>
+        </w:rPr>
+        <w:t>2.7. Assumptions and Dependencies</w:t>
+      </w:r>
+    </w:p>
+    <w:p>
+      <w:pPr>
+        <w:shd w:val="clear" w:color="auto" w:fill="FFFFFF"/>
+        <w:spacing w:before="240" w:after="0" w:line="240" w:lineRule="auto"/>
+        <w:jc w:val="both"/>
+        <w:rPr>
+          <w:rFonts w:asciiTheme="majorBidi" w:eastAsia="Times New Roman" w:hAnsiTheme="majorBidi" w:cstheme="majorBidi"/>
+          <w:color w:val="373D3F"/>
+          <w:kern w:val="0"/>
+          <w:sz w:val="20"/>
+          <w:szCs w:val="20"/>
+          <w:lang w:eastAsia="en-GB"/>
+          <w14:ligatures w14:val="none"/>
+        </w:rPr>
+      </w:pPr>
+      <w:r>
+        <w:rPr>
+          <w:rFonts w:asciiTheme="majorBidi" w:eastAsia="Times New Roman" w:hAnsiTheme="majorBidi" w:cstheme="majorBidi"/>
+          <w:color w:val="0000FF"/>
+          <w:kern w:val="0"/>
+          <w:sz w:val="20"/>
+          <w:szCs w:val="20"/>
+          <w:lang w:eastAsia="en-GB"/>
+          <w14:ligatures w14:val="none"/>
+        </w:rPr>
+        <w:t>«List any assumed factors (as opposed to known facts) that could affect the requirements stated in the specification. These could include third-party or commercial components that you plan to use, issues around the development or operating environment, or constraints. The project could be affected if these assumptions are incorrect, are not shared, or change. Also identify any dependencies the project has on external factors, such as software components that you intend to reuse from another project, unless they are already documented elsewhere (for example, in the vision and scope document or the project plan).»</w:t>
+      </w:r>
+    </w:p>
+    <w:p>
+      <w:pPr>
+        <w:shd w:val="clear" w:color="auto" w:fill="FFFFFF"/>
+        <w:spacing w:before="240" w:after="0" w:line="240" w:lineRule="auto"/>
+        <w:jc w:val="both"/>
+        <w:rPr>
+          <w:rFonts w:asciiTheme="majorBidi" w:eastAsia="Times New Roman" w:hAnsiTheme="majorBidi" w:cstheme="majorBidi"/>
+          <w:color w:val="373D3F"/>
+          <w:kern w:val="0"/>
+          <w:sz w:val="20"/>
+          <w:szCs w:val="20"/>
+          <w:lang w:eastAsia="en-GB"/>
+          <w14:ligatures w14:val="none"/>
+        </w:rPr>
+      </w:pPr>
+      <w:r>
+        <w:rPr>
+          <w:rFonts w:asciiTheme="majorBidi" w:eastAsia="Times New Roman" w:hAnsiTheme="majorBidi" w:cstheme="majorBidi"/>
+          <w:b/>
+          <w:bCs/>
+          <w:color w:val="373D3F"/>
+          <w:kern w:val="0"/>
+          <w:sz w:val="20"/>
+          <w:szCs w:val="20"/>
+          <w:lang w:eastAsia="en-GB"/>
+          <w14:ligatures w14:val="none"/>
+        </w:rPr>
+        <w:t>3. System Features</w:t>
+      </w:r>
+    </w:p>
+    <w:p>
+      <w:pPr>
+        <w:shd w:val="clear" w:color="auto" w:fill="FFFFFF"/>
+        <w:spacing w:before="240" w:after="0" w:line="240" w:lineRule="auto"/>
+        <w:jc w:val="both"/>
+        <w:rPr>
+          <w:rFonts w:asciiTheme="majorBidi" w:eastAsia="Times New Roman" w:hAnsiTheme="majorBidi" w:cstheme="majorBidi"/>
+          <w:color w:val="373D3F"/>
+          <w:kern w:val="0"/>
+          <w:sz w:val="20"/>
+          <w:szCs w:val="20"/>
+          <w:lang w:eastAsia="en-GB"/>
+          <w14:ligatures w14:val="none"/>
+        </w:rPr>
+      </w:pPr>
+      <w:r>
+        <w:rPr>
+          <w:rFonts w:asciiTheme="majorBidi" w:eastAsia="Times New Roman" w:hAnsiTheme="majorBidi" w:cstheme="majorBidi"/>
+          <w:color w:val="0000FF"/>
+          <w:kern w:val="0"/>
+          <w:sz w:val="20"/>
+          <w:szCs w:val="20"/>
+          <w:lang w:eastAsia="en-GB"/>
+          <w14:ligatures w14:val="none"/>
+        </w:rPr>
+        <w:t>«The purpose here is to give a brief introduction to the system features, so that §4 has something to reference. Then, the full explanation of the system features is given in §5, likely referencing §4. The numbering in §3 and §5 should match.»</w:t>
+      </w:r>
+    </w:p>
+    <w:p>
+      <w:pPr>
+        <w:shd w:val="clear" w:color="auto" w:fill="FFFFFF"/>
+        <w:spacing w:before="240" w:after="0" w:line="240" w:lineRule="auto"/>
+        <w:jc w:val="both"/>
+        <w:rPr>
+          <w:rFonts w:asciiTheme="majorBidi" w:eastAsia="Times New Roman" w:hAnsiTheme="majorBidi" w:cstheme="majorBidi"/>
+          <w:color w:val="373D3F"/>
+          <w:kern w:val="0"/>
+          <w:sz w:val="20"/>
+          <w:szCs w:val="20"/>
+          <w:lang w:eastAsia="en-GB"/>
+          <w14:ligatures w14:val="none"/>
+        </w:rPr>
+      </w:pPr>
+      <w:r>
+        <w:rPr>
+          <w:rFonts w:asciiTheme="majorBidi" w:eastAsia="Times New Roman" w:hAnsiTheme="majorBidi" w:cstheme="majorBidi"/>
+          <w:b/>
+          <w:bCs/>
+          <w:color w:val="373D3F"/>
+          <w:kern w:val="0"/>
+          <w:sz w:val="20"/>
+          <w:szCs w:val="20"/>
+          <w:lang w:eastAsia="en-GB"/>
+          <w14:ligatures w14:val="none"/>
+        </w:rPr>
+        <w:t>3.1. </w:t>
+      </w:r>
+      <w:r>
+        <w:rPr>
+          <w:rFonts w:asciiTheme="majorBidi" w:eastAsia="Times New Roman" w:hAnsiTheme="majorBidi" w:cstheme="majorBidi"/>
+          <w:b/>
+          <w:bCs/>
+          <w:color w:val="0000FF"/>
+          <w:kern w:val="0"/>
+          <w:sz w:val="20"/>
+          <w:szCs w:val="20"/>
+          <w:lang w:eastAsia="en-GB"/>
+          <w14:ligatures w14:val="none"/>
+        </w:rPr>
+        <w:t>«Feature Name»</w:t>
+      </w:r>
+    </w:p>
+    <w:p>
+      <w:pPr>
+        <w:shd w:val="clear" w:color="auto" w:fill="FFFFFF"/>
+        <w:spacing w:before="240" w:after="0" w:line="240" w:lineRule="auto"/>
+        <w:jc w:val="both"/>
+        <w:rPr>
+          <w:rFonts w:asciiTheme="majorBidi" w:eastAsia="Times New Roman" w:hAnsiTheme="majorBidi" w:cstheme="majorBidi"/>
+          <w:color w:val="373D3F"/>
+          <w:kern w:val="0"/>
+          <w:sz w:val="20"/>
+          <w:szCs w:val="20"/>
+          <w:lang w:eastAsia="en-GB"/>
+          <w14:ligatures w14:val="none"/>
+        </w:rPr>
+      </w:pPr>
+      <w:r>
+        <w:rPr>
+          <w:rFonts w:asciiTheme="majorBidi" w:eastAsia="Times New Roman" w:hAnsiTheme="majorBidi" w:cstheme="majorBidi"/>
+          <w:color w:val="0000FF"/>
+          <w:kern w:val="0"/>
+          <w:sz w:val="20"/>
+          <w:szCs w:val="20"/>
+          <w:lang w:eastAsia="en-GB"/>
+          <w14:ligatures w14:val="none"/>
+        </w:rPr>
+        <w:t>«Brief description of the feature, generally 1-3 sentences»</w:t>
+      </w:r>
+    </w:p>
+    <w:p>
+      <w:pPr>
+        <w:shd w:val="clear" w:color="auto" w:fill="FFFFFF"/>
+        <w:spacing w:before="240" w:after="0" w:line="240" w:lineRule="auto"/>
+        <w:jc w:val="both"/>
+        <w:rPr>
+          <w:rFonts w:asciiTheme="majorBidi" w:eastAsia="Times New Roman" w:hAnsiTheme="majorBidi" w:cstheme="majorBidi"/>
+          <w:color w:val="373D3F"/>
+          <w:kern w:val="0"/>
+          <w:sz w:val="20"/>
+          <w:szCs w:val="20"/>
+          <w:lang w:eastAsia="en-GB"/>
+          <w14:ligatures w14:val="none"/>
+        </w:rPr>
+      </w:pPr>
+      <w:r>
+        <w:rPr>
+          <w:rFonts w:asciiTheme="majorBidi" w:eastAsia="Times New Roman" w:hAnsiTheme="majorBidi" w:cstheme="majorBidi"/>
+          <w:b/>
+          <w:bCs/>
+          <w:color w:val="373D3F"/>
+          <w:kern w:val="0"/>
+          <w:sz w:val="20"/>
+          <w:szCs w:val="20"/>
+          <w:lang w:eastAsia="en-GB"/>
+          <w14:ligatures w14:val="none"/>
+        </w:rPr>
+        <w:t>3.</w:t>
+      </w:r>
+      <w:r>
+        <w:rPr>
+          <w:rFonts w:asciiTheme="majorBidi" w:eastAsia="Times New Roman" w:hAnsiTheme="majorBidi" w:cstheme="majorBidi"/>
+          <w:b/>
+          <w:bCs/>
+          <w:color w:val="0000FF"/>
+          <w:kern w:val="0"/>
+          <w:sz w:val="20"/>
+          <w:szCs w:val="20"/>
+          <w:lang w:eastAsia="en-GB"/>
+          <w14:ligatures w14:val="none"/>
+        </w:rPr>
+        <w:t>«N»</w:t>
+      </w:r>
+      <w:r>
+        <w:rPr>
+          <w:rFonts w:asciiTheme="majorBidi" w:eastAsia="Times New Roman" w:hAnsiTheme="majorBidi" w:cstheme="majorBidi"/>
+          <w:b/>
+          <w:bCs/>
+          <w:color w:val="373D3F"/>
+          <w:kern w:val="0"/>
+          <w:sz w:val="20"/>
+          <w:szCs w:val="20"/>
+          <w:lang w:eastAsia="en-GB"/>
+          <w14:ligatures w14:val="none"/>
+        </w:rPr>
+        <w:t>. </w:t>
+      </w:r>
+      <w:r>
+        <w:rPr>
+          <w:rFonts w:asciiTheme="majorBidi" w:eastAsia="Times New Roman" w:hAnsiTheme="majorBidi" w:cstheme="majorBidi"/>
+          <w:b/>
+          <w:bCs/>
+          <w:color w:val="0000FF"/>
+          <w:kern w:val="0"/>
+          <w:sz w:val="20"/>
+          <w:szCs w:val="20"/>
+          <w:lang w:eastAsia="en-GB"/>
+          <w14:ligatures w14:val="none"/>
+        </w:rPr>
+        <w:t>«Additional feature blocks as needed»</w:t>
+      </w:r>
+    </w:p>
+    <w:p>
+      <w:pPr>
+        <w:shd w:val="clear" w:color="auto" w:fill="FFFFFF"/>
+        <w:spacing w:before="240" w:after="0" w:line="240" w:lineRule="auto"/>
+        <w:jc w:val="both"/>
+        <w:rPr>
+          <w:rFonts w:asciiTheme="majorBidi" w:eastAsia="Times New Roman" w:hAnsiTheme="majorBidi" w:cstheme="majorBidi"/>
+          <w:color w:val="373D3F"/>
+          <w:kern w:val="0"/>
+          <w:sz w:val="20"/>
+          <w:szCs w:val="20"/>
+          <w:lang w:eastAsia="en-GB"/>
+          <w14:ligatures w14:val="none"/>
+        </w:rPr>
+      </w:pPr>
+      <w:r>
+        <w:rPr>
+          <w:rFonts w:asciiTheme="majorBidi" w:eastAsia="Times New Roman" w:hAnsiTheme="majorBidi" w:cstheme="majorBidi"/>
+          <w:b/>
+          <w:bCs/>
+          <w:color w:val="373D3F"/>
+          <w:kern w:val="0"/>
+          <w:sz w:val="20"/>
+          <w:szCs w:val="20"/>
+          <w:lang w:eastAsia="en-GB"/>
+          <w14:ligatures w14:val="none"/>
+        </w:rPr>
+        <w:t>4. External Interface Requirements</w:t>
+      </w:r>
+    </w:p>
+    <w:p>
+      <w:pPr>
+        <w:shd w:val="clear" w:color="auto" w:fill="FFFFFF"/>
+        <w:spacing w:before="240" w:after="0" w:line="240" w:lineRule="auto"/>
+        <w:jc w:val="both"/>
+        <w:rPr>
+          <w:rFonts w:asciiTheme="majorBidi" w:eastAsia="Times New Roman" w:hAnsiTheme="majorBidi" w:cstheme="majorBidi"/>
+          <w:color w:val="373D3F"/>
+          <w:kern w:val="0"/>
+          <w:sz w:val="20"/>
+          <w:szCs w:val="20"/>
+          <w:lang w:eastAsia="en-GB"/>
+          <w14:ligatures w14:val="none"/>
+        </w:rPr>
+      </w:pPr>
+      <w:r>
+        <w:rPr>
+          <w:rFonts w:asciiTheme="majorBidi" w:eastAsia="Times New Roman" w:hAnsiTheme="majorBidi" w:cstheme="majorBidi"/>
+          <w:b/>
+          <w:bCs/>
+          <w:color w:val="373D3F"/>
+          <w:kern w:val="0"/>
+          <w:sz w:val="20"/>
+          <w:szCs w:val="20"/>
+          <w:lang w:eastAsia="en-GB"/>
+          <w14:ligatures w14:val="none"/>
+        </w:rPr>
+        <w:t>4.1. User Interfaces Overview</w:t>
+      </w:r>
+    </w:p>
+    <w:p>
+      <w:pPr>
+        <w:shd w:val="clear" w:color="auto" w:fill="FFFFFF"/>
+        <w:spacing w:before="240" w:after="0" w:line="240" w:lineRule="auto"/>
+        <w:jc w:val="both"/>
+        <w:rPr>
+          <w:rFonts w:asciiTheme="majorBidi" w:eastAsia="Times New Roman" w:hAnsiTheme="majorBidi" w:cstheme="majorBidi"/>
+          <w:color w:val="373D3F"/>
+          <w:kern w:val="0"/>
+          <w:sz w:val="20"/>
+          <w:szCs w:val="20"/>
+          <w:lang w:eastAsia="en-GB"/>
+          <w14:ligatures w14:val="none"/>
+        </w:rPr>
+      </w:pPr>
+      <w:r>
+        <w:rPr>
+          <w:rFonts w:asciiTheme="majorBidi" w:eastAsia="Times New Roman" w:hAnsiTheme="majorBidi" w:cstheme="majorBidi"/>
+          <w:color w:val="0000FF"/>
+          <w:kern w:val="0"/>
+          <w:sz w:val="20"/>
+          <w:szCs w:val="20"/>
+          <w:lang w:eastAsia="en-GB"/>
+          <w14:ligatures w14:val="none"/>
+        </w:rPr>
+        <w:t>«Describe the high level functionality of the system from the user’s perspective. Explain how the user should be able to use your system to complete all the expected features and the feedback information that will be displayed for the user (for each screen the user will see). For example, specify whether it is GUI or text based interface and how at high level it would work. Discuss at high level how user will interact with the game such as clicking buttons, typing in some selection character, etc.»</w:t>
+      </w:r>
+    </w:p>
+    <w:p>
+      <w:pPr>
+        <w:shd w:val="clear" w:color="auto" w:fill="FFFFFF"/>
+        <w:spacing w:before="240" w:after="0" w:line="240" w:lineRule="auto"/>
+        <w:jc w:val="both"/>
+        <w:rPr>
+          <w:rFonts w:asciiTheme="majorBidi" w:eastAsia="Times New Roman" w:hAnsiTheme="majorBidi" w:cstheme="majorBidi"/>
+          <w:color w:val="373D3F"/>
+          <w:kern w:val="0"/>
+          <w:sz w:val="20"/>
+          <w:szCs w:val="20"/>
+          <w:lang w:eastAsia="en-GB"/>
+          <w14:ligatures w14:val="none"/>
+        </w:rPr>
+      </w:pPr>
+      <w:r>
+        <w:rPr>
+          <w:rFonts w:asciiTheme="majorBidi" w:eastAsia="Times New Roman" w:hAnsiTheme="majorBidi" w:cstheme="majorBidi"/>
+          <w:color w:val="0000FF"/>
+          <w:kern w:val="0"/>
+          <w:sz w:val="20"/>
+          <w:szCs w:val="20"/>
+          <w:lang w:eastAsia="en-GB"/>
+          <w14:ligatures w14:val="none"/>
+        </w:rPr>
+        <w:t>«Describe the minimum requirements for the interface. This may include some sample screen images whether for text or GUI approach, any GUI standards or product family style guides that are to be followed, screen layout constraints, for GUI standard buttons and functions (e.g., help) that must appear on every screen, keyboard shortcuts, error message display standards, and so on»</w:t>
+      </w:r>
+    </w:p>
+    <w:p>
+      <w:pPr>
+        <w:shd w:val="clear" w:color="auto" w:fill="FFFFFF"/>
+        <w:spacing w:before="240" w:after="0" w:line="240" w:lineRule="auto"/>
+        <w:jc w:val="both"/>
+        <w:rPr>
+          <w:rFonts w:asciiTheme="majorBidi" w:eastAsia="Times New Roman" w:hAnsiTheme="majorBidi" w:cstheme="majorBidi"/>
+          <w:color w:val="373D3F"/>
+          <w:kern w:val="0"/>
+          <w:sz w:val="20"/>
+          <w:szCs w:val="20"/>
+          <w:lang w:eastAsia="en-GB"/>
+          <w14:ligatures w14:val="none"/>
+        </w:rPr>
+      </w:pPr>
+      <w:r>
+        <w:rPr>
+          <w:rFonts w:asciiTheme="majorBidi" w:eastAsia="Times New Roman" w:hAnsiTheme="majorBidi" w:cstheme="majorBidi"/>
+          <w:b/>
+          <w:bCs/>
+          <w:color w:val="373D3F"/>
+          <w:kern w:val="0"/>
+          <w:sz w:val="20"/>
+          <w:szCs w:val="20"/>
+          <w:lang w:eastAsia="en-GB"/>
+          <w14:ligatures w14:val="none"/>
+        </w:rPr>
+        <w:t>4.2. Hardware Interfaces</w:t>
+      </w:r>
+    </w:p>
+    <w:p>
+      <w:pPr>
+        <w:shd w:val="clear" w:color="auto" w:fill="FFFFFF"/>
+        <w:spacing w:before="240" w:after="0" w:line="240" w:lineRule="auto"/>
+        <w:jc w:val="both"/>
+        <w:rPr>
+          <w:rFonts w:asciiTheme="majorBidi" w:eastAsia="Times New Roman" w:hAnsiTheme="majorBidi" w:cstheme="majorBidi"/>
+          <w:color w:val="373D3F"/>
+          <w:kern w:val="0"/>
+          <w:sz w:val="20"/>
+          <w:szCs w:val="20"/>
+          <w:lang w:eastAsia="en-GB"/>
+          <w14:ligatures w14:val="none"/>
+        </w:rPr>
+      </w:pPr>
+      <w:r>
+        <w:rPr>
+          <w:rFonts w:asciiTheme="majorBidi" w:eastAsia="Times New Roman" w:hAnsiTheme="majorBidi" w:cstheme="majorBidi"/>
+          <w:color w:val="0000FF"/>
+          <w:kern w:val="0"/>
+          <w:sz w:val="20"/>
+          <w:szCs w:val="20"/>
+          <w:lang w:eastAsia="en-GB"/>
+          <w14:ligatures w14:val="none"/>
+        </w:rPr>
+        <w:t>«Describe the logical and physical characteristics of each interface between the software product and the hardware components of the system. This may include the supported device types, the nature of the data and control interactions between the software and the hardware, and communication protocols to be used.»</w:t>
+      </w:r>
+    </w:p>
+    <w:p>
+      <w:pPr>
+        <w:shd w:val="clear" w:color="auto" w:fill="FFFFFF"/>
+        <w:spacing w:before="240" w:after="0" w:line="240" w:lineRule="auto"/>
+        <w:jc w:val="both"/>
+        <w:rPr>
+          <w:rFonts w:asciiTheme="majorBidi" w:eastAsia="Times New Roman" w:hAnsiTheme="majorBidi" w:cstheme="majorBidi"/>
+          <w:color w:val="373D3F"/>
+          <w:kern w:val="0"/>
+          <w:sz w:val="20"/>
+          <w:szCs w:val="20"/>
+          <w:lang w:eastAsia="en-GB"/>
+          <w14:ligatures w14:val="none"/>
+        </w:rPr>
+      </w:pPr>
+      <w:r>
+        <w:rPr>
+          <w:rFonts w:asciiTheme="majorBidi" w:eastAsia="Times New Roman" w:hAnsiTheme="majorBidi" w:cstheme="majorBidi"/>
+          <w:b/>
+          <w:bCs/>
+          <w:color w:val="373D3F"/>
+          <w:kern w:val="0"/>
+          <w:sz w:val="20"/>
+          <w:szCs w:val="20"/>
+          <w:lang w:eastAsia="en-GB"/>
+          <w14:ligatures w14:val="none"/>
+        </w:rPr>
         <w:lastRenderedPageBreak/>
-        <w:t xml:space="preserve">class. Certain requirements may pertain only to certain user classes. Distinguish the most important user classes for this product from those who are less important to </w:t>
-      </w:r>
-      <w:proofErr w:type="gramStart"/>
+        <w:t>4.3. Software Interfaces</w:t>
+      </w:r>
+    </w:p>
+    <w:p>
+      <w:pPr>
+        <w:shd w:val="clear" w:color="auto" w:fill="FFFFFF"/>
+        <w:spacing w:before="240" w:after="0" w:line="240" w:lineRule="auto"/>
+        <w:jc w:val="both"/>
+        <w:rPr>
+          <w:rFonts w:asciiTheme="majorBidi" w:eastAsia="Times New Roman" w:hAnsiTheme="majorBidi" w:cstheme="majorBidi"/>
+          <w:color w:val="373D3F"/>
+          <w:kern w:val="0"/>
+          <w:sz w:val="20"/>
+          <w:szCs w:val="20"/>
+          <w:lang w:eastAsia="en-GB"/>
+          <w14:ligatures w14:val="none"/>
+        </w:rPr>
+      </w:pPr>
       <w:r>
         <w:rPr>
           <w:rFonts w:asciiTheme="majorBidi" w:eastAsia="Times New Roman" w:hAnsiTheme="majorBidi" w:cstheme="majorBidi"/>
@@ -2139,38 +2645,37 @@
           <w:lang w:eastAsia="en-GB"/>
           <w14:ligatures w14:val="none"/>
         </w:rPr>
-        <w:t>satisfy.»</w:t>
-      </w:r>
-      <w:proofErr w:type="gramEnd"/>
-    </w:p>
-    <w:p>
-      <w:pPr>
-        <w:shd w:val="clear" w:color="auto" w:fill="FFFFFF"/>
-        <w:spacing w:before="240" w:after="0" w:line="240" w:lineRule="auto"/>
-        <w:jc w:val="both"/>
-        <w:rPr>
-          <w:rFonts w:asciiTheme="majorBidi" w:eastAsia="Times New Roman" w:hAnsiTheme="majorBidi" w:cstheme="majorBidi"/>
-          <w:color w:val="373D3F"/>
-          <w:kern w:val="0"/>
-          <w:sz w:val="20"/>
-          <w:szCs w:val="20"/>
-          <w:lang w:eastAsia="en-GB"/>
-          <w14:ligatures w14:val="none"/>
-        </w:rPr>
-      </w:pPr>
-      <w:r>
-        <w:rPr>
-          <w:rFonts w:asciiTheme="majorBidi" w:eastAsia="Times New Roman" w:hAnsiTheme="majorBidi" w:cstheme="majorBidi"/>
-          <w:b/>
-          <w:bCs/>
-          <w:color w:val="373D3F"/>
-          <w:kern w:val="0"/>
-          <w:sz w:val="20"/>
-          <w:szCs w:val="20"/>
-          <w:lang w:eastAsia="en-GB"/>
-          <w14:ligatures w14:val="none"/>
-        </w:rPr>
-        <w:t>2.4. Operating Environment</w:t>
+        <w:t>«Describe the connections between this product and other specific software components (name and version), including databases, interpreters, operating systems, tools, libraries, and integrated commercial components. Identify the data items or messages coming into the system and going out and describe the purpose of each. Describe the services needed and the nature of communications. Identify data that will be shared across software components. If the data sharing mechanism must be implemented in a specific way (for example, use of a global data area in a multitasking operating system), specify this as an implementation constraint.»</w:t>
+      </w:r>
+    </w:p>
+    <w:p>
+      <w:pPr>
+        <w:shd w:val="clear" w:color="auto" w:fill="FFFFFF"/>
+        <w:spacing w:before="240" w:after="0" w:line="240" w:lineRule="auto"/>
+        <w:jc w:val="both"/>
+        <w:rPr>
+          <w:rFonts w:asciiTheme="majorBidi" w:eastAsia="Times New Roman" w:hAnsiTheme="majorBidi" w:cstheme="majorBidi"/>
+          <w:color w:val="373D3F"/>
+          <w:kern w:val="0"/>
+          <w:sz w:val="20"/>
+          <w:szCs w:val="20"/>
+          <w:lang w:eastAsia="en-GB"/>
+          <w14:ligatures w14:val="none"/>
+        </w:rPr>
+      </w:pPr>
+      <w:r>
+        <w:rPr>
+          <w:rFonts w:asciiTheme="majorBidi" w:eastAsia="Times New Roman" w:hAnsiTheme="majorBidi" w:cstheme="majorBidi"/>
+          <w:b/>
+          <w:bCs/>
+          <w:color w:val="373D3F"/>
+          <w:kern w:val="0"/>
+          <w:sz w:val="20"/>
+          <w:szCs w:val="20"/>
+          <w:lang w:eastAsia="en-GB"/>
+          <w14:ligatures w14:val="none"/>
+        </w:rPr>
+        <w:t>5. System Features/Modules</w:t>
       </w:r>
     </w:p>
     <w:p>
@@ -2198,12 +2703,43 @@
           <w:lang w:eastAsia="en-GB"/>
           <w14:ligatures w14:val="none"/>
         </w:rPr>
-        <w:t xml:space="preserve">«Describe the environment in which the software will operate, including the hardware platform, operating system and versions, and any other software components or applications with which it must peacefully </w:t>
-      </w:r>
-      <w:proofErr w:type="gramStart"/>
-      <w:r>
-        <w:rPr>
-          <w:rFonts w:asciiTheme="majorBidi" w:eastAsia="Times New Roman" w:hAnsiTheme="majorBidi" w:cstheme="majorBidi"/>
+        <w:t>«This template illustrates organizing the functional requirements for the product by system features, the major services provided by the product.»</w:t>
+      </w:r>
+    </w:p>
+    <w:p>
+      <w:pPr>
+        <w:shd w:val="clear" w:color="auto" w:fill="FFFFFF"/>
+        <w:spacing w:before="240" w:after="0" w:line="240" w:lineRule="auto"/>
+        <w:jc w:val="both"/>
+        <w:rPr>
+          <w:rFonts w:asciiTheme="majorBidi" w:eastAsia="Times New Roman" w:hAnsiTheme="majorBidi" w:cstheme="majorBidi"/>
+          <w:color w:val="373D3F"/>
+          <w:kern w:val="0"/>
+          <w:sz w:val="20"/>
+          <w:szCs w:val="20"/>
+          <w:lang w:eastAsia="en-GB"/>
+          <w14:ligatures w14:val="none"/>
+        </w:rPr>
+      </w:pPr>
+      <w:r>
+        <w:rPr>
+          <w:rFonts w:asciiTheme="majorBidi" w:eastAsia="Times New Roman" w:hAnsiTheme="majorBidi" w:cstheme="majorBidi"/>
+          <w:b/>
+          <w:bCs/>
+          <w:color w:val="373D3F"/>
+          <w:kern w:val="0"/>
+          <w:sz w:val="20"/>
+          <w:szCs w:val="20"/>
+          <w:lang w:eastAsia="en-GB"/>
+          <w14:ligatures w14:val="none"/>
+        </w:rPr>
+        <w:t>5.1. </w:t>
+      </w:r>
+      <w:r>
+        <w:rPr>
+          <w:rFonts w:asciiTheme="majorBidi" w:eastAsia="Times New Roman" w:hAnsiTheme="majorBidi" w:cstheme="majorBidi"/>
+          <w:b/>
+          <w:bCs/>
           <w:color w:val="0000FF"/>
           <w:kern w:val="0"/>
           <w:sz w:val="20"/>
@@ -2211,38 +2747,37 @@
           <w:lang w:eastAsia="en-GB"/>
           <w14:ligatures w14:val="none"/>
         </w:rPr>
-        <w:t>coexist.»</w:t>
-      </w:r>
-      <w:proofErr w:type="gramEnd"/>
-    </w:p>
-    <w:p>
-      <w:pPr>
-        <w:shd w:val="clear" w:color="auto" w:fill="FFFFFF"/>
-        <w:spacing w:before="240" w:after="0" w:line="240" w:lineRule="auto"/>
-        <w:jc w:val="both"/>
-        <w:rPr>
-          <w:rFonts w:asciiTheme="majorBidi" w:eastAsia="Times New Roman" w:hAnsiTheme="majorBidi" w:cstheme="majorBidi"/>
-          <w:color w:val="373D3F"/>
-          <w:kern w:val="0"/>
-          <w:sz w:val="20"/>
-          <w:szCs w:val="20"/>
-          <w:lang w:eastAsia="en-GB"/>
-          <w14:ligatures w14:val="none"/>
-        </w:rPr>
-      </w:pPr>
-      <w:r>
-        <w:rPr>
-          <w:rFonts w:asciiTheme="majorBidi" w:eastAsia="Times New Roman" w:hAnsiTheme="majorBidi" w:cstheme="majorBidi"/>
-          <w:b/>
-          <w:bCs/>
-          <w:color w:val="373D3F"/>
-          <w:kern w:val="0"/>
-          <w:sz w:val="20"/>
-          <w:szCs w:val="20"/>
-          <w:lang w:eastAsia="en-GB"/>
-          <w14:ligatures w14:val="none"/>
-        </w:rPr>
-        <w:t>2.5. Design and Implementation Constraints</w:t>
+        <w:t>«System Feature Name»</w:t>
+      </w:r>
+    </w:p>
+    <w:p>
+      <w:pPr>
+        <w:shd w:val="clear" w:color="auto" w:fill="FFFFFF"/>
+        <w:spacing w:before="240" w:after="0" w:line="240" w:lineRule="auto"/>
+        <w:jc w:val="both"/>
+        <w:rPr>
+          <w:rFonts w:asciiTheme="majorBidi" w:eastAsia="Times New Roman" w:hAnsiTheme="majorBidi" w:cstheme="majorBidi"/>
+          <w:color w:val="373D3F"/>
+          <w:kern w:val="0"/>
+          <w:sz w:val="20"/>
+          <w:szCs w:val="20"/>
+          <w:lang w:eastAsia="en-GB"/>
+          <w14:ligatures w14:val="none"/>
+        </w:rPr>
+      </w:pPr>
+      <w:r>
+        <w:rPr>
+          <w:rFonts w:asciiTheme="majorBidi" w:eastAsia="Times New Roman" w:hAnsiTheme="majorBidi" w:cstheme="majorBidi"/>
+          <w:b/>
+          <w:bCs/>
+          <w:color w:val="373D3F"/>
+          <w:kern w:val="0"/>
+          <w:sz w:val="20"/>
+          <w:szCs w:val="20"/>
+          <w:lang w:eastAsia="en-GB"/>
+          <w14:ligatures w14:val="none"/>
+        </w:rPr>
+        <w:t>5.1.1 Description and Priority</w:t>
       </w:r>
     </w:p>
     <w:p>
@@ -2270,37 +2805,37 @@
           <w:lang w:eastAsia="en-GB"/>
           <w14:ligatures w14:val="none"/>
         </w:rPr>
-        <w:t>«Describe any items or issues that will limit the options available to the developers. These might include: corporate or regulatory policies; hardware limitations (timing requirements, memory requirements); interfaces to other applications; specific technologies, tools, and databases to be used; parallel operations; language requirements; communications protocols; security considerations; design conventions or programming standards (for example, if the customer’s organization will be responsible for maintaining the delivered software).»</w:t>
-      </w:r>
-    </w:p>
-    <w:p>
-      <w:pPr>
-        <w:shd w:val="clear" w:color="auto" w:fill="FFFFFF"/>
-        <w:spacing w:before="240" w:after="0" w:line="240" w:lineRule="auto"/>
-        <w:jc w:val="both"/>
-        <w:rPr>
-          <w:rFonts w:asciiTheme="majorBidi" w:eastAsia="Times New Roman" w:hAnsiTheme="majorBidi" w:cstheme="majorBidi"/>
-          <w:color w:val="373D3F"/>
-          <w:kern w:val="0"/>
-          <w:sz w:val="20"/>
-          <w:szCs w:val="20"/>
-          <w:lang w:eastAsia="en-GB"/>
-          <w14:ligatures w14:val="none"/>
-        </w:rPr>
-      </w:pPr>
-      <w:r>
-        <w:rPr>
-          <w:rFonts w:asciiTheme="majorBidi" w:eastAsia="Times New Roman" w:hAnsiTheme="majorBidi" w:cstheme="majorBidi"/>
-          <w:b/>
-          <w:bCs/>
-          <w:color w:val="373D3F"/>
-          <w:kern w:val="0"/>
-          <w:sz w:val="20"/>
-          <w:szCs w:val="20"/>
-          <w:lang w:eastAsia="en-GB"/>
-          <w14:ligatures w14:val="none"/>
-        </w:rPr>
-        <w:t>2.6. User Documentation</w:t>
+        <w:t>«Provide a short description of the feature. Give its priority, too.»</w:t>
+      </w:r>
+    </w:p>
+    <w:p>
+      <w:pPr>
+        <w:shd w:val="clear" w:color="auto" w:fill="FFFFFF"/>
+        <w:spacing w:before="240" w:after="0" w:line="240" w:lineRule="auto"/>
+        <w:jc w:val="both"/>
+        <w:rPr>
+          <w:rFonts w:asciiTheme="majorBidi" w:eastAsia="Times New Roman" w:hAnsiTheme="majorBidi" w:cstheme="majorBidi"/>
+          <w:color w:val="373D3F"/>
+          <w:kern w:val="0"/>
+          <w:sz w:val="20"/>
+          <w:szCs w:val="20"/>
+          <w:lang w:eastAsia="en-GB"/>
+          <w14:ligatures w14:val="none"/>
+        </w:rPr>
+      </w:pPr>
+      <w:r>
+        <w:rPr>
+          <w:rFonts w:asciiTheme="majorBidi" w:eastAsia="Times New Roman" w:hAnsiTheme="majorBidi" w:cstheme="majorBidi"/>
+          <w:b/>
+          <w:bCs/>
+          <w:color w:val="373D3F"/>
+          <w:kern w:val="0"/>
+          <w:sz w:val="20"/>
+          <w:szCs w:val="20"/>
+          <w:lang w:eastAsia="en-GB"/>
+          <w14:ligatures w14:val="none"/>
+        </w:rPr>
+        <w:t>5.1.2 Stimulus/Response Sequences</w:t>
       </w:r>
     </w:p>
     <w:p>
@@ -2328,9 +2863,20 @@
           <w:lang w:eastAsia="en-GB"/>
           <w14:ligatures w14:val="none"/>
         </w:rPr>
-        <w:t xml:space="preserve">«List the user documentation components (such as user manuals, on-line help, and tutorials) that will be delivered along with the software. Identify any known user documentation delivery formats or </w:t>
-      </w:r>
-      <w:proofErr w:type="gramStart"/>
+        <w:t>«”Stimulus” or “Condition”»</w:t>
+      </w:r>
+      <w:r>
+        <w:rPr>
+          <w:rFonts w:asciiTheme="majorBidi" w:eastAsia="Times New Roman" w:hAnsiTheme="majorBidi" w:cstheme="majorBidi"/>
+          <w:color w:val="373D3F"/>
+          <w:kern w:val="0"/>
+          <w:sz w:val="20"/>
+          <w:szCs w:val="20"/>
+          <w:lang w:eastAsia="en-GB"/>
+          <w14:ligatures w14:val="none"/>
+        </w:rPr>
+        <w:t>: </w:t>
+      </w:r>
       <w:r>
         <w:rPr>
           <w:rFonts w:asciiTheme="majorBidi" w:eastAsia="Times New Roman" w:hAnsiTheme="majorBidi" w:cstheme="majorBidi"/>
@@ -2341,55 +2887,36 @@
           <w:lang w:eastAsia="en-GB"/>
           <w14:ligatures w14:val="none"/>
         </w:rPr>
-        <w:t>standards.»</w:t>
-      </w:r>
-      <w:proofErr w:type="gramEnd"/>
-    </w:p>
-    <w:p>
-      <w:pPr>
-        <w:shd w:val="clear" w:color="auto" w:fill="FFFFFF"/>
-        <w:spacing w:before="240" w:after="0" w:line="240" w:lineRule="auto"/>
-        <w:jc w:val="both"/>
-        <w:rPr>
-          <w:rFonts w:asciiTheme="majorBidi" w:eastAsia="Times New Roman" w:hAnsiTheme="majorBidi" w:cstheme="majorBidi"/>
-          <w:color w:val="373D3F"/>
-          <w:kern w:val="0"/>
-          <w:sz w:val="20"/>
-          <w:szCs w:val="20"/>
-          <w:lang w:eastAsia="en-GB"/>
-          <w14:ligatures w14:val="none"/>
-        </w:rPr>
-      </w:pPr>
-      <w:r>
-        <w:rPr>
-          <w:rFonts w:asciiTheme="majorBidi" w:eastAsia="Times New Roman" w:hAnsiTheme="majorBidi" w:cstheme="majorBidi"/>
-          <w:b/>
-          <w:bCs/>
-          <w:color w:val="373D3F"/>
-          <w:kern w:val="0"/>
-          <w:sz w:val="20"/>
-          <w:szCs w:val="20"/>
-          <w:lang w:eastAsia="en-GB"/>
-          <w14:ligatures w14:val="none"/>
-        </w:rPr>
-        <w:t>2.7. Assumptions and Dependencies</w:t>
-      </w:r>
-    </w:p>
-    <w:p>
-      <w:pPr>
-        <w:shd w:val="clear" w:color="auto" w:fill="FFFFFF"/>
-        <w:spacing w:before="240" w:after="0" w:line="240" w:lineRule="auto"/>
-        <w:jc w:val="both"/>
-        <w:rPr>
-          <w:rFonts w:asciiTheme="majorBidi" w:eastAsia="Times New Roman" w:hAnsiTheme="majorBidi" w:cstheme="majorBidi"/>
-          <w:color w:val="373D3F"/>
-          <w:kern w:val="0"/>
-          <w:sz w:val="20"/>
-          <w:szCs w:val="20"/>
-          <w:lang w:eastAsia="en-GB"/>
-          <w14:ligatures w14:val="none"/>
-        </w:rPr>
-      </w:pPr>
+        <w:t>«Describe the stimulus or condition»</w:t>
+      </w:r>
+    </w:p>
+    <w:p>
+      <w:pPr>
+        <w:shd w:val="clear" w:color="auto" w:fill="FFFFFF"/>
+        <w:spacing w:before="240" w:after="0" w:line="240" w:lineRule="auto"/>
+        <w:jc w:val="both"/>
+        <w:rPr>
+          <w:rFonts w:asciiTheme="majorBidi" w:eastAsia="Times New Roman" w:hAnsiTheme="majorBidi" w:cstheme="majorBidi"/>
+          <w:color w:val="373D3F"/>
+          <w:kern w:val="0"/>
+          <w:sz w:val="20"/>
+          <w:szCs w:val="20"/>
+          <w:lang w:eastAsia="en-GB"/>
+          <w14:ligatures w14:val="none"/>
+        </w:rPr>
+      </w:pPr>
+      <w:r>
+        <w:rPr>
+          <w:rFonts w:asciiTheme="majorBidi" w:eastAsia="Times New Roman" w:hAnsiTheme="majorBidi" w:cstheme="majorBidi"/>
+          <w:color w:val="373D3F"/>
+          <w:kern w:val="0"/>
+          <w:sz w:val="20"/>
+          <w:szCs w:val="20"/>
+          <w:lang w:eastAsia="en-GB"/>
+          <w14:ligatures w14:val="none"/>
+        </w:rPr>
+        <w:t>Response: </w:t>
+      </w:r>
       <w:r>
         <w:rPr>
           <w:rFonts w:asciiTheme="majorBidi" w:eastAsia="Times New Roman" w:hAnsiTheme="majorBidi" w:cstheme="majorBidi"/>
@@ -2400,9 +2927,24 @@
           <w:lang w:eastAsia="en-GB"/>
           <w14:ligatures w14:val="none"/>
         </w:rPr>
-        <w:t>«List any assumed factors (as opposed to known facts) that could affect the requirements stated in the specification. These could include third-party or commercial components that you plan to use, issues around the development or operating environment, or constraints. The project could be affected if these assumptions are incorrect, are not shared, or change. Also identify any dependencies the project has on external factors, such as software components that you intend to reuse from another project, unless they are already documented elsewhere (for example, in the vision and scope document or the project plan</w:t>
-      </w:r>
-      <w:proofErr w:type="gramStart"/>
+        <w:t>«Describe the response»</w:t>
+      </w:r>
+    </w:p>
+    <w:p>
+      <w:pPr>
+        <w:shd w:val="clear" w:color="auto" w:fill="FFFFFF"/>
+        <w:spacing w:before="240" w:after="0" w:line="240" w:lineRule="auto"/>
+        <w:jc w:val="both"/>
+        <w:rPr>
+          <w:rFonts w:asciiTheme="majorBidi" w:eastAsia="Times New Roman" w:hAnsiTheme="majorBidi" w:cstheme="majorBidi"/>
+          <w:color w:val="373D3F"/>
+          <w:kern w:val="0"/>
+          <w:sz w:val="20"/>
+          <w:szCs w:val="20"/>
+          <w:lang w:eastAsia="en-GB"/>
+          <w14:ligatures w14:val="none"/>
+        </w:rPr>
+      </w:pPr>
       <w:r>
         <w:rPr>
           <w:rFonts w:asciiTheme="majorBidi" w:eastAsia="Times New Roman" w:hAnsiTheme="majorBidi" w:cstheme="majorBidi"/>
@@ -2413,38 +2955,37 @@
           <w:lang w:eastAsia="en-GB"/>
           <w14:ligatures w14:val="none"/>
         </w:rPr>
-        <w:t>).»</w:t>
-      </w:r>
-      <w:proofErr w:type="gramEnd"/>
-    </w:p>
-    <w:p>
-      <w:pPr>
-        <w:shd w:val="clear" w:color="auto" w:fill="FFFFFF"/>
-        <w:spacing w:before="240" w:after="0" w:line="240" w:lineRule="auto"/>
-        <w:jc w:val="both"/>
-        <w:rPr>
-          <w:rFonts w:asciiTheme="majorBidi" w:eastAsia="Times New Roman" w:hAnsiTheme="majorBidi" w:cstheme="majorBidi"/>
-          <w:color w:val="373D3F"/>
-          <w:kern w:val="0"/>
-          <w:sz w:val="20"/>
-          <w:szCs w:val="20"/>
-          <w:lang w:eastAsia="en-GB"/>
-          <w14:ligatures w14:val="none"/>
-        </w:rPr>
-      </w:pPr>
-      <w:r>
-        <w:rPr>
-          <w:rFonts w:asciiTheme="majorBidi" w:eastAsia="Times New Roman" w:hAnsiTheme="majorBidi" w:cstheme="majorBidi"/>
-          <w:b/>
-          <w:bCs/>
-          <w:color w:val="373D3F"/>
-          <w:kern w:val="0"/>
-          <w:sz w:val="20"/>
-          <w:szCs w:val="20"/>
-          <w:lang w:eastAsia="en-GB"/>
-          <w14:ligatures w14:val="none"/>
-        </w:rPr>
-        <w:t>3. System Features</w:t>
+        <w:t>«Additional Stimulus/Response pairs as needed»</w:t>
+      </w:r>
+    </w:p>
+    <w:p>
+      <w:pPr>
+        <w:shd w:val="clear" w:color="auto" w:fill="FFFFFF"/>
+        <w:spacing w:before="240" w:after="0" w:line="240" w:lineRule="auto"/>
+        <w:jc w:val="both"/>
+        <w:rPr>
+          <w:rFonts w:asciiTheme="majorBidi" w:eastAsia="Times New Roman" w:hAnsiTheme="majorBidi" w:cstheme="majorBidi"/>
+          <w:color w:val="373D3F"/>
+          <w:kern w:val="0"/>
+          <w:sz w:val="20"/>
+          <w:szCs w:val="20"/>
+          <w:lang w:eastAsia="en-GB"/>
+          <w14:ligatures w14:val="none"/>
+        </w:rPr>
+      </w:pPr>
+      <w:r>
+        <w:rPr>
+          <w:rFonts w:asciiTheme="majorBidi" w:eastAsia="Times New Roman" w:hAnsiTheme="majorBidi" w:cstheme="majorBidi"/>
+          <w:b/>
+          <w:bCs/>
+          <w:color w:val="373D3F"/>
+          <w:kern w:val="0"/>
+          <w:sz w:val="20"/>
+          <w:szCs w:val="20"/>
+          <w:lang w:eastAsia="en-GB"/>
+          <w14:ligatures w14:val="none"/>
+        </w:rPr>
+        <w:t>5.1.3 Functional Requirements</w:t>
       </w:r>
     </w:p>
     <w:p>
@@ -2472,9 +3013,36 @@
           <w:lang w:eastAsia="en-GB"/>
           <w14:ligatures w14:val="none"/>
         </w:rPr>
-        <w:t xml:space="preserve">«The purpose here is to give a brief introduction to the system features, so that §4 has something to reference. Then, the full explanation of the system features is given in §5, likely referencing §4. The numbering in §3 and §5 should </w:t>
-      </w:r>
-      <w:proofErr w:type="gramStart"/>
+        <w:t>«Itemize the detailed functional requirements associated with this feature. These are the software capabilities that must be present in order for the user to carry out the services provided by the feature. Include how the product should respond to anticipated error conditions or invalid inputs. Requirements should be concise, complete, unambiguous, verifiable, and necessary. Each requirement should be uniquely identified with a sequence number or a meaningful tag of some kind.»</w:t>
+      </w:r>
+    </w:p>
+    <w:p>
+      <w:pPr>
+        <w:shd w:val="clear" w:color="auto" w:fill="FFFFFF"/>
+        <w:spacing w:before="240" w:after="0" w:line="240" w:lineRule="auto"/>
+        <w:jc w:val="both"/>
+        <w:rPr>
+          <w:rFonts w:asciiTheme="majorBidi" w:eastAsia="Times New Roman" w:hAnsiTheme="majorBidi" w:cstheme="majorBidi"/>
+          <w:color w:val="373D3F"/>
+          <w:kern w:val="0"/>
+          <w:sz w:val="20"/>
+          <w:szCs w:val="20"/>
+          <w:lang w:eastAsia="en-GB"/>
+          <w14:ligatures w14:val="none"/>
+        </w:rPr>
+      </w:pPr>
+      <w:r>
+        <w:rPr>
+          <w:rFonts w:asciiTheme="majorBidi" w:eastAsia="Times New Roman" w:hAnsiTheme="majorBidi" w:cstheme="majorBidi"/>
+          <w:color w:val="373D3F"/>
+          <w:kern w:val="0"/>
+          <w:sz w:val="20"/>
+          <w:szCs w:val="20"/>
+          <w:lang w:eastAsia="en-GB"/>
+          <w14:ligatures w14:val="none"/>
+        </w:rPr>
+        <w:t>REQ-1.1: </w:t>
+      </w:r>
       <w:r>
         <w:rPr>
           <w:rFonts w:asciiTheme="majorBidi" w:eastAsia="Times New Roman" w:hAnsiTheme="majorBidi" w:cstheme="majorBidi"/>
@@ -2485,44 +3053,39 @@
           <w:lang w:eastAsia="en-GB"/>
           <w14:ligatures w14:val="none"/>
         </w:rPr>
-        <w:t>match.»</w:t>
-      </w:r>
-      <w:proofErr w:type="gramEnd"/>
-    </w:p>
-    <w:p>
-      <w:pPr>
-        <w:shd w:val="clear" w:color="auto" w:fill="FFFFFF"/>
-        <w:spacing w:before="240" w:after="0" w:line="240" w:lineRule="auto"/>
-        <w:jc w:val="both"/>
-        <w:rPr>
-          <w:rFonts w:asciiTheme="majorBidi" w:eastAsia="Times New Roman" w:hAnsiTheme="majorBidi" w:cstheme="majorBidi"/>
-          <w:color w:val="373D3F"/>
-          <w:kern w:val="0"/>
-          <w:sz w:val="20"/>
-          <w:szCs w:val="20"/>
-          <w:lang w:eastAsia="en-GB"/>
-          <w14:ligatures w14:val="none"/>
-        </w:rPr>
-      </w:pPr>
-      <w:r>
-        <w:rPr>
-          <w:rFonts w:asciiTheme="majorBidi" w:eastAsia="Times New Roman" w:hAnsiTheme="majorBidi" w:cstheme="majorBidi"/>
-          <w:b/>
-          <w:bCs/>
-          <w:color w:val="373D3F"/>
-          <w:kern w:val="0"/>
-          <w:sz w:val="20"/>
-          <w:szCs w:val="20"/>
-          <w:lang w:eastAsia="en-GB"/>
-          <w14:ligatures w14:val="none"/>
-        </w:rPr>
-        <w:t>3.1. </w:t>
-      </w:r>
-      <w:r>
-        <w:rPr>
-          <w:rFonts w:asciiTheme="majorBidi" w:eastAsia="Times New Roman" w:hAnsiTheme="majorBidi" w:cstheme="majorBidi"/>
-          <w:b/>
-          <w:bCs/>
+        <w:t>«Some sentence goes here, in “shall” form, usually something like this: “Upon &lt;some event or condition&gt;, the &lt;system, or the name of a module&gt; shall &lt;perform some action&gt;.” Note that the entire requirement must be stated in the requirements area. Everything else is just a lead-up to this. There should be one such entry per S/R pair.»</w:t>
+      </w:r>
+    </w:p>
+    <w:p>
+      <w:pPr>
+        <w:shd w:val="clear" w:color="auto" w:fill="FFFFFF"/>
+        <w:spacing w:before="240" w:after="0" w:line="240" w:lineRule="auto"/>
+        <w:jc w:val="both"/>
+        <w:rPr>
+          <w:rFonts w:asciiTheme="majorBidi" w:eastAsia="Times New Roman" w:hAnsiTheme="majorBidi" w:cstheme="majorBidi"/>
+          <w:color w:val="373D3F"/>
+          <w:kern w:val="0"/>
+          <w:sz w:val="20"/>
+          <w:szCs w:val="20"/>
+          <w:lang w:eastAsia="en-GB"/>
+          <w14:ligatures w14:val="none"/>
+        </w:rPr>
+      </w:pPr>
+      <w:r>
+        <w:rPr>
+          <w:rFonts w:asciiTheme="majorBidi" w:eastAsia="Times New Roman" w:hAnsiTheme="majorBidi" w:cstheme="majorBidi"/>
+          <w:color w:val="373D3F"/>
+          <w:kern w:val="0"/>
+          <w:sz w:val="20"/>
+          <w:szCs w:val="20"/>
+          <w:lang w:eastAsia="en-GB"/>
+          <w14:ligatures w14:val="none"/>
+        </w:rPr>
+        <w:t>REQ-1.</w:t>
+      </w:r>
+      <w:r>
+        <w:rPr>
+          <w:rFonts w:asciiTheme="majorBidi" w:eastAsia="Times New Roman" w:hAnsiTheme="majorBidi" w:cstheme="majorBidi"/>
           <w:color w:val="0000FF"/>
           <w:kern w:val="0"/>
           <w:sz w:val="20"/>
@@ -2530,24 +3093,20 @@
           <w:lang w:eastAsia="en-GB"/>
           <w14:ligatures w14:val="none"/>
         </w:rPr>
-        <w:t>«Feature Name»</w:t>
-      </w:r>
-    </w:p>
-    <w:p>
-      <w:pPr>
-        <w:shd w:val="clear" w:color="auto" w:fill="FFFFFF"/>
-        <w:spacing w:before="240" w:after="0" w:line="240" w:lineRule="auto"/>
-        <w:jc w:val="both"/>
-        <w:rPr>
-          <w:rFonts w:asciiTheme="majorBidi" w:eastAsia="Times New Roman" w:hAnsiTheme="majorBidi" w:cstheme="majorBidi"/>
-          <w:color w:val="373D3F"/>
-          <w:kern w:val="0"/>
-          <w:sz w:val="20"/>
-          <w:szCs w:val="20"/>
-          <w:lang w:eastAsia="en-GB"/>
-          <w14:ligatures w14:val="none"/>
-        </w:rPr>
-      </w:pPr>
+        <w:t>«N»</w:t>
+      </w:r>
+      <w:r>
+        <w:rPr>
+          <w:rFonts w:asciiTheme="majorBidi" w:eastAsia="Times New Roman" w:hAnsiTheme="majorBidi" w:cstheme="majorBidi"/>
+          <w:color w:val="373D3F"/>
+          <w:kern w:val="0"/>
+          <w:sz w:val="20"/>
+          <w:szCs w:val="20"/>
+          <w:lang w:eastAsia="en-GB"/>
+          <w14:ligatures w14:val="none"/>
+        </w:rPr>
+        <w:t>: </w:t>
+      </w:r>
       <w:r>
         <w:rPr>
           <w:rFonts w:asciiTheme="majorBidi" w:eastAsia="Times New Roman" w:hAnsiTheme="majorBidi" w:cstheme="majorBidi"/>
@@ -2558,43 +3117,39 @@
           <w:lang w:eastAsia="en-GB"/>
           <w14:ligatures w14:val="none"/>
         </w:rPr>
-        <w:t>«Brief description of the feature, generally 1-3 sentences»</w:t>
-      </w:r>
-    </w:p>
-    <w:p>
-      <w:pPr>
-        <w:shd w:val="clear" w:color="auto" w:fill="FFFFFF"/>
-        <w:spacing w:before="240" w:after="0" w:line="240" w:lineRule="auto"/>
-        <w:jc w:val="both"/>
-        <w:rPr>
-          <w:rFonts w:asciiTheme="majorBidi" w:eastAsia="Times New Roman" w:hAnsiTheme="majorBidi" w:cstheme="majorBidi"/>
-          <w:color w:val="373D3F"/>
-          <w:kern w:val="0"/>
-          <w:sz w:val="20"/>
-          <w:szCs w:val="20"/>
-          <w:lang w:eastAsia="en-GB"/>
-          <w14:ligatures w14:val="none"/>
-        </w:rPr>
-      </w:pPr>
-      <w:r>
-        <w:rPr>
-          <w:rFonts w:asciiTheme="majorBidi" w:eastAsia="Times New Roman" w:hAnsiTheme="majorBidi" w:cstheme="majorBidi"/>
-          <w:b/>
-          <w:bCs/>
-          <w:color w:val="373D3F"/>
-          <w:kern w:val="0"/>
-          <w:sz w:val="20"/>
-          <w:szCs w:val="20"/>
-          <w:lang w:eastAsia="en-GB"/>
-          <w14:ligatures w14:val="none"/>
-        </w:rPr>
-        <w:t>3.</w:t>
-      </w:r>
-      <w:r>
-        <w:rPr>
-          <w:rFonts w:asciiTheme="majorBidi" w:eastAsia="Times New Roman" w:hAnsiTheme="majorBidi" w:cstheme="majorBidi"/>
-          <w:b/>
-          <w:bCs/>
+        <w:t>«Additional S/R-related requirements as needed.»</w:t>
+      </w:r>
+    </w:p>
+    <w:p>
+      <w:pPr>
+        <w:shd w:val="clear" w:color="auto" w:fill="FFFFFF"/>
+        <w:spacing w:before="240" w:after="0" w:line="240" w:lineRule="auto"/>
+        <w:jc w:val="both"/>
+        <w:rPr>
+          <w:rFonts w:asciiTheme="majorBidi" w:eastAsia="Times New Roman" w:hAnsiTheme="majorBidi" w:cstheme="majorBidi"/>
+          <w:color w:val="373D3F"/>
+          <w:kern w:val="0"/>
+          <w:sz w:val="20"/>
+          <w:szCs w:val="20"/>
+          <w:lang w:eastAsia="en-GB"/>
+          <w14:ligatures w14:val="none"/>
+        </w:rPr>
+      </w:pPr>
+      <w:r>
+        <w:rPr>
+          <w:rFonts w:asciiTheme="majorBidi" w:eastAsia="Times New Roman" w:hAnsiTheme="majorBidi" w:cstheme="majorBidi"/>
+          <w:color w:val="373D3F"/>
+          <w:kern w:val="0"/>
+          <w:sz w:val="20"/>
+          <w:szCs w:val="20"/>
+          <w:lang w:eastAsia="en-GB"/>
+          <w14:ligatures w14:val="none"/>
+        </w:rPr>
+        <w:t>REQ-1.</w:t>
+      </w:r>
+      <w:r>
+        <w:rPr>
+          <w:rFonts w:asciiTheme="majorBidi" w:eastAsia="Times New Roman" w:hAnsiTheme="majorBidi" w:cstheme="majorBidi"/>
           <w:color w:val="0000FF"/>
           <w:kern w:val="0"/>
           <w:sz w:val="20"/>
@@ -2607,6 +3162,138 @@
       <w:r>
         <w:rPr>
           <w:rFonts w:asciiTheme="majorBidi" w:eastAsia="Times New Roman" w:hAnsiTheme="majorBidi" w:cstheme="majorBidi"/>
+          <w:color w:val="373D3F"/>
+          <w:kern w:val="0"/>
+          <w:sz w:val="20"/>
+          <w:szCs w:val="20"/>
+          <w:lang w:eastAsia="en-GB"/>
+          <w14:ligatures w14:val="none"/>
+        </w:rPr>
+        <w:t>: </w:t>
+      </w:r>
+      <w:r>
+        <w:rPr>
+          <w:rFonts w:asciiTheme="majorBidi" w:eastAsia="Times New Roman" w:hAnsiTheme="majorBidi" w:cstheme="majorBidi"/>
+          <w:color w:val="0000FF"/>
+          <w:kern w:val="0"/>
+          <w:sz w:val="20"/>
+          <w:szCs w:val="20"/>
+          <w:lang w:eastAsia="en-GB"/>
+          <w14:ligatures w14:val="none"/>
+        </w:rPr>
+        <w:t>«List any additional requirements needed in “Shall” form, but not necessarily in “Upon/Shall” form.»</w:t>
+      </w:r>
+    </w:p>
+    <w:p>
+      <w:pPr>
+        <w:shd w:val="clear" w:color="auto" w:fill="FFFFFF"/>
+        <w:spacing w:before="240" w:after="0" w:line="240" w:lineRule="auto"/>
+        <w:jc w:val="both"/>
+        <w:rPr>
+          <w:rFonts w:asciiTheme="majorBidi" w:eastAsia="Times New Roman" w:hAnsiTheme="majorBidi" w:cstheme="majorBidi"/>
+          <w:color w:val="373D3F"/>
+          <w:kern w:val="0"/>
+          <w:sz w:val="20"/>
+          <w:szCs w:val="20"/>
+          <w:lang w:eastAsia="en-GB"/>
+          <w14:ligatures w14:val="none"/>
+        </w:rPr>
+      </w:pPr>
+      <w:r>
+        <w:rPr>
+          <w:rFonts w:asciiTheme="majorBidi" w:eastAsia="Times New Roman" w:hAnsiTheme="majorBidi" w:cstheme="majorBidi"/>
+          <w:color w:val="373D3F"/>
+          <w:kern w:val="0"/>
+          <w:sz w:val="20"/>
+          <w:szCs w:val="20"/>
+          <w:lang w:eastAsia="en-GB"/>
+          <w14:ligatures w14:val="none"/>
+        </w:rPr>
+        <w:t>REQ-1.</w:t>
+      </w:r>
+      <w:r>
+        <w:rPr>
+          <w:rFonts w:asciiTheme="majorBidi" w:eastAsia="Times New Roman" w:hAnsiTheme="majorBidi" w:cstheme="majorBidi"/>
+          <w:color w:val="0000FF"/>
+          <w:kern w:val="0"/>
+          <w:sz w:val="20"/>
+          <w:szCs w:val="20"/>
+          <w:lang w:eastAsia="en-GB"/>
+          <w14:ligatures w14:val="none"/>
+        </w:rPr>
+        <w:t>«N»</w:t>
+      </w:r>
+      <w:r>
+        <w:rPr>
+          <w:rFonts w:asciiTheme="majorBidi" w:eastAsia="Times New Roman" w:hAnsiTheme="majorBidi" w:cstheme="majorBidi"/>
+          <w:color w:val="373D3F"/>
+          <w:kern w:val="0"/>
+          <w:sz w:val="20"/>
+          <w:szCs w:val="20"/>
+          <w:lang w:eastAsia="en-GB"/>
+          <w14:ligatures w14:val="none"/>
+        </w:rPr>
+        <w:t>: </w:t>
+      </w:r>
+      <w:r>
+        <w:rPr>
+          <w:rFonts w:asciiTheme="majorBidi" w:eastAsia="Times New Roman" w:hAnsiTheme="majorBidi" w:cstheme="majorBidi"/>
+          <w:color w:val="0000FF"/>
+          <w:kern w:val="0"/>
+          <w:sz w:val="20"/>
+          <w:szCs w:val="20"/>
+          <w:lang w:eastAsia="en-GB"/>
+          <w14:ligatures w14:val="none"/>
+        </w:rPr>
+        <w:t>«Additional requirements as needed.»</w:t>
+      </w:r>
+    </w:p>
+    <w:p>
+      <w:pPr>
+        <w:shd w:val="clear" w:color="auto" w:fill="FFFFFF"/>
+        <w:spacing w:before="240" w:after="0" w:line="240" w:lineRule="auto"/>
+        <w:jc w:val="both"/>
+        <w:rPr>
+          <w:rFonts w:asciiTheme="majorBidi" w:eastAsia="Times New Roman" w:hAnsiTheme="majorBidi" w:cstheme="majorBidi"/>
+          <w:color w:val="373D3F"/>
+          <w:kern w:val="0"/>
+          <w:sz w:val="20"/>
+          <w:szCs w:val="20"/>
+          <w:lang w:eastAsia="en-GB"/>
+          <w14:ligatures w14:val="none"/>
+        </w:rPr>
+      </w:pPr>
+      <w:r>
+        <w:rPr>
+          <w:rFonts w:asciiTheme="majorBidi" w:eastAsia="Times New Roman" w:hAnsiTheme="majorBidi" w:cstheme="majorBidi"/>
+          <w:b/>
+          <w:bCs/>
+          <w:color w:val="373D3F"/>
+          <w:kern w:val="0"/>
+          <w:sz w:val="20"/>
+          <w:szCs w:val="20"/>
+          <w:lang w:eastAsia="en-GB"/>
+          <w14:ligatures w14:val="none"/>
+        </w:rPr>
+        <w:t>5.</w:t>
+      </w:r>
+      <w:r>
+        <w:rPr>
+          <w:rFonts w:asciiTheme="majorBidi" w:eastAsia="Times New Roman" w:hAnsiTheme="majorBidi" w:cstheme="majorBidi"/>
+          <w:b/>
+          <w:bCs/>
+          <w:color w:val="0000FF"/>
+          <w:kern w:val="0"/>
+          <w:sz w:val="20"/>
+          <w:szCs w:val="20"/>
+          <w:lang w:eastAsia="en-GB"/>
+          <w14:ligatures w14:val="none"/>
+        </w:rPr>
+        <w:t>«N»</w:t>
+      </w:r>
+      <w:r>
+        <w:rPr>
+          <w:rFonts w:asciiTheme="majorBidi" w:eastAsia="Times New Roman" w:hAnsiTheme="majorBidi" w:cstheme="majorBidi"/>
           <w:b/>
           <w:bCs/>
           <w:color w:val="373D3F"/>
@@ -2630,84 +3317,96 @@
           <w:lang w:eastAsia="en-GB"/>
           <w14:ligatures w14:val="none"/>
         </w:rPr>
-        <w:t>«Additional feature blocks as needed»</w:t>
-      </w:r>
-    </w:p>
-    <w:p>
-      <w:pPr>
-        <w:shd w:val="clear" w:color="auto" w:fill="FFFFFF"/>
-        <w:spacing w:before="240" w:after="0" w:line="240" w:lineRule="auto"/>
-        <w:jc w:val="both"/>
-        <w:rPr>
-          <w:rFonts w:asciiTheme="majorBidi" w:eastAsia="Times New Roman" w:hAnsiTheme="majorBidi" w:cstheme="majorBidi"/>
-          <w:color w:val="373D3F"/>
-          <w:kern w:val="0"/>
-          <w:sz w:val="20"/>
-          <w:szCs w:val="20"/>
-          <w:lang w:eastAsia="en-GB"/>
-          <w14:ligatures w14:val="none"/>
-        </w:rPr>
-      </w:pPr>
-      <w:r>
-        <w:rPr>
-          <w:rFonts w:asciiTheme="majorBidi" w:eastAsia="Times New Roman" w:hAnsiTheme="majorBidi" w:cstheme="majorBidi"/>
-          <w:b/>
-          <w:bCs/>
-          <w:color w:val="373D3F"/>
-          <w:kern w:val="0"/>
-          <w:sz w:val="20"/>
-          <w:szCs w:val="20"/>
-          <w:lang w:eastAsia="en-GB"/>
-          <w14:ligatures w14:val="none"/>
-        </w:rPr>
-        <w:t>4. External Interface Requirements</w:t>
-      </w:r>
-    </w:p>
-    <w:p>
-      <w:pPr>
-        <w:shd w:val="clear" w:color="auto" w:fill="FFFFFF"/>
-        <w:spacing w:before="240" w:after="0" w:line="240" w:lineRule="auto"/>
-        <w:jc w:val="both"/>
-        <w:rPr>
-          <w:rFonts w:asciiTheme="majorBidi" w:eastAsia="Times New Roman" w:hAnsiTheme="majorBidi" w:cstheme="majorBidi"/>
-          <w:color w:val="373D3F"/>
-          <w:kern w:val="0"/>
-          <w:sz w:val="20"/>
-          <w:szCs w:val="20"/>
-          <w:lang w:eastAsia="en-GB"/>
-          <w14:ligatures w14:val="none"/>
-        </w:rPr>
-      </w:pPr>
-      <w:r>
-        <w:rPr>
-          <w:rFonts w:asciiTheme="majorBidi" w:eastAsia="Times New Roman" w:hAnsiTheme="majorBidi" w:cstheme="majorBidi"/>
-          <w:b/>
-          <w:bCs/>
-          <w:color w:val="373D3F"/>
-          <w:kern w:val="0"/>
-          <w:sz w:val="20"/>
-          <w:szCs w:val="20"/>
-          <w:lang w:eastAsia="en-GB"/>
-          <w14:ligatures w14:val="none"/>
-        </w:rPr>
-        <w:t>4.1. User Interfaces Overview</w:t>
-      </w:r>
-    </w:p>
-    <w:p>
-      <w:pPr>
-        <w:shd w:val="clear" w:color="auto" w:fill="FFFFFF"/>
-        <w:spacing w:before="240" w:after="0" w:line="240" w:lineRule="auto"/>
-        <w:jc w:val="both"/>
-        <w:rPr>
-          <w:rFonts w:asciiTheme="majorBidi" w:eastAsia="Times New Roman" w:hAnsiTheme="majorBidi" w:cstheme="majorBidi"/>
-          <w:color w:val="373D3F"/>
-          <w:kern w:val="0"/>
-          <w:sz w:val="20"/>
-          <w:szCs w:val="20"/>
-          <w:lang w:eastAsia="en-GB"/>
-          <w14:ligatures w14:val="none"/>
-        </w:rPr>
-      </w:pPr>
+        <w:t>«Additional feature blocks»</w:t>
+      </w:r>
+    </w:p>
+    <w:p>
+      <w:pPr>
+        <w:shd w:val="clear" w:color="auto" w:fill="FFFFFF"/>
+        <w:spacing w:before="240" w:after="0" w:line="240" w:lineRule="auto"/>
+        <w:jc w:val="both"/>
+        <w:rPr>
+          <w:rFonts w:asciiTheme="majorBidi" w:eastAsia="Times New Roman" w:hAnsiTheme="majorBidi" w:cstheme="majorBidi"/>
+          <w:color w:val="373D3F"/>
+          <w:kern w:val="0"/>
+          <w:sz w:val="20"/>
+          <w:szCs w:val="20"/>
+          <w:lang w:eastAsia="en-GB"/>
+          <w14:ligatures w14:val="none"/>
+        </w:rPr>
+      </w:pPr>
+      <w:r>
+        <w:rPr>
+          <w:rFonts w:asciiTheme="majorBidi" w:eastAsia="Times New Roman" w:hAnsiTheme="majorBidi" w:cstheme="majorBidi"/>
+          <w:b/>
+          <w:bCs/>
+          <w:color w:val="373D3F"/>
+          <w:kern w:val="0"/>
+          <w:sz w:val="20"/>
+          <w:szCs w:val="20"/>
+          <w:lang w:eastAsia="en-GB"/>
+          <w14:ligatures w14:val="none"/>
+        </w:rPr>
+        <w:t>6. Nonfunctional Requirements</w:t>
+      </w:r>
+    </w:p>
+    <w:p>
+      <w:pPr>
+        <w:shd w:val="clear" w:color="auto" w:fill="FFFFFF"/>
+        <w:spacing w:before="240" w:after="0" w:line="240" w:lineRule="auto"/>
+        <w:jc w:val="both"/>
+        <w:rPr>
+          <w:rFonts w:asciiTheme="majorBidi" w:eastAsia="Times New Roman" w:hAnsiTheme="majorBidi" w:cstheme="majorBidi"/>
+          <w:color w:val="373D3F"/>
+          <w:kern w:val="0"/>
+          <w:sz w:val="20"/>
+          <w:szCs w:val="20"/>
+          <w:lang w:eastAsia="en-GB"/>
+          <w14:ligatures w14:val="none"/>
+        </w:rPr>
+      </w:pPr>
+      <w:r>
+        <w:rPr>
+          <w:rFonts w:asciiTheme="majorBidi" w:eastAsia="Times New Roman" w:hAnsiTheme="majorBidi" w:cstheme="majorBidi"/>
+          <w:b/>
+          <w:bCs/>
+          <w:color w:val="373D3F"/>
+          <w:kern w:val="0"/>
+          <w:sz w:val="20"/>
+          <w:szCs w:val="20"/>
+          <w:lang w:eastAsia="en-GB"/>
+          <w14:ligatures w14:val="none"/>
+        </w:rPr>
+        <w:t>6.1. Performance  </w:t>
+      </w:r>
+    </w:p>
+    <w:p>
+      <w:pPr>
+        <w:shd w:val="clear" w:color="auto" w:fill="FFFFFF"/>
+        <w:spacing w:before="240" w:after="0" w:line="240" w:lineRule="auto"/>
+        <w:jc w:val="both"/>
+        <w:rPr>
+          <w:rFonts w:asciiTheme="majorBidi" w:eastAsia="Times New Roman" w:hAnsiTheme="majorBidi" w:cstheme="majorBidi"/>
+          <w:color w:val="373D3F"/>
+          <w:kern w:val="0"/>
+          <w:sz w:val="20"/>
+          <w:szCs w:val="20"/>
+          <w:lang w:eastAsia="en-GB"/>
+          <w14:ligatures w14:val="none"/>
+        </w:rPr>
+      </w:pPr>
+      <w:r>
+        <w:rPr>
+          <w:rFonts w:asciiTheme="majorBidi" w:eastAsia="Times New Roman" w:hAnsiTheme="majorBidi" w:cstheme="majorBidi"/>
+          <w:color w:val="373D3F"/>
+          <w:kern w:val="0"/>
+          <w:sz w:val="20"/>
+          <w:szCs w:val="20"/>
+          <w:lang w:eastAsia="en-GB"/>
+          <w14:ligatures w14:val="none"/>
+        </w:rPr>
+        <w:t>NF-1.1: </w:t>
+      </w:r>
       <w:r>
         <w:rPr>
           <w:rFonts w:asciiTheme="majorBidi" w:eastAsia="Times New Roman" w:hAnsiTheme="majorBidi" w:cstheme="majorBidi"/>
@@ -2718,9 +3417,36 @@
           <w:lang w:eastAsia="en-GB"/>
           <w14:ligatures w14:val="none"/>
         </w:rPr>
-        <w:t xml:space="preserve">«Describe the </w:t>
-      </w:r>
-      <w:proofErr w:type="gramStart"/>
+        <w:t>«Any performance-related issue»</w:t>
+      </w:r>
+    </w:p>
+    <w:p>
+      <w:pPr>
+        <w:shd w:val="clear" w:color="auto" w:fill="FFFFFF"/>
+        <w:spacing w:before="240" w:after="0" w:line="240" w:lineRule="auto"/>
+        <w:jc w:val="both"/>
+        <w:rPr>
+          <w:rFonts w:asciiTheme="majorBidi" w:eastAsia="Times New Roman" w:hAnsiTheme="majorBidi" w:cstheme="majorBidi"/>
+          <w:color w:val="373D3F"/>
+          <w:kern w:val="0"/>
+          <w:sz w:val="20"/>
+          <w:szCs w:val="20"/>
+          <w:lang w:eastAsia="en-GB"/>
+          <w14:ligatures w14:val="none"/>
+        </w:rPr>
+      </w:pPr>
+      <w:r>
+        <w:rPr>
+          <w:rFonts w:asciiTheme="majorBidi" w:eastAsia="Times New Roman" w:hAnsiTheme="majorBidi" w:cstheme="majorBidi"/>
+          <w:color w:val="373D3F"/>
+          <w:kern w:val="0"/>
+          <w:sz w:val="20"/>
+          <w:szCs w:val="20"/>
+          <w:lang w:eastAsia="en-GB"/>
+          <w14:ligatures w14:val="none"/>
+        </w:rPr>
+        <w:t>NF-1.</w:t>
+      </w:r>
       <w:r>
         <w:rPr>
           <w:rFonts w:asciiTheme="majorBidi" w:eastAsia="Times New Roman" w:hAnsiTheme="majorBidi" w:cstheme="majorBidi"/>
@@ -2731,9 +3457,20 @@
           <w:lang w:eastAsia="en-GB"/>
           <w14:ligatures w14:val="none"/>
         </w:rPr>
-        <w:t>high level</w:t>
-      </w:r>
-      <w:proofErr w:type="gramEnd"/>
+        <w:t>«N»</w:t>
+      </w:r>
+      <w:r>
+        <w:rPr>
+          <w:rFonts w:asciiTheme="majorBidi" w:eastAsia="Times New Roman" w:hAnsiTheme="majorBidi" w:cstheme="majorBidi"/>
+          <w:color w:val="373D3F"/>
+          <w:kern w:val="0"/>
+          <w:sz w:val="20"/>
+          <w:szCs w:val="20"/>
+          <w:lang w:eastAsia="en-GB"/>
+          <w14:ligatures w14:val="none"/>
+        </w:rPr>
+        <w:t>: </w:t>
+      </w:r>
       <w:r>
         <w:rPr>
           <w:rFonts w:asciiTheme="majorBidi" w:eastAsia="Times New Roman" w:hAnsiTheme="majorBidi" w:cstheme="majorBidi"/>
@@ -2744,9 +3481,67 @@
           <w:lang w:eastAsia="en-GB"/>
           <w14:ligatures w14:val="none"/>
         </w:rPr>
-        <w:t xml:space="preserve"> functionality of the system from the user’s perspective. Explain how the user should be able to use your system to complete all the expected features and the feedback information that will be displayed for the user (for each screen the user will see). For example, specify whether it is GUI or </w:t>
-      </w:r>
-      <w:proofErr w:type="gramStart"/>
+        <w:t>«Any performance-related issue»</w:t>
+      </w:r>
+    </w:p>
+    <w:p>
+      <w:pPr>
+        <w:shd w:val="clear" w:color="auto" w:fill="FFFFFF"/>
+        <w:spacing w:before="240" w:after="0" w:line="240" w:lineRule="auto"/>
+        <w:jc w:val="both"/>
+        <w:rPr>
+          <w:rFonts w:asciiTheme="majorBidi" w:eastAsia="Times New Roman" w:hAnsiTheme="majorBidi" w:cstheme="majorBidi"/>
+          <w:color w:val="373D3F"/>
+          <w:kern w:val="0"/>
+          <w:sz w:val="20"/>
+          <w:szCs w:val="20"/>
+          <w:lang w:eastAsia="en-GB"/>
+          <w14:ligatures w14:val="none"/>
+        </w:rPr>
+      </w:pPr>
+      <w:r>
+        <w:rPr>
+          <w:rFonts w:asciiTheme="majorBidi" w:eastAsia="Times New Roman" w:hAnsiTheme="majorBidi" w:cstheme="majorBidi"/>
+          <w:b/>
+          <w:bCs/>
+          <w:color w:val="373D3F"/>
+          <w:kern w:val="0"/>
+          <w:sz w:val="20"/>
+          <w:szCs w:val="20"/>
+          <w:lang w:eastAsia="en-GB"/>
+          <w14:ligatures w14:val="none"/>
+        </w:rPr>
+        <w:t>6.2. Security  </w:t>
+      </w:r>
+    </w:p>
+    <w:p>
+      <w:pPr>
+        <w:shd w:val="clear" w:color="auto" w:fill="FFFFFF"/>
+        <w:spacing w:before="240" w:after="0" w:line="240" w:lineRule="auto"/>
+        <w:jc w:val="both"/>
+        <w:rPr>
+          <w:rFonts w:asciiTheme="majorBidi" w:eastAsia="Times New Roman" w:hAnsiTheme="majorBidi" w:cstheme="majorBidi"/>
+          <w:color w:val="373D3F"/>
+          <w:kern w:val="0"/>
+          <w:sz w:val="20"/>
+          <w:szCs w:val="20"/>
+          <w:lang w:eastAsia="en-GB"/>
+          <w14:ligatures w14:val="none"/>
+        </w:rPr>
+      </w:pPr>
+      <w:r>
+        <w:rPr>
+          <w:rFonts w:asciiTheme="majorBidi" w:eastAsia="Times New Roman" w:hAnsiTheme="majorBidi" w:cstheme="majorBidi"/>
+          <w:color w:val="373D3F"/>
+          <w:kern w:val="0"/>
+          <w:sz w:val="20"/>
+          <w:szCs w:val="20"/>
+          <w:lang w:eastAsia="en-GB"/>
+          <w14:ligatures w14:val="none"/>
+        </w:rPr>
+        <w:lastRenderedPageBreak/>
+        <w:t>NF-2.1: </w:t>
+      </w:r>
       <w:r>
         <w:rPr>
           <w:rFonts w:asciiTheme="majorBidi" w:eastAsia="Times New Roman" w:hAnsiTheme="majorBidi" w:cstheme="majorBidi"/>
@@ -2757,9 +3552,36 @@
           <w:lang w:eastAsia="en-GB"/>
           <w14:ligatures w14:val="none"/>
         </w:rPr>
-        <w:t>text based</w:t>
-      </w:r>
-      <w:proofErr w:type="gramEnd"/>
+        <w:t>«Any security-related issue»</w:t>
+      </w:r>
+    </w:p>
+    <w:p>
+      <w:pPr>
+        <w:shd w:val="clear" w:color="auto" w:fill="FFFFFF"/>
+        <w:spacing w:before="240" w:after="0" w:line="240" w:lineRule="auto"/>
+        <w:jc w:val="both"/>
+        <w:rPr>
+          <w:rFonts w:asciiTheme="majorBidi" w:eastAsia="Times New Roman" w:hAnsiTheme="majorBidi" w:cstheme="majorBidi"/>
+          <w:color w:val="373D3F"/>
+          <w:kern w:val="0"/>
+          <w:sz w:val="20"/>
+          <w:szCs w:val="20"/>
+          <w:lang w:eastAsia="en-GB"/>
+          <w14:ligatures w14:val="none"/>
+        </w:rPr>
+      </w:pPr>
+      <w:r>
+        <w:rPr>
+          <w:rFonts w:asciiTheme="majorBidi" w:eastAsia="Times New Roman" w:hAnsiTheme="majorBidi" w:cstheme="majorBidi"/>
+          <w:color w:val="373D3F"/>
+          <w:kern w:val="0"/>
+          <w:sz w:val="20"/>
+          <w:szCs w:val="20"/>
+          <w:lang w:eastAsia="en-GB"/>
+          <w14:ligatures w14:val="none"/>
+        </w:rPr>
+        <w:t>NF-2.</w:t>
+      </w:r>
       <w:r>
         <w:rPr>
           <w:rFonts w:asciiTheme="majorBidi" w:eastAsia="Times New Roman" w:hAnsiTheme="majorBidi" w:cstheme="majorBidi"/>
@@ -2770,1409 +3592,7 @@
           <w:lang w:eastAsia="en-GB"/>
           <w14:ligatures w14:val="none"/>
         </w:rPr>
-        <w:t xml:space="preserve"> interface and how at high level it would work. Discuss at high level how user will interact with the game such as clicking buttons, typing in some selection character, etc.»</w:t>
-      </w:r>
-    </w:p>
-    <w:p>
-      <w:pPr>
-        <w:shd w:val="clear" w:color="auto" w:fill="FFFFFF"/>
-        <w:spacing w:before="240" w:after="0" w:line="240" w:lineRule="auto"/>
-        <w:jc w:val="both"/>
-        <w:rPr>
-          <w:rFonts w:asciiTheme="majorBidi" w:eastAsia="Times New Roman" w:hAnsiTheme="majorBidi" w:cstheme="majorBidi"/>
-          <w:color w:val="373D3F"/>
-          <w:kern w:val="0"/>
-          <w:sz w:val="20"/>
-          <w:szCs w:val="20"/>
-          <w:lang w:eastAsia="en-GB"/>
-          <w14:ligatures w14:val="none"/>
-        </w:rPr>
-      </w:pPr>
-      <w:r>
-        <w:rPr>
-          <w:rFonts w:asciiTheme="majorBidi" w:eastAsia="Times New Roman" w:hAnsiTheme="majorBidi" w:cstheme="majorBidi"/>
-          <w:color w:val="0000FF"/>
-          <w:kern w:val="0"/>
-          <w:sz w:val="20"/>
-          <w:szCs w:val="20"/>
-          <w:lang w:eastAsia="en-GB"/>
-          <w14:ligatures w14:val="none"/>
-        </w:rPr>
-        <w:t>«Describe the minimum requirements for the interface. This may include some sample screen images whether for text or GUI approach, any GUI standards or product family style guides that are to be followed, screen layout constraints, for GUI standard buttons and functions (e.g., help) that must appear on every screen, keyboard shortcuts, error message display standards, and so on»</w:t>
-      </w:r>
-    </w:p>
-    <w:p>
-      <w:pPr>
-        <w:shd w:val="clear" w:color="auto" w:fill="FFFFFF"/>
-        <w:spacing w:before="240" w:after="0" w:line="240" w:lineRule="auto"/>
-        <w:jc w:val="both"/>
-        <w:rPr>
-          <w:rFonts w:asciiTheme="majorBidi" w:eastAsia="Times New Roman" w:hAnsiTheme="majorBidi" w:cstheme="majorBidi"/>
-          <w:color w:val="373D3F"/>
-          <w:kern w:val="0"/>
-          <w:sz w:val="20"/>
-          <w:szCs w:val="20"/>
-          <w:lang w:eastAsia="en-GB"/>
-          <w14:ligatures w14:val="none"/>
-        </w:rPr>
-      </w:pPr>
-      <w:r>
-        <w:rPr>
-          <w:rFonts w:asciiTheme="majorBidi" w:eastAsia="Times New Roman" w:hAnsiTheme="majorBidi" w:cstheme="majorBidi"/>
-          <w:b/>
-          <w:bCs/>
-          <w:color w:val="373D3F"/>
-          <w:kern w:val="0"/>
-          <w:sz w:val="20"/>
-          <w:szCs w:val="20"/>
-          <w:lang w:eastAsia="en-GB"/>
-          <w14:ligatures w14:val="none"/>
-        </w:rPr>
-        <w:t>4.2. Hardware Interfaces</w:t>
-      </w:r>
-    </w:p>
-    <w:p>
-      <w:pPr>
-        <w:shd w:val="clear" w:color="auto" w:fill="FFFFFF"/>
-        <w:spacing w:before="240" w:after="0" w:line="240" w:lineRule="auto"/>
-        <w:jc w:val="both"/>
-        <w:rPr>
-          <w:rFonts w:asciiTheme="majorBidi" w:eastAsia="Times New Roman" w:hAnsiTheme="majorBidi" w:cstheme="majorBidi"/>
-          <w:color w:val="373D3F"/>
-          <w:kern w:val="0"/>
-          <w:sz w:val="20"/>
-          <w:szCs w:val="20"/>
-          <w:lang w:eastAsia="en-GB"/>
-          <w14:ligatures w14:val="none"/>
-        </w:rPr>
-      </w:pPr>
-      <w:r>
-        <w:rPr>
-          <w:rFonts w:asciiTheme="majorBidi" w:eastAsia="Times New Roman" w:hAnsiTheme="majorBidi" w:cstheme="majorBidi"/>
-          <w:color w:val="0000FF"/>
-          <w:kern w:val="0"/>
-          <w:sz w:val="20"/>
-          <w:szCs w:val="20"/>
-          <w:lang w:eastAsia="en-GB"/>
-          <w14:ligatures w14:val="none"/>
-        </w:rPr>
-        <w:lastRenderedPageBreak/>
-        <w:t xml:space="preserve">«Describe the logical and physical characteristics of each interface between the software product and the hardware components of the system. This may include the supported device types, the nature of the data and control interactions between the software and the hardware, and communication protocols to be </w:t>
-      </w:r>
-      <w:proofErr w:type="gramStart"/>
-      <w:r>
-        <w:rPr>
-          <w:rFonts w:asciiTheme="majorBidi" w:eastAsia="Times New Roman" w:hAnsiTheme="majorBidi" w:cstheme="majorBidi"/>
-          <w:color w:val="0000FF"/>
-          <w:kern w:val="0"/>
-          <w:sz w:val="20"/>
-          <w:szCs w:val="20"/>
-          <w:lang w:eastAsia="en-GB"/>
-          <w14:ligatures w14:val="none"/>
-        </w:rPr>
-        <w:t>used.»</w:t>
-      </w:r>
-      <w:proofErr w:type="gramEnd"/>
-    </w:p>
-    <w:p>
-      <w:pPr>
-        <w:shd w:val="clear" w:color="auto" w:fill="FFFFFF"/>
-        <w:spacing w:before="240" w:after="0" w:line="240" w:lineRule="auto"/>
-        <w:jc w:val="both"/>
-        <w:rPr>
-          <w:rFonts w:asciiTheme="majorBidi" w:eastAsia="Times New Roman" w:hAnsiTheme="majorBidi" w:cstheme="majorBidi"/>
-          <w:color w:val="373D3F"/>
-          <w:kern w:val="0"/>
-          <w:sz w:val="20"/>
-          <w:szCs w:val="20"/>
-          <w:lang w:eastAsia="en-GB"/>
-          <w14:ligatures w14:val="none"/>
-        </w:rPr>
-      </w:pPr>
-      <w:r>
-        <w:rPr>
-          <w:rFonts w:asciiTheme="majorBidi" w:eastAsia="Times New Roman" w:hAnsiTheme="majorBidi" w:cstheme="majorBidi"/>
-          <w:b/>
-          <w:bCs/>
-          <w:color w:val="373D3F"/>
-          <w:kern w:val="0"/>
-          <w:sz w:val="20"/>
-          <w:szCs w:val="20"/>
-          <w:lang w:eastAsia="en-GB"/>
-          <w14:ligatures w14:val="none"/>
-        </w:rPr>
-        <w:t>4.3. Software Interfaces</w:t>
-      </w:r>
-    </w:p>
-    <w:p>
-      <w:pPr>
-        <w:shd w:val="clear" w:color="auto" w:fill="FFFFFF"/>
-        <w:spacing w:before="240" w:after="0" w:line="240" w:lineRule="auto"/>
-        <w:jc w:val="both"/>
-        <w:rPr>
-          <w:rFonts w:asciiTheme="majorBidi" w:eastAsia="Times New Roman" w:hAnsiTheme="majorBidi" w:cstheme="majorBidi"/>
-          <w:color w:val="373D3F"/>
-          <w:kern w:val="0"/>
-          <w:sz w:val="20"/>
-          <w:szCs w:val="20"/>
-          <w:lang w:eastAsia="en-GB"/>
-          <w14:ligatures w14:val="none"/>
-        </w:rPr>
-      </w:pPr>
-      <w:r>
-        <w:rPr>
-          <w:rFonts w:asciiTheme="majorBidi" w:eastAsia="Times New Roman" w:hAnsiTheme="majorBidi" w:cstheme="majorBidi"/>
-          <w:color w:val="0000FF"/>
-          <w:kern w:val="0"/>
-          <w:sz w:val="20"/>
-          <w:szCs w:val="20"/>
-          <w:lang w:eastAsia="en-GB"/>
-          <w14:ligatures w14:val="none"/>
-        </w:rPr>
-        <w:t xml:space="preserve">«Describe the connections between this product and other specific software components (name and version), including databases, interpreters, operating systems, tools, libraries, and integrated commercial components. Identify the data items or messages coming into the system and going out and describe the purpose of each. Describe the services needed and the nature of communications. Identify data that will be shared across software components. If the data sharing mechanism must be implemented in a specific way (for example, use of a global data area in a multitasking operating system), specify this as an implementation </w:t>
-      </w:r>
-      <w:proofErr w:type="gramStart"/>
-      <w:r>
-        <w:rPr>
-          <w:rFonts w:asciiTheme="majorBidi" w:eastAsia="Times New Roman" w:hAnsiTheme="majorBidi" w:cstheme="majorBidi"/>
-          <w:color w:val="0000FF"/>
-          <w:kern w:val="0"/>
-          <w:sz w:val="20"/>
-          <w:szCs w:val="20"/>
-          <w:lang w:eastAsia="en-GB"/>
-          <w14:ligatures w14:val="none"/>
-        </w:rPr>
-        <w:t>constraint.»</w:t>
-      </w:r>
-      <w:proofErr w:type="gramEnd"/>
-    </w:p>
-    <w:p>
-      <w:pPr>
-        <w:shd w:val="clear" w:color="auto" w:fill="FFFFFF"/>
-        <w:spacing w:before="240" w:after="0" w:line="240" w:lineRule="auto"/>
-        <w:jc w:val="both"/>
-        <w:rPr>
-          <w:rFonts w:asciiTheme="majorBidi" w:eastAsia="Times New Roman" w:hAnsiTheme="majorBidi" w:cstheme="majorBidi"/>
-          <w:color w:val="373D3F"/>
-          <w:kern w:val="0"/>
-          <w:sz w:val="20"/>
-          <w:szCs w:val="20"/>
-          <w:lang w:eastAsia="en-GB"/>
-          <w14:ligatures w14:val="none"/>
-        </w:rPr>
-      </w:pPr>
-      <w:r>
-        <w:rPr>
-          <w:rFonts w:asciiTheme="majorBidi" w:eastAsia="Times New Roman" w:hAnsiTheme="majorBidi" w:cstheme="majorBidi"/>
-          <w:b/>
-          <w:bCs/>
-          <w:color w:val="373D3F"/>
-          <w:kern w:val="0"/>
-          <w:sz w:val="20"/>
-          <w:szCs w:val="20"/>
-          <w:lang w:eastAsia="en-GB"/>
-          <w14:ligatures w14:val="none"/>
-        </w:rPr>
-        <w:t>5. System Features/Modules</w:t>
-      </w:r>
-    </w:p>
-    <w:p>
-      <w:pPr>
-        <w:shd w:val="clear" w:color="auto" w:fill="FFFFFF"/>
-        <w:spacing w:before="240" w:after="0" w:line="240" w:lineRule="auto"/>
-        <w:jc w:val="both"/>
-        <w:rPr>
-          <w:rFonts w:asciiTheme="majorBidi" w:eastAsia="Times New Roman" w:hAnsiTheme="majorBidi" w:cstheme="majorBidi"/>
-          <w:color w:val="373D3F"/>
-          <w:kern w:val="0"/>
-          <w:sz w:val="20"/>
-          <w:szCs w:val="20"/>
-          <w:lang w:eastAsia="en-GB"/>
-          <w14:ligatures w14:val="none"/>
-        </w:rPr>
-      </w:pPr>
-      <w:r>
-        <w:rPr>
-          <w:rFonts w:asciiTheme="majorBidi" w:eastAsia="Times New Roman" w:hAnsiTheme="majorBidi" w:cstheme="majorBidi"/>
-          <w:color w:val="0000FF"/>
-          <w:kern w:val="0"/>
-          <w:sz w:val="20"/>
-          <w:szCs w:val="20"/>
-          <w:lang w:eastAsia="en-GB"/>
-          <w14:ligatures w14:val="none"/>
-        </w:rPr>
-        <w:t xml:space="preserve">«This template illustrates organizing the functional requirements for the product by system features, the major services provided by the </w:t>
-      </w:r>
-      <w:proofErr w:type="gramStart"/>
-      <w:r>
-        <w:rPr>
-          <w:rFonts w:asciiTheme="majorBidi" w:eastAsia="Times New Roman" w:hAnsiTheme="majorBidi" w:cstheme="majorBidi"/>
-          <w:color w:val="0000FF"/>
-          <w:kern w:val="0"/>
-          <w:sz w:val="20"/>
-          <w:szCs w:val="20"/>
-          <w:lang w:eastAsia="en-GB"/>
-          <w14:ligatures w14:val="none"/>
-        </w:rPr>
-        <w:t>product.»</w:t>
-      </w:r>
-      <w:proofErr w:type="gramEnd"/>
-    </w:p>
-    <w:p>
-      <w:pPr>
-        <w:shd w:val="clear" w:color="auto" w:fill="FFFFFF"/>
-        <w:spacing w:before="240" w:after="0" w:line="240" w:lineRule="auto"/>
-        <w:jc w:val="both"/>
-        <w:rPr>
-          <w:rFonts w:asciiTheme="majorBidi" w:eastAsia="Times New Roman" w:hAnsiTheme="majorBidi" w:cstheme="majorBidi"/>
-          <w:color w:val="373D3F"/>
-          <w:kern w:val="0"/>
-          <w:sz w:val="20"/>
-          <w:szCs w:val="20"/>
-          <w:lang w:eastAsia="en-GB"/>
-          <w14:ligatures w14:val="none"/>
-        </w:rPr>
-      </w:pPr>
-      <w:r>
-        <w:rPr>
-          <w:rFonts w:asciiTheme="majorBidi" w:eastAsia="Times New Roman" w:hAnsiTheme="majorBidi" w:cstheme="majorBidi"/>
-          <w:b/>
-          <w:bCs/>
-          <w:color w:val="373D3F"/>
-          <w:kern w:val="0"/>
-          <w:sz w:val="20"/>
-          <w:szCs w:val="20"/>
-          <w:lang w:eastAsia="en-GB"/>
-          <w14:ligatures w14:val="none"/>
-        </w:rPr>
-        <w:t>5.1. </w:t>
-      </w:r>
-      <w:r>
-        <w:rPr>
-          <w:rFonts w:asciiTheme="majorBidi" w:eastAsia="Times New Roman" w:hAnsiTheme="majorBidi" w:cstheme="majorBidi"/>
-          <w:b/>
-          <w:bCs/>
-          <w:color w:val="0000FF"/>
-          <w:kern w:val="0"/>
-          <w:sz w:val="20"/>
-          <w:szCs w:val="20"/>
-          <w:lang w:eastAsia="en-GB"/>
-          <w14:ligatures w14:val="none"/>
-        </w:rPr>
-        <w:t>«System Feature Name»</w:t>
-      </w:r>
-    </w:p>
-    <w:p>
-      <w:pPr>
-        <w:shd w:val="clear" w:color="auto" w:fill="FFFFFF"/>
-        <w:spacing w:before="240" w:after="0" w:line="240" w:lineRule="auto"/>
-        <w:jc w:val="both"/>
-        <w:rPr>
-          <w:rFonts w:asciiTheme="majorBidi" w:eastAsia="Times New Roman" w:hAnsiTheme="majorBidi" w:cstheme="majorBidi"/>
-          <w:color w:val="373D3F"/>
-          <w:kern w:val="0"/>
-          <w:sz w:val="20"/>
-          <w:szCs w:val="20"/>
-          <w:lang w:eastAsia="en-GB"/>
-          <w14:ligatures w14:val="none"/>
-        </w:rPr>
-      </w:pPr>
-      <w:r>
-        <w:rPr>
-          <w:rFonts w:asciiTheme="majorBidi" w:eastAsia="Times New Roman" w:hAnsiTheme="majorBidi" w:cstheme="majorBidi"/>
-          <w:b/>
-          <w:bCs/>
-          <w:color w:val="373D3F"/>
-          <w:kern w:val="0"/>
-          <w:sz w:val="20"/>
-          <w:szCs w:val="20"/>
-          <w:lang w:eastAsia="en-GB"/>
-          <w14:ligatures w14:val="none"/>
-        </w:rPr>
-        <w:t>5.1.1 Description and Priority</w:t>
-      </w:r>
-    </w:p>
-    <w:p>
-      <w:pPr>
-        <w:shd w:val="clear" w:color="auto" w:fill="FFFFFF"/>
-        <w:spacing w:before="240" w:after="0" w:line="240" w:lineRule="auto"/>
-        <w:jc w:val="both"/>
-        <w:rPr>
-          <w:rFonts w:asciiTheme="majorBidi" w:eastAsia="Times New Roman" w:hAnsiTheme="majorBidi" w:cstheme="majorBidi"/>
-          <w:color w:val="373D3F"/>
-          <w:kern w:val="0"/>
-          <w:sz w:val="20"/>
-          <w:szCs w:val="20"/>
-          <w:lang w:eastAsia="en-GB"/>
-          <w14:ligatures w14:val="none"/>
-        </w:rPr>
-      </w:pPr>
-      <w:r>
-        <w:rPr>
-          <w:rFonts w:asciiTheme="majorBidi" w:eastAsia="Times New Roman" w:hAnsiTheme="majorBidi" w:cstheme="majorBidi"/>
-          <w:color w:val="0000FF"/>
-          <w:kern w:val="0"/>
-          <w:sz w:val="20"/>
-          <w:szCs w:val="20"/>
-          <w:lang w:eastAsia="en-GB"/>
-          <w14:ligatures w14:val="none"/>
-        </w:rPr>
-        <w:t xml:space="preserve">«Provide a short description of the feature. Give its priority, </w:t>
-      </w:r>
-      <w:proofErr w:type="gramStart"/>
-      <w:r>
-        <w:rPr>
-          <w:rFonts w:asciiTheme="majorBidi" w:eastAsia="Times New Roman" w:hAnsiTheme="majorBidi" w:cstheme="majorBidi"/>
-          <w:color w:val="0000FF"/>
-          <w:kern w:val="0"/>
-          <w:sz w:val="20"/>
-          <w:szCs w:val="20"/>
-          <w:lang w:eastAsia="en-GB"/>
-          <w14:ligatures w14:val="none"/>
-        </w:rPr>
-        <w:t>too.»</w:t>
-      </w:r>
-      <w:proofErr w:type="gramEnd"/>
-    </w:p>
-    <w:p>
-      <w:pPr>
-        <w:shd w:val="clear" w:color="auto" w:fill="FFFFFF"/>
-        <w:spacing w:before="240" w:after="0" w:line="240" w:lineRule="auto"/>
-        <w:jc w:val="both"/>
-        <w:rPr>
-          <w:rFonts w:asciiTheme="majorBidi" w:eastAsia="Times New Roman" w:hAnsiTheme="majorBidi" w:cstheme="majorBidi"/>
-          <w:color w:val="373D3F"/>
-          <w:kern w:val="0"/>
-          <w:sz w:val="20"/>
-          <w:szCs w:val="20"/>
-          <w:lang w:eastAsia="en-GB"/>
-          <w14:ligatures w14:val="none"/>
-        </w:rPr>
-      </w:pPr>
-      <w:r>
-        <w:rPr>
-          <w:rFonts w:asciiTheme="majorBidi" w:eastAsia="Times New Roman" w:hAnsiTheme="majorBidi" w:cstheme="majorBidi"/>
-          <w:b/>
-          <w:bCs/>
-          <w:color w:val="373D3F"/>
-          <w:kern w:val="0"/>
-          <w:sz w:val="20"/>
-          <w:szCs w:val="20"/>
-          <w:lang w:eastAsia="en-GB"/>
-          <w14:ligatures w14:val="none"/>
-        </w:rPr>
-        <w:t>5.1.2 Stimulus/Response Sequences</w:t>
-      </w:r>
-    </w:p>
-    <w:p>
-      <w:pPr>
-        <w:shd w:val="clear" w:color="auto" w:fill="FFFFFF"/>
-        <w:spacing w:before="240" w:after="0" w:line="240" w:lineRule="auto"/>
-        <w:jc w:val="both"/>
-        <w:rPr>
-          <w:rFonts w:asciiTheme="majorBidi" w:eastAsia="Times New Roman" w:hAnsiTheme="majorBidi" w:cstheme="majorBidi"/>
-          <w:color w:val="373D3F"/>
-          <w:kern w:val="0"/>
-          <w:sz w:val="20"/>
-          <w:szCs w:val="20"/>
-          <w:lang w:eastAsia="en-GB"/>
-          <w14:ligatures w14:val="none"/>
-        </w:rPr>
-      </w:pPr>
-      <w:proofErr w:type="gramStart"/>
-      <w:r>
-        <w:rPr>
-          <w:rFonts w:asciiTheme="majorBidi" w:eastAsia="Times New Roman" w:hAnsiTheme="majorBidi" w:cstheme="majorBidi"/>
-          <w:color w:val="0000FF"/>
-          <w:kern w:val="0"/>
-          <w:sz w:val="20"/>
-          <w:szCs w:val="20"/>
-          <w:lang w:eastAsia="en-GB"/>
-          <w14:ligatures w14:val="none"/>
-        </w:rPr>
-        <w:t>«”Stimulus</w:t>
-      </w:r>
-      <w:proofErr w:type="gramEnd"/>
-      <w:r>
-        <w:rPr>
-          <w:rFonts w:asciiTheme="majorBidi" w:eastAsia="Times New Roman" w:hAnsiTheme="majorBidi" w:cstheme="majorBidi"/>
-          <w:color w:val="0000FF"/>
-          <w:kern w:val="0"/>
-          <w:sz w:val="20"/>
-          <w:szCs w:val="20"/>
-          <w:lang w:eastAsia="en-GB"/>
-          <w14:ligatures w14:val="none"/>
-        </w:rPr>
-        <w:t>” or “</w:t>
-      </w:r>
-      <w:proofErr w:type="gramStart"/>
-      <w:r>
-        <w:rPr>
-          <w:rFonts w:asciiTheme="majorBidi" w:eastAsia="Times New Roman" w:hAnsiTheme="majorBidi" w:cstheme="majorBidi"/>
-          <w:color w:val="0000FF"/>
-          <w:kern w:val="0"/>
-          <w:sz w:val="20"/>
-          <w:szCs w:val="20"/>
-          <w:lang w:eastAsia="en-GB"/>
-          <w14:ligatures w14:val="none"/>
-        </w:rPr>
-        <w:t>Condition”»</w:t>
-      </w:r>
-      <w:proofErr w:type="gramEnd"/>
-      <w:r>
-        <w:rPr>
-          <w:rFonts w:asciiTheme="majorBidi" w:eastAsia="Times New Roman" w:hAnsiTheme="majorBidi" w:cstheme="majorBidi"/>
-          <w:color w:val="373D3F"/>
-          <w:kern w:val="0"/>
-          <w:sz w:val="20"/>
-          <w:szCs w:val="20"/>
-          <w:lang w:eastAsia="en-GB"/>
-          <w14:ligatures w14:val="none"/>
-        </w:rPr>
-        <w:t>: </w:t>
-      </w:r>
-      <w:r>
-        <w:rPr>
-          <w:rFonts w:asciiTheme="majorBidi" w:eastAsia="Times New Roman" w:hAnsiTheme="majorBidi" w:cstheme="majorBidi"/>
-          <w:color w:val="0000FF"/>
-          <w:kern w:val="0"/>
-          <w:sz w:val="20"/>
-          <w:szCs w:val="20"/>
-          <w:lang w:eastAsia="en-GB"/>
-          <w14:ligatures w14:val="none"/>
-        </w:rPr>
-        <w:t>«Describe the stimulus or condition»</w:t>
-      </w:r>
-    </w:p>
-    <w:p>
-      <w:pPr>
-        <w:shd w:val="clear" w:color="auto" w:fill="FFFFFF"/>
-        <w:spacing w:before="240" w:after="0" w:line="240" w:lineRule="auto"/>
-        <w:jc w:val="both"/>
-        <w:rPr>
-          <w:rFonts w:asciiTheme="majorBidi" w:eastAsia="Times New Roman" w:hAnsiTheme="majorBidi" w:cstheme="majorBidi"/>
-          <w:color w:val="373D3F"/>
-          <w:kern w:val="0"/>
-          <w:sz w:val="20"/>
-          <w:szCs w:val="20"/>
-          <w:lang w:eastAsia="en-GB"/>
-          <w14:ligatures w14:val="none"/>
-        </w:rPr>
-      </w:pPr>
-      <w:r>
-        <w:rPr>
-          <w:rFonts w:asciiTheme="majorBidi" w:eastAsia="Times New Roman" w:hAnsiTheme="majorBidi" w:cstheme="majorBidi"/>
-          <w:color w:val="373D3F"/>
-          <w:kern w:val="0"/>
-          <w:sz w:val="20"/>
-          <w:szCs w:val="20"/>
-          <w:lang w:eastAsia="en-GB"/>
-          <w14:ligatures w14:val="none"/>
-        </w:rPr>
-        <w:t>Response: </w:t>
-      </w:r>
-      <w:r>
-        <w:rPr>
-          <w:rFonts w:asciiTheme="majorBidi" w:eastAsia="Times New Roman" w:hAnsiTheme="majorBidi" w:cstheme="majorBidi"/>
-          <w:color w:val="0000FF"/>
-          <w:kern w:val="0"/>
-          <w:sz w:val="20"/>
-          <w:szCs w:val="20"/>
-          <w:lang w:eastAsia="en-GB"/>
-          <w14:ligatures w14:val="none"/>
-        </w:rPr>
-        <w:t>«Describe the response»</w:t>
-      </w:r>
-    </w:p>
-    <w:p>
-      <w:pPr>
-        <w:shd w:val="clear" w:color="auto" w:fill="FFFFFF"/>
-        <w:spacing w:before="240" w:after="0" w:line="240" w:lineRule="auto"/>
-        <w:jc w:val="both"/>
-        <w:rPr>
-          <w:rFonts w:asciiTheme="majorBidi" w:eastAsia="Times New Roman" w:hAnsiTheme="majorBidi" w:cstheme="majorBidi"/>
-          <w:color w:val="373D3F"/>
-          <w:kern w:val="0"/>
-          <w:sz w:val="20"/>
-          <w:szCs w:val="20"/>
-          <w:lang w:eastAsia="en-GB"/>
-          <w14:ligatures w14:val="none"/>
-        </w:rPr>
-      </w:pPr>
-      <w:r>
-        <w:rPr>
-          <w:rFonts w:asciiTheme="majorBidi" w:eastAsia="Times New Roman" w:hAnsiTheme="majorBidi" w:cstheme="majorBidi"/>
-          <w:color w:val="0000FF"/>
-          <w:kern w:val="0"/>
-          <w:sz w:val="20"/>
-          <w:szCs w:val="20"/>
-          <w:lang w:eastAsia="en-GB"/>
-          <w14:ligatures w14:val="none"/>
-        </w:rPr>
-        <w:t>«Additional Stimulus/Response pairs as needed»</w:t>
-      </w:r>
-    </w:p>
-    <w:p>
-      <w:pPr>
-        <w:shd w:val="clear" w:color="auto" w:fill="FFFFFF"/>
-        <w:spacing w:before="240" w:after="0" w:line="240" w:lineRule="auto"/>
-        <w:jc w:val="both"/>
-        <w:rPr>
-          <w:rFonts w:asciiTheme="majorBidi" w:eastAsia="Times New Roman" w:hAnsiTheme="majorBidi" w:cstheme="majorBidi"/>
-          <w:color w:val="373D3F"/>
-          <w:kern w:val="0"/>
-          <w:sz w:val="20"/>
-          <w:szCs w:val="20"/>
-          <w:lang w:eastAsia="en-GB"/>
-          <w14:ligatures w14:val="none"/>
-        </w:rPr>
-      </w:pPr>
-      <w:r>
-        <w:rPr>
-          <w:rFonts w:asciiTheme="majorBidi" w:eastAsia="Times New Roman" w:hAnsiTheme="majorBidi" w:cstheme="majorBidi"/>
-          <w:b/>
-          <w:bCs/>
-          <w:color w:val="373D3F"/>
-          <w:kern w:val="0"/>
-          <w:sz w:val="20"/>
-          <w:szCs w:val="20"/>
-          <w:lang w:eastAsia="en-GB"/>
-          <w14:ligatures w14:val="none"/>
-        </w:rPr>
-        <w:t>5.1.3 Functional Requirements</w:t>
-      </w:r>
-    </w:p>
-    <w:p>
-      <w:pPr>
-        <w:shd w:val="clear" w:color="auto" w:fill="FFFFFF"/>
-        <w:spacing w:before="240" w:after="0" w:line="240" w:lineRule="auto"/>
-        <w:jc w:val="both"/>
-        <w:rPr>
-          <w:rFonts w:asciiTheme="majorBidi" w:eastAsia="Times New Roman" w:hAnsiTheme="majorBidi" w:cstheme="majorBidi"/>
-          <w:color w:val="373D3F"/>
-          <w:kern w:val="0"/>
-          <w:sz w:val="20"/>
-          <w:szCs w:val="20"/>
-          <w:lang w:eastAsia="en-GB"/>
-          <w14:ligatures w14:val="none"/>
-        </w:rPr>
-      </w:pPr>
-      <w:r>
-        <w:rPr>
-          <w:rFonts w:asciiTheme="majorBidi" w:eastAsia="Times New Roman" w:hAnsiTheme="majorBidi" w:cstheme="majorBidi"/>
-          <w:color w:val="0000FF"/>
-          <w:kern w:val="0"/>
-          <w:sz w:val="20"/>
-          <w:szCs w:val="20"/>
-          <w:lang w:eastAsia="en-GB"/>
-          <w14:ligatures w14:val="none"/>
-        </w:rPr>
-        <w:t xml:space="preserve">«Itemize the detailed functional requirements associated with this feature. These are the software capabilities that must be present </w:t>
-      </w:r>
-      <w:proofErr w:type="gramStart"/>
-      <w:r>
-        <w:rPr>
-          <w:rFonts w:asciiTheme="majorBidi" w:eastAsia="Times New Roman" w:hAnsiTheme="majorBidi" w:cstheme="majorBidi"/>
-          <w:color w:val="0000FF"/>
-          <w:kern w:val="0"/>
-          <w:sz w:val="20"/>
-          <w:szCs w:val="20"/>
-          <w:lang w:eastAsia="en-GB"/>
-          <w14:ligatures w14:val="none"/>
-        </w:rPr>
-        <w:t>in order for</w:t>
-      </w:r>
-      <w:proofErr w:type="gramEnd"/>
-      <w:r>
-        <w:rPr>
-          <w:rFonts w:asciiTheme="majorBidi" w:eastAsia="Times New Roman" w:hAnsiTheme="majorBidi" w:cstheme="majorBidi"/>
-          <w:color w:val="0000FF"/>
-          <w:kern w:val="0"/>
-          <w:sz w:val="20"/>
-          <w:szCs w:val="20"/>
-          <w:lang w:eastAsia="en-GB"/>
-          <w14:ligatures w14:val="none"/>
-        </w:rPr>
-        <w:t xml:space="preserve"> the user to carry out the services provided by the feature. Include how the product should respond to anticipated error conditions or invalid inputs. Requirements should be concise, complete, unambiguous, verifiable, and necessary. Each requirement should be uniquely identified with a sequence number or a meaningful tag of some </w:t>
-      </w:r>
-      <w:proofErr w:type="gramStart"/>
-      <w:r>
-        <w:rPr>
-          <w:rFonts w:asciiTheme="majorBidi" w:eastAsia="Times New Roman" w:hAnsiTheme="majorBidi" w:cstheme="majorBidi"/>
-          <w:color w:val="0000FF"/>
-          <w:kern w:val="0"/>
-          <w:sz w:val="20"/>
-          <w:szCs w:val="20"/>
-          <w:lang w:eastAsia="en-GB"/>
-          <w14:ligatures w14:val="none"/>
-        </w:rPr>
-        <w:t>kind.»</w:t>
-      </w:r>
-      <w:proofErr w:type="gramEnd"/>
-    </w:p>
-    <w:p>
-      <w:pPr>
-        <w:shd w:val="clear" w:color="auto" w:fill="FFFFFF"/>
-        <w:spacing w:before="240" w:after="0" w:line="240" w:lineRule="auto"/>
-        <w:jc w:val="both"/>
-        <w:rPr>
-          <w:rFonts w:asciiTheme="majorBidi" w:eastAsia="Times New Roman" w:hAnsiTheme="majorBidi" w:cstheme="majorBidi"/>
-          <w:color w:val="373D3F"/>
-          <w:kern w:val="0"/>
-          <w:sz w:val="20"/>
-          <w:szCs w:val="20"/>
-          <w:lang w:eastAsia="en-GB"/>
-          <w14:ligatures w14:val="none"/>
-        </w:rPr>
-      </w:pPr>
-      <w:r>
-        <w:rPr>
-          <w:rFonts w:asciiTheme="majorBidi" w:eastAsia="Times New Roman" w:hAnsiTheme="majorBidi" w:cstheme="majorBidi"/>
-          <w:color w:val="373D3F"/>
-          <w:kern w:val="0"/>
-          <w:sz w:val="20"/>
-          <w:szCs w:val="20"/>
-          <w:lang w:eastAsia="en-GB"/>
-          <w14:ligatures w14:val="none"/>
-        </w:rPr>
-        <w:t>REQ-1.1: </w:t>
-      </w:r>
-      <w:r>
-        <w:rPr>
-          <w:rFonts w:asciiTheme="majorBidi" w:eastAsia="Times New Roman" w:hAnsiTheme="majorBidi" w:cstheme="majorBidi"/>
-          <w:color w:val="0000FF"/>
-          <w:kern w:val="0"/>
-          <w:sz w:val="20"/>
-          <w:szCs w:val="20"/>
-          <w:lang w:eastAsia="en-GB"/>
-          <w14:ligatures w14:val="none"/>
-        </w:rPr>
-        <w:t xml:space="preserve">«Some sentence goes here, in “shall” form, usually something like this: “Upon &lt;some event or condition&gt;, the &lt;system, or the name of a module&gt; shall &lt;perform some action&gt;.” Note that the entire requirement must be stated in the requirements area. Everything else is just a lead-up to this. There should be one such entry per S/R </w:t>
-      </w:r>
-      <w:proofErr w:type="gramStart"/>
-      <w:r>
-        <w:rPr>
-          <w:rFonts w:asciiTheme="majorBidi" w:eastAsia="Times New Roman" w:hAnsiTheme="majorBidi" w:cstheme="majorBidi"/>
-          <w:color w:val="0000FF"/>
-          <w:kern w:val="0"/>
-          <w:sz w:val="20"/>
-          <w:szCs w:val="20"/>
-          <w:lang w:eastAsia="en-GB"/>
-          <w14:ligatures w14:val="none"/>
-        </w:rPr>
-        <w:t>pair.»</w:t>
-      </w:r>
-      <w:proofErr w:type="gramEnd"/>
-    </w:p>
-    <w:p>
-      <w:pPr>
-        <w:shd w:val="clear" w:color="auto" w:fill="FFFFFF"/>
-        <w:spacing w:before="240" w:after="0" w:line="240" w:lineRule="auto"/>
-        <w:jc w:val="both"/>
-        <w:rPr>
-          <w:rFonts w:asciiTheme="majorBidi" w:eastAsia="Times New Roman" w:hAnsiTheme="majorBidi" w:cstheme="majorBidi"/>
-          <w:color w:val="373D3F"/>
-          <w:kern w:val="0"/>
-          <w:sz w:val="20"/>
-          <w:szCs w:val="20"/>
-          <w:lang w:eastAsia="en-GB"/>
-          <w14:ligatures w14:val="none"/>
-        </w:rPr>
-      </w:pPr>
-      <w:r>
-        <w:rPr>
-          <w:rFonts w:asciiTheme="majorBidi" w:eastAsia="Times New Roman" w:hAnsiTheme="majorBidi" w:cstheme="majorBidi"/>
-          <w:color w:val="373D3F"/>
-          <w:kern w:val="0"/>
-          <w:sz w:val="20"/>
-          <w:szCs w:val="20"/>
-          <w:lang w:eastAsia="en-GB"/>
-          <w14:ligatures w14:val="none"/>
-        </w:rPr>
-        <w:t>REQ-</w:t>
-      </w:r>
-      <w:proofErr w:type="gramStart"/>
-      <w:r>
-        <w:rPr>
-          <w:rFonts w:asciiTheme="majorBidi" w:eastAsia="Times New Roman" w:hAnsiTheme="majorBidi" w:cstheme="majorBidi"/>
-          <w:color w:val="373D3F"/>
-          <w:kern w:val="0"/>
-          <w:sz w:val="20"/>
-          <w:szCs w:val="20"/>
-          <w:lang w:eastAsia="en-GB"/>
-          <w14:ligatures w14:val="none"/>
-        </w:rPr>
-        <w:t>1.</w:t>
-      </w:r>
-      <w:r>
-        <w:rPr>
-          <w:rFonts w:asciiTheme="majorBidi" w:eastAsia="Times New Roman" w:hAnsiTheme="majorBidi" w:cstheme="majorBidi"/>
-          <w:color w:val="0000FF"/>
-          <w:kern w:val="0"/>
-          <w:sz w:val="20"/>
-          <w:szCs w:val="20"/>
-          <w:lang w:eastAsia="en-GB"/>
-          <w14:ligatures w14:val="none"/>
-        </w:rPr>
-        <w:t>«</w:t>
-      </w:r>
-      <w:proofErr w:type="gramEnd"/>
-      <w:r>
-        <w:rPr>
-          <w:rFonts w:asciiTheme="majorBidi" w:eastAsia="Times New Roman" w:hAnsiTheme="majorBidi" w:cstheme="majorBidi"/>
-          <w:color w:val="0000FF"/>
-          <w:kern w:val="0"/>
-          <w:sz w:val="20"/>
-          <w:szCs w:val="20"/>
-          <w:lang w:eastAsia="en-GB"/>
-          <w14:ligatures w14:val="none"/>
-        </w:rPr>
-        <w:t>N»</w:t>
-      </w:r>
-      <w:r>
-        <w:rPr>
-          <w:rFonts w:asciiTheme="majorBidi" w:eastAsia="Times New Roman" w:hAnsiTheme="majorBidi" w:cstheme="majorBidi"/>
-          <w:color w:val="373D3F"/>
-          <w:kern w:val="0"/>
-          <w:sz w:val="20"/>
-          <w:szCs w:val="20"/>
-          <w:lang w:eastAsia="en-GB"/>
-          <w14:ligatures w14:val="none"/>
-        </w:rPr>
-        <w:t>: </w:t>
-      </w:r>
-      <w:r>
-        <w:rPr>
-          <w:rFonts w:asciiTheme="majorBidi" w:eastAsia="Times New Roman" w:hAnsiTheme="majorBidi" w:cstheme="majorBidi"/>
-          <w:color w:val="0000FF"/>
-          <w:kern w:val="0"/>
-          <w:sz w:val="20"/>
-          <w:szCs w:val="20"/>
-          <w:lang w:eastAsia="en-GB"/>
-          <w14:ligatures w14:val="none"/>
-        </w:rPr>
-        <w:t xml:space="preserve">«Additional S/R-related requirements as </w:t>
-      </w:r>
-      <w:proofErr w:type="gramStart"/>
-      <w:r>
-        <w:rPr>
-          <w:rFonts w:asciiTheme="majorBidi" w:eastAsia="Times New Roman" w:hAnsiTheme="majorBidi" w:cstheme="majorBidi"/>
-          <w:color w:val="0000FF"/>
-          <w:kern w:val="0"/>
-          <w:sz w:val="20"/>
-          <w:szCs w:val="20"/>
-          <w:lang w:eastAsia="en-GB"/>
-          <w14:ligatures w14:val="none"/>
-        </w:rPr>
-        <w:t>needed.»</w:t>
-      </w:r>
-      <w:proofErr w:type="gramEnd"/>
-    </w:p>
-    <w:p>
-      <w:pPr>
-        <w:shd w:val="clear" w:color="auto" w:fill="FFFFFF"/>
-        <w:spacing w:before="240" w:after="0" w:line="240" w:lineRule="auto"/>
-        <w:jc w:val="both"/>
-        <w:rPr>
-          <w:rFonts w:asciiTheme="majorBidi" w:eastAsia="Times New Roman" w:hAnsiTheme="majorBidi" w:cstheme="majorBidi"/>
-          <w:color w:val="373D3F"/>
-          <w:kern w:val="0"/>
-          <w:sz w:val="20"/>
-          <w:szCs w:val="20"/>
-          <w:lang w:eastAsia="en-GB"/>
-          <w14:ligatures w14:val="none"/>
-        </w:rPr>
-      </w:pPr>
-      <w:r>
-        <w:rPr>
-          <w:rFonts w:asciiTheme="majorBidi" w:eastAsia="Times New Roman" w:hAnsiTheme="majorBidi" w:cstheme="majorBidi"/>
-          <w:color w:val="373D3F"/>
-          <w:kern w:val="0"/>
-          <w:sz w:val="20"/>
-          <w:szCs w:val="20"/>
-          <w:lang w:eastAsia="en-GB"/>
-          <w14:ligatures w14:val="none"/>
-        </w:rPr>
-        <w:t>REQ-</w:t>
-      </w:r>
-      <w:proofErr w:type="gramStart"/>
-      <w:r>
-        <w:rPr>
-          <w:rFonts w:asciiTheme="majorBidi" w:eastAsia="Times New Roman" w:hAnsiTheme="majorBidi" w:cstheme="majorBidi"/>
-          <w:color w:val="373D3F"/>
-          <w:kern w:val="0"/>
-          <w:sz w:val="20"/>
-          <w:szCs w:val="20"/>
-          <w:lang w:eastAsia="en-GB"/>
-          <w14:ligatures w14:val="none"/>
-        </w:rPr>
-        <w:t>1.</w:t>
-      </w:r>
-      <w:r>
-        <w:rPr>
-          <w:rFonts w:asciiTheme="majorBidi" w:eastAsia="Times New Roman" w:hAnsiTheme="majorBidi" w:cstheme="majorBidi"/>
-          <w:color w:val="0000FF"/>
-          <w:kern w:val="0"/>
-          <w:sz w:val="20"/>
-          <w:szCs w:val="20"/>
-          <w:lang w:eastAsia="en-GB"/>
-          <w14:ligatures w14:val="none"/>
-        </w:rPr>
-        <w:t>«</w:t>
-      </w:r>
-      <w:proofErr w:type="gramEnd"/>
-      <w:r>
-        <w:rPr>
-          <w:rFonts w:asciiTheme="majorBidi" w:eastAsia="Times New Roman" w:hAnsiTheme="majorBidi" w:cstheme="majorBidi"/>
-          <w:color w:val="0000FF"/>
-          <w:kern w:val="0"/>
-          <w:sz w:val="20"/>
-          <w:szCs w:val="20"/>
-          <w:lang w:eastAsia="en-GB"/>
-          <w14:ligatures w14:val="none"/>
-        </w:rPr>
-        <w:t>N»</w:t>
-      </w:r>
-      <w:r>
-        <w:rPr>
-          <w:rFonts w:asciiTheme="majorBidi" w:eastAsia="Times New Roman" w:hAnsiTheme="majorBidi" w:cstheme="majorBidi"/>
-          <w:color w:val="373D3F"/>
-          <w:kern w:val="0"/>
-          <w:sz w:val="20"/>
-          <w:szCs w:val="20"/>
-          <w:lang w:eastAsia="en-GB"/>
-          <w14:ligatures w14:val="none"/>
-        </w:rPr>
-        <w:t>: </w:t>
-      </w:r>
-      <w:r>
-        <w:rPr>
-          <w:rFonts w:asciiTheme="majorBidi" w:eastAsia="Times New Roman" w:hAnsiTheme="majorBidi" w:cstheme="majorBidi"/>
-          <w:color w:val="0000FF"/>
-          <w:kern w:val="0"/>
-          <w:sz w:val="20"/>
-          <w:szCs w:val="20"/>
-          <w:lang w:eastAsia="en-GB"/>
-          <w14:ligatures w14:val="none"/>
-        </w:rPr>
-        <w:t xml:space="preserve">«List any additional requirements needed in “Shall” form, but not necessarily in “Upon/Shall” </w:t>
-      </w:r>
-      <w:proofErr w:type="gramStart"/>
-      <w:r>
-        <w:rPr>
-          <w:rFonts w:asciiTheme="majorBidi" w:eastAsia="Times New Roman" w:hAnsiTheme="majorBidi" w:cstheme="majorBidi"/>
-          <w:color w:val="0000FF"/>
-          <w:kern w:val="0"/>
-          <w:sz w:val="20"/>
-          <w:szCs w:val="20"/>
-          <w:lang w:eastAsia="en-GB"/>
-          <w14:ligatures w14:val="none"/>
-        </w:rPr>
-        <w:t>form.»</w:t>
-      </w:r>
-      <w:proofErr w:type="gramEnd"/>
-    </w:p>
-    <w:p>
-      <w:pPr>
-        <w:shd w:val="clear" w:color="auto" w:fill="FFFFFF"/>
-        <w:spacing w:before="240" w:after="0" w:line="240" w:lineRule="auto"/>
-        <w:jc w:val="both"/>
-        <w:rPr>
-          <w:rFonts w:asciiTheme="majorBidi" w:eastAsia="Times New Roman" w:hAnsiTheme="majorBidi" w:cstheme="majorBidi"/>
-          <w:color w:val="373D3F"/>
-          <w:kern w:val="0"/>
-          <w:sz w:val="20"/>
-          <w:szCs w:val="20"/>
-          <w:lang w:eastAsia="en-GB"/>
-          <w14:ligatures w14:val="none"/>
-        </w:rPr>
-      </w:pPr>
-      <w:r>
-        <w:rPr>
-          <w:rFonts w:asciiTheme="majorBidi" w:eastAsia="Times New Roman" w:hAnsiTheme="majorBidi" w:cstheme="majorBidi"/>
-          <w:color w:val="373D3F"/>
-          <w:kern w:val="0"/>
-          <w:sz w:val="20"/>
-          <w:szCs w:val="20"/>
-          <w:lang w:eastAsia="en-GB"/>
-          <w14:ligatures w14:val="none"/>
-        </w:rPr>
-        <w:t>REQ-</w:t>
-      </w:r>
-      <w:proofErr w:type="gramStart"/>
-      <w:r>
-        <w:rPr>
-          <w:rFonts w:asciiTheme="majorBidi" w:eastAsia="Times New Roman" w:hAnsiTheme="majorBidi" w:cstheme="majorBidi"/>
-          <w:color w:val="373D3F"/>
-          <w:kern w:val="0"/>
-          <w:sz w:val="20"/>
-          <w:szCs w:val="20"/>
-          <w:lang w:eastAsia="en-GB"/>
-          <w14:ligatures w14:val="none"/>
-        </w:rPr>
-        <w:t>1.</w:t>
-      </w:r>
-      <w:r>
-        <w:rPr>
-          <w:rFonts w:asciiTheme="majorBidi" w:eastAsia="Times New Roman" w:hAnsiTheme="majorBidi" w:cstheme="majorBidi"/>
-          <w:color w:val="0000FF"/>
-          <w:kern w:val="0"/>
-          <w:sz w:val="20"/>
-          <w:szCs w:val="20"/>
-          <w:lang w:eastAsia="en-GB"/>
-          <w14:ligatures w14:val="none"/>
-        </w:rPr>
-        <w:t>«</w:t>
-      </w:r>
-      <w:proofErr w:type="gramEnd"/>
-      <w:r>
-        <w:rPr>
-          <w:rFonts w:asciiTheme="majorBidi" w:eastAsia="Times New Roman" w:hAnsiTheme="majorBidi" w:cstheme="majorBidi"/>
-          <w:color w:val="0000FF"/>
-          <w:kern w:val="0"/>
-          <w:sz w:val="20"/>
-          <w:szCs w:val="20"/>
-          <w:lang w:eastAsia="en-GB"/>
-          <w14:ligatures w14:val="none"/>
-        </w:rPr>
-        <w:t>N»</w:t>
-      </w:r>
-      <w:r>
-        <w:rPr>
-          <w:rFonts w:asciiTheme="majorBidi" w:eastAsia="Times New Roman" w:hAnsiTheme="majorBidi" w:cstheme="majorBidi"/>
-          <w:color w:val="373D3F"/>
-          <w:kern w:val="0"/>
-          <w:sz w:val="20"/>
-          <w:szCs w:val="20"/>
-          <w:lang w:eastAsia="en-GB"/>
-          <w14:ligatures w14:val="none"/>
-        </w:rPr>
-        <w:t>: </w:t>
-      </w:r>
-      <w:r>
-        <w:rPr>
-          <w:rFonts w:asciiTheme="majorBidi" w:eastAsia="Times New Roman" w:hAnsiTheme="majorBidi" w:cstheme="majorBidi"/>
-          <w:color w:val="0000FF"/>
-          <w:kern w:val="0"/>
-          <w:sz w:val="20"/>
-          <w:szCs w:val="20"/>
-          <w:lang w:eastAsia="en-GB"/>
-          <w14:ligatures w14:val="none"/>
-        </w:rPr>
-        <w:t xml:space="preserve">«Additional requirements as </w:t>
-      </w:r>
-      <w:proofErr w:type="gramStart"/>
-      <w:r>
-        <w:rPr>
-          <w:rFonts w:asciiTheme="majorBidi" w:eastAsia="Times New Roman" w:hAnsiTheme="majorBidi" w:cstheme="majorBidi"/>
-          <w:color w:val="0000FF"/>
-          <w:kern w:val="0"/>
-          <w:sz w:val="20"/>
-          <w:szCs w:val="20"/>
-          <w:lang w:eastAsia="en-GB"/>
-          <w14:ligatures w14:val="none"/>
-        </w:rPr>
-        <w:t>needed.»</w:t>
-      </w:r>
-      <w:proofErr w:type="gramEnd"/>
-    </w:p>
-    <w:p>
-      <w:pPr>
-        <w:shd w:val="clear" w:color="auto" w:fill="FFFFFF"/>
-        <w:spacing w:before="240" w:after="0" w:line="240" w:lineRule="auto"/>
-        <w:jc w:val="both"/>
-        <w:rPr>
-          <w:rFonts w:asciiTheme="majorBidi" w:eastAsia="Times New Roman" w:hAnsiTheme="majorBidi" w:cstheme="majorBidi"/>
-          <w:color w:val="373D3F"/>
-          <w:kern w:val="0"/>
-          <w:sz w:val="20"/>
-          <w:szCs w:val="20"/>
-          <w:lang w:eastAsia="en-GB"/>
-          <w14:ligatures w14:val="none"/>
-        </w:rPr>
-      </w:pPr>
-      <w:r>
-        <w:rPr>
-          <w:rFonts w:asciiTheme="majorBidi" w:eastAsia="Times New Roman" w:hAnsiTheme="majorBidi" w:cstheme="majorBidi"/>
-          <w:b/>
-          <w:bCs/>
-          <w:color w:val="373D3F"/>
-          <w:kern w:val="0"/>
-          <w:sz w:val="20"/>
-          <w:szCs w:val="20"/>
-          <w:lang w:eastAsia="en-GB"/>
-          <w14:ligatures w14:val="none"/>
-        </w:rPr>
-        <w:t>5.</w:t>
-      </w:r>
-      <w:r>
-        <w:rPr>
-          <w:rFonts w:asciiTheme="majorBidi" w:eastAsia="Times New Roman" w:hAnsiTheme="majorBidi" w:cstheme="majorBidi"/>
-          <w:b/>
-          <w:bCs/>
-          <w:color w:val="0000FF"/>
-          <w:kern w:val="0"/>
-          <w:sz w:val="20"/>
-          <w:szCs w:val="20"/>
-          <w:lang w:eastAsia="en-GB"/>
-          <w14:ligatures w14:val="none"/>
-        </w:rPr>
         <w:t>«N»</w:t>
-      </w:r>
-      <w:r>
-        <w:rPr>
-          <w:rFonts w:asciiTheme="majorBidi" w:eastAsia="Times New Roman" w:hAnsiTheme="majorBidi" w:cstheme="majorBidi"/>
-          <w:b/>
-          <w:bCs/>
-          <w:color w:val="373D3F"/>
-          <w:kern w:val="0"/>
-          <w:sz w:val="20"/>
-          <w:szCs w:val="20"/>
-          <w:lang w:eastAsia="en-GB"/>
-          <w14:ligatures w14:val="none"/>
-        </w:rPr>
-        <w:t>. </w:t>
-      </w:r>
-      <w:r>
-        <w:rPr>
-          <w:rFonts w:asciiTheme="majorBidi" w:eastAsia="Times New Roman" w:hAnsiTheme="majorBidi" w:cstheme="majorBidi"/>
-          <w:b/>
-          <w:bCs/>
-          <w:color w:val="0000FF"/>
-          <w:kern w:val="0"/>
-          <w:sz w:val="20"/>
-          <w:szCs w:val="20"/>
-          <w:lang w:eastAsia="en-GB"/>
-          <w14:ligatures w14:val="none"/>
-        </w:rPr>
-        <w:t>«Additional feature blocks»</w:t>
-      </w:r>
-    </w:p>
-    <w:p>
-      <w:pPr>
-        <w:shd w:val="clear" w:color="auto" w:fill="FFFFFF"/>
-        <w:spacing w:before="240" w:after="0" w:line="240" w:lineRule="auto"/>
-        <w:jc w:val="both"/>
-        <w:rPr>
-          <w:rFonts w:asciiTheme="majorBidi" w:eastAsia="Times New Roman" w:hAnsiTheme="majorBidi" w:cstheme="majorBidi"/>
-          <w:color w:val="373D3F"/>
-          <w:kern w:val="0"/>
-          <w:sz w:val="20"/>
-          <w:szCs w:val="20"/>
-          <w:lang w:eastAsia="en-GB"/>
-          <w14:ligatures w14:val="none"/>
-        </w:rPr>
-      </w:pPr>
-      <w:r>
-        <w:rPr>
-          <w:rFonts w:asciiTheme="majorBidi" w:eastAsia="Times New Roman" w:hAnsiTheme="majorBidi" w:cstheme="majorBidi"/>
-          <w:b/>
-          <w:bCs/>
-          <w:color w:val="373D3F"/>
-          <w:kern w:val="0"/>
-          <w:sz w:val="20"/>
-          <w:szCs w:val="20"/>
-          <w:lang w:eastAsia="en-GB"/>
-          <w14:ligatures w14:val="none"/>
-        </w:rPr>
-        <w:t>6. Nonfunctional Requirements</w:t>
-      </w:r>
-    </w:p>
-    <w:p>
-      <w:pPr>
-        <w:shd w:val="clear" w:color="auto" w:fill="FFFFFF"/>
-        <w:spacing w:before="240" w:after="0" w:line="240" w:lineRule="auto"/>
-        <w:jc w:val="both"/>
-        <w:rPr>
-          <w:rFonts w:asciiTheme="majorBidi" w:eastAsia="Times New Roman" w:hAnsiTheme="majorBidi" w:cstheme="majorBidi"/>
-          <w:color w:val="373D3F"/>
-          <w:kern w:val="0"/>
-          <w:sz w:val="20"/>
-          <w:szCs w:val="20"/>
-          <w:lang w:eastAsia="en-GB"/>
-          <w14:ligatures w14:val="none"/>
-        </w:rPr>
-      </w:pPr>
-      <w:r>
-        <w:rPr>
-          <w:rFonts w:asciiTheme="majorBidi" w:eastAsia="Times New Roman" w:hAnsiTheme="majorBidi" w:cstheme="majorBidi"/>
-          <w:b/>
-          <w:bCs/>
-          <w:color w:val="373D3F"/>
-          <w:kern w:val="0"/>
-          <w:sz w:val="20"/>
-          <w:szCs w:val="20"/>
-          <w:lang w:eastAsia="en-GB"/>
-          <w14:ligatures w14:val="none"/>
-        </w:rPr>
-        <w:t>6.1. Performance  </w:t>
-      </w:r>
-    </w:p>
-    <w:p>
-      <w:pPr>
-        <w:shd w:val="clear" w:color="auto" w:fill="FFFFFF"/>
-        <w:spacing w:before="240" w:after="0" w:line="240" w:lineRule="auto"/>
-        <w:jc w:val="both"/>
-        <w:rPr>
-          <w:rFonts w:asciiTheme="majorBidi" w:eastAsia="Times New Roman" w:hAnsiTheme="majorBidi" w:cstheme="majorBidi"/>
-          <w:color w:val="373D3F"/>
-          <w:kern w:val="0"/>
-          <w:sz w:val="20"/>
-          <w:szCs w:val="20"/>
-          <w:lang w:eastAsia="en-GB"/>
-          <w14:ligatures w14:val="none"/>
-        </w:rPr>
-      </w:pPr>
-      <w:r>
-        <w:rPr>
-          <w:rFonts w:asciiTheme="majorBidi" w:eastAsia="Times New Roman" w:hAnsiTheme="majorBidi" w:cstheme="majorBidi"/>
-          <w:color w:val="373D3F"/>
-          <w:kern w:val="0"/>
-          <w:sz w:val="20"/>
-          <w:szCs w:val="20"/>
-          <w:lang w:eastAsia="en-GB"/>
-          <w14:ligatures w14:val="none"/>
-        </w:rPr>
-        <w:t>NF-1.1: </w:t>
-      </w:r>
-      <w:r>
-        <w:rPr>
-          <w:rFonts w:asciiTheme="majorBidi" w:eastAsia="Times New Roman" w:hAnsiTheme="majorBidi" w:cstheme="majorBidi"/>
-          <w:color w:val="0000FF"/>
-          <w:kern w:val="0"/>
-          <w:sz w:val="20"/>
-          <w:szCs w:val="20"/>
-          <w:lang w:eastAsia="en-GB"/>
-          <w14:ligatures w14:val="none"/>
-        </w:rPr>
-        <w:t>«Any performance-related issue»</w:t>
-      </w:r>
-    </w:p>
-    <w:p>
-      <w:pPr>
-        <w:shd w:val="clear" w:color="auto" w:fill="FFFFFF"/>
-        <w:spacing w:before="240" w:after="0" w:line="240" w:lineRule="auto"/>
-        <w:jc w:val="both"/>
-        <w:rPr>
-          <w:rFonts w:asciiTheme="majorBidi" w:eastAsia="Times New Roman" w:hAnsiTheme="majorBidi" w:cstheme="majorBidi"/>
-          <w:color w:val="373D3F"/>
-          <w:kern w:val="0"/>
-          <w:sz w:val="20"/>
-          <w:szCs w:val="20"/>
-          <w:lang w:eastAsia="en-GB"/>
-          <w14:ligatures w14:val="none"/>
-        </w:rPr>
-      </w:pPr>
-      <w:r>
-        <w:rPr>
-          <w:rFonts w:asciiTheme="majorBidi" w:eastAsia="Times New Roman" w:hAnsiTheme="majorBidi" w:cstheme="majorBidi"/>
-          <w:color w:val="373D3F"/>
-          <w:kern w:val="0"/>
-          <w:sz w:val="20"/>
-          <w:szCs w:val="20"/>
-          <w:lang w:eastAsia="en-GB"/>
-          <w14:ligatures w14:val="none"/>
-        </w:rPr>
-        <w:lastRenderedPageBreak/>
-        <w:t>NF-</w:t>
-      </w:r>
-      <w:proofErr w:type="gramStart"/>
-      <w:r>
-        <w:rPr>
-          <w:rFonts w:asciiTheme="majorBidi" w:eastAsia="Times New Roman" w:hAnsiTheme="majorBidi" w:cstheme="majorBidi"/>
-          <w:color w:val="373D3F"/>
-          <w:kern w:val="0"/>
-          <w:sz w:val="20"/>
-          <w:szCs w:val="20"/>
-          <w:lang w:eastAsia="en-GB"/>
-          <w14:ligatures w14:val="none"/>
-        </w:rPr>
-        <w:t>1.</w:t>
-      </w:r>
-      <w:r>
-        <w:rPr>
-          <w:rFonts w:asciiTheme="majorBidi" w:eastAsia="Times New Roman" w:hAnsiTheme="majorBidi" w:cstheme="majorBidi"/>
-          <w:color w:val="0000FF"/>
-          <w:kern w:val="0"/>
-          <w:sz w:val="20"/>
-          <w:szCs w:val="20"/>
-          <w:lang w:eastAsia="en-GB"/>
-          <w14:ligatures w14:val="none"/>
-        </w:rPr>
-        <w:t>«</w:t>
-      </w:r>
-      <w:proofErr w:type="gramEnd"/>
-      <w:r>
-        <w:rPr>
-          <w:rFonts w:asciiTheme="majorBidi" w:eastAsia="Times New Roman" w:hAnsiTheme="majorBidi" w:cstheme="majorBidi"/>
-          <w:color w:val="0000FF"/>
-          <w:kern w:val="0"/>
-          <w:sz w:val="20"/>
-          <w:szCs w:val="20"/>
-          <w:lang w:eastAsia="en-GB"/>
-          <w14:ligatures w14:val="none"/>
-        </w:rPr>
-        <w:t>N»</w:t>
-      </w:r>
-      <w:r>
-        <w:rPr>
-          <w:rFonts w:asciiTheme="majorBidi" w:eastAsia="Times New Roman" w:hAnsiTheme="majorBidi" w:cstheme="majorBidi"/>
-          <w:color w:val="373D3F"/>
-          <w:kern w:val="0"/>
-          <w:sz w:val="20"/>
-          <w:szCs w:val="20"/>
-          <w:lang w:eastAsia="en-GB"/>
-          <w14:ligatures w14:val="none"/>
-        </w:rPr>
-        <w:t>: </w:t>
-      </w:r>
-      <w:r>
-        <w:rPr>
-          <w:rFonts w:asciiTheme="majorBidi" w:eastAsia="Times New Roman" w:hAnsiTheme="majorBidi" w:cstheme="majorBidi"/>
-          <w:color w:val="0000FF"/>
-          <w:kern w:val="0"/>
-          <w:sz w:val="20"/>
-          <w:szCs w:val="20"/>
-          <w:lang w:eastAsia="en-GB"/>
-          <w14:ligatures w14:val="none"/>
-        </w:rPr>
-        <w:t>«Any performance-related issue»</w:t>
-      </w:r>
-    </w:p>
-    <w:p>
-      <w:pPr>
-        <w:shd w:val="clear" w:color="auto" w:fill="FFFFFF"/>
-        <w:spacing w:before="240" w:after="0" w:line="240" w:lineRule="auto"/>
-        <w:jc w:val="both"/>
-        <w:rPr>
-          <w:rFonts w:asciiTheme="majorBidi" w:eastAsia="Times New Roman" w:hAnsiTheme="majorBidi" w:cstheme="majorBidi"/>
-          <w:color w:val="373D3F"/>
-          <w:kern w:val="0"/>
-          <w:sz w:val="20"/>
-          <w:szCs w:val="20"/>
-          <w:lang w:eastAsia="en-GB"/>
-          <w14:ligatures w14:val="none"/>
-        </w:rPr>
-      </w:pPr>
-      <w:r>
-        <w:rPr>
-          <w:rFonts w:asciiTheme="majorBidi" w:eastAsia="Times New Roman" w:hAnsiTheme="majorBidi" w:cstheme="majorBidi"/>
-          <w:b/>
-          <w:bCs/>
-          <w:color w:val="373D3F"/>
-          <w:kern w:val="0"/>
-          <w:sz w:val="20"/>
-          <w:szCs w:val="20"/>
-          <w:lang w:eastAsia="en-GB"/>
-          <w14:ligatures w14:val="none"/>
-        </w:rPr>
-        <w:t>6.2. Security  </w:t>
-      </w:r>
-    </w:p>
-    <w:p>
-      <w:pPr>
-        <w:shd w:val="clear" w:color="auto" w:fill="FFFFFF"/>
-        <w:spacing w:before="240" w:after="0" w:line="240" w:lineRule="auto"/>
-        <w:jc w:val="both"/>
-        <w:rPr>
-          <w:rFonts w:asciiTheme="majorBidi" w:eastAsia="Times New Roman" w:hAnsiTheme="majorBidi" w:cstheme="majorBidi"/>
-          <w:color w:val="373D3F"/>
-          <w:kern w:val="0"/>
-          <w:sz w:val="20"/>
-          <w:szCs w:val="20"/>
-          <w:lang w:eastAsia="en-GB"/>
-          <w14:ligatures w14:val="none"/>
-        </w:rPr>
-      </w:pPr>
-      <w:r>
-        <w:rPr>
-          <w:rFonts w:asciiTheme="majorBidi" w:eastAsia="Times New Roman" w:hAnsiTheme="majorBidi" w:cstheme="majorBidi"/>
-          <w:color w:val="373D3F"/>
-          <w:kern w:val="0"/>
-          <w:sz w:val="20"/>
-          <w:szCs w:val="20"/>
-          <w:lang w:eastAsia="en-GB"/>
-          <w14:ligatures w14:val="none"/>
-        </w:rPr>
-        <w:t>NF-2.1: </w:t>
-      </w:r>
-      <w:r>
-        <w:rPr>
-          <w:rFonts w:asciiTheme="majorBidi" w:eastAsia="Times New Roman" w:hAnsiTheme="majorBidi" w:cstheme="majorBidi"/>
-          <w:color w:val="0000FF"/>
-          <w:kern w:val="0"/>
-          <w:sz w:val="20"/>
-          <w:szCs w:val="20"/>
-          <w:lang w:eastAsia="en-GB"/>
-          <w14:ligatures w14:val="none"/>
-        </w:rPr>
-        <w:t>«Any security-related issue»</w:t>
-      </w:r>
-    </w:p>
-    <w:p>
-      <w:pPr>
-        <w:shd w:val="clear" w:color="auto" w:fill="FFFFFF"/>
-        <w:spacing w:before="240" w:after="0" w:line="240" w:lineRule="auto"/>
-        <w:jc w:val="both"/>
-        <w:rPr>
-          <w:rFonts w:asciiTheme="majorBidi" w:eastAsia="Times New Roman" w:hAnsiTheme="majorBidi" w:cstheme="majorBidi"/>
-          <w:color w:val="373D3F"/>
-          <w:kern w:val="0"/>
-          <w:sz w:val="20"/>
-          <w:szCs w:val="20"/>
-          <w:lang w:eastAsia="en-GB"/>
-          <w14:ligatures w14:val="none"/>
-        </w:rPr>
-      </w:pPr>
-      <w:r>
-        <w:rPr>
-          <w:rFonts w:asciiTheme="majorBidi" w:eastAsia="Times New Roman" w:hAnsiTheme="majorBidi" w:cstheme="majorBidi"/>
-          <w:color w:val="373D3F"/>
-          <w:kern w:val="0"/>
-          <w:sz w:val="20"/>
-          <w:szCs w:val="20"/>
-          <w:lang w:eastAsia="en-GB"/>
-          <w14:ligatures w14:val="none"/>
-        </w:rPr>
-        <w:t>NF-</w:t>
-      </w:r>
-      <w:proofErr w:type="gramStart"/>
-      <w:r>
-        <w:rPr>
-          <w:rFonts w:asciiTheme="majorBidi" w:eastAsia="Times New Roman" w:hAnsiTheme="majorBidi" w:cstheme="majorBidi"/>
-          <w:color w:val="373D3F"/>
-          <w:kern w:val="0"/>
-          <w:sz w:val="20"/>
-          <w:szCs w:val="20"/>
-          <w:lang w:eastAsia="en-GB"/>
-          <w14:ligatures w14:val="none"/>
-        </w:rPr>
-        <w:t>2.</w:t>
-      </w:r>
-      <w:r>
-        <w:rPr>
-          <w:rFonts w:asciiTheme="majorBidi" w:eastAsia="Times New Roman" w:hAnsiTheme="majorBidi" w:cstheme="majorBidi"/>
-          <w:color w:val="0000FF"/>
-          <w:kern w:val="0"/>
-          <w:sz w:val="20"/>
-          <w:szCs w:val="20"/>
-          <w:lang w:eastAsia="en-GB"/>
-          <w14:ligatures w14:val="none"/>
-        </w:rPr>
-        <w:t>«</w:t>
-      </w:r>
-      <w:proofErr w:type="gramEnd"/>
-      <w:r>
-        <w:rPr>
-          <w:rFonts w:asciiTheme="majorBidi" w:eastAsia="Times New Roman" w:hAnsiTheme="majorBidi" w:cstheme="majorBidi"/>
-          <w:color w:val="0000FF"/>
-          <w:kern w:val="0"/>
-          <w:sz w:val="20"/>
-          <w:szCs w:val="20"/>
-          <w:lang w:eastAsia="en-GB"/>
-          <w14:ligatures w14:val="none"/>
-        </w:rPr>
-        <w:t>N»</w:t>
       </w:r>
       <w:r>
         <w:rPr>
